--- a/test-safety-output.docx
+++ b/test-safety-output.docx
@@ -562,7 +562,7 @@
           <w:color w:val="000000"/>
           <w:lang w:val="ru-RU"/>
         </w:rPr>
-        <w:t xml:space="preserve"> №1</w:t>
+        <w:t xml:space="preserve"> №10</w:t>
       </w:r>
       <w:r>
         <w:rPr>
@@ -978,7 +978,7 @@
           <w:u w:val="single"/>
           <w:lang w:val="ru-RU"/>
         </w:rPr>
-        <w:t xml:space="preserve">1. Административно – управленческий персонал, 2. Производственный персонал</w:t>
+        <w:t xml:space="preserve">1. Раздел 1, 2. Раздел 2, 3. Раздел 3, 4. Раздел 4, 5. Раздел 5, 6. Раздел 6, 7. Раздел 7, 8. Раздел 8, 9. Раздел 9, 10. Раздел 10</w:t>
       </w:r>
     </w:p>
     <w:bookmarkEnd w:id="2"/>
@@ -2269,52 +2269,7 @@
                 <w:b/>
                 <w:color w:val="000000"/>
               </w:rPr>
-              <w:t xml:space="preserve">1. </w:t>
-            </w:r>
-            <w:proofErr w:type="spellStart"/>
-            <w:r>
-              <w:rPr>
-                <w:rFonts w:ascii="Times New Roman" w:eastAsia="Times New Roman" w:hAnsi="Times New Roman" w:cs="Times New Roman"/>
-                <w:b/>
-                <w:color w:val="000000"/>
-              </w:rPr>
-              <w:t>Административно</w:t>
-            </w:r>
-            <w:proofErr w:type="spellEnd"/>
-            <w:r>
-              <w:rPr>
-                <w:rFonts w:ascii="Times New Roman" w:eastAsia="Times New Roman" w:hAnsi="Times New Roman" w:cs="Times New Roman"/>
-                <w:b/>
-                <w:color w:val="000000"/>
-              </w:rPr>
-              <w:t xml:space="preserve"> – </w:t>
-            </w:r>
-            <w:proofErr w:type="spellStart"/>
-            <w:r>
-              <w:rPr>
-                <w:rFonts w:ascii="Times New Roman" w:eastAsia="Times New Roman" w:hAnsi="Times New Roman" w:cs="Times New Roman"/>
-                <w:b/>
-                <w:color w:val="000000"/>
-              </w:rPr>
-              <w:t>управленческий</w:t>
-            </w:r>
-            <w:proofErr w:type="spellEnd"/>
-            <w:r>
-              <w:rPr>
-                <w:rFonts w:ascii="Times New Roman" w:eastAsia="Times New Roman" w:hAnsi="Times New Roman" w:cs="Times New Roman"/>
-                <w:b/>
-                <w:color w:val="000000"/>
-              </w:rPr>
-              <w:t xml:space="preserve"> </w:t>
-            </w:r>
-            <w:r>
-              <w:rPr>
-                <w:rFonts w:ascii="Times New Roman" w:eastAsia="Times New Roman" w:hAnsi="Times New Roman" w:cs="Times New Roman"/>
-                <w:b/>
-                <w:color w:val="000000"/>
-                <w:lang w:val="ru-RU"/>
-              </w:rPr>
-              <w:t>персонал</w:t>
+              <w:t xml:space="preserve">1. Раздел 1</w:t>
             </w:r>
           </w:p>
         </w:tc>
@@ -2381,7 +2336,7 @@
                 <w:color w:val="000000"/>
                 <w:sz w:val="24"/>
               </w:rPr>
-              <w:t xml:space="preserve">Директор</w:t>
+              <w:t xml:space="preserve">Должность 1.1</w:t>
             </w:r>
           </w:p>
         </w:tc>
@@ -2740,7 +2695,7 @@
                 <w:rFonts w:ascii="Times New Roman" w:hAnsi="Times New Roman" w:cs="Times New Roman"/>
                 <w:lang w:val="ru-RU"/>
               </w:rPr>
-              <w:t xml:space="preserve">01 001 002</w:t>
+              <w:t xml:space="preserve">01 002 002</w:t>
             </w:r>
           </w:p>
         </w:tc>
@@ -2771,7 +2726,7 @@
                 <w:color w:val="000000"/>
                 <w:sz w:val="24"/>
               </w:rPr>
-              <w:t xml:space="preserve">Управляющий производством</w:t>
+              <w:t xml:space="preserve">Должность 1.2</w:t>
             </w:r>
           </w:p>
         </w:tc>
@@ -3101,6 +3056,48 @@
       </w:tr>
       <w:tr>
         <w:trPr>
+          <w:trHeight w:val="30"/>
+          <w:jc w:val="center"/>
+        </w:trPr>
+        <w:tc>
+          <w:tcPr>
+            <w:tcW w:w="9781" w:type="dxa"/>
+            <w:gridSpan w:val="7"/>
+            <w:tcMar>
+              <w:top w:w="15" w:type="dxa"/>
+              <w:left w:w="15" w:type="dxa"/>
+              <w:bottom w:w="15" w:type="dxa"/>
+              <w:right w:w="15" w:type="dxa"/>
+            </w:tcMar>
+            <w:vAlign w:val="center"/>
+          </w:tcPr>
+          <w:p>
+            <w:pPr>
+              <w:spacing w:after="20"/>
+              <w:ind w:left="20"/>
+              <w:jc w:val="center"/>
+              <w:rPr>
+                <w:rFonts w:ascii="Times New Roman" w:hAnsi="Times New Roman" w:cs="Times New Roman"/>
+                <w:b/>
+                <w:color w:val="000000"/>
+                <w:sz w:val="16"/>
+                <w:szCs w:val="16"/>
+                <w:lang w:val="ru-RU"/>
+              </w:rPr>
+            </w:pPr>
+            <w:r>
+              <w:rPr>
+                <w:rFonts w:ascii="Times New Roman" w:eastAsia="Times New Roman" w:hAnsi="Times New Roman" w:cs="Times New Roman"/>
+                <w:b/>
+                <w:color w:val="000000"/>
+              </w:rPr>
+              <w:t xml:space="preserve">2. Раздел 2</w:t>
+            </w:r>
+          </w:p>
+        </w:tc>
+      </w:tr>
+      <w:tr>
+        <w:trPr>
           <w:trHeight w:val="656"/>
           <w:jc w:val="center"/>
         </w:trPr>
@@ -3130,7 +3127,7 @@
                 <w:rFonts w:ascii="Times New Roman" w:hAnsi="Times New Roman" w:cs="Times New Roman"/>
                 <w:lang w:val="ru-RU"/>
               </w:rPr>
-              <w:t xml:space="preserve">01 001 003</w:t>
+              <w:t xml:space="preserve">02 001 001</w:t>
             </w:r>
           </w:p>
         </w:tc>
@@ -3161,7 +3158,7 @@
                 <w:color w:val="000000"/>
                 <w:sz w:val="24"/>
               </w:rPr>
-              <w:t xml:space="preserve">Бухгалтер</w:t>
+              <w:t xml:space="preserve">Должность 2.1</w:t>
             </w:r>
           </w:p>
         </w:tc>
@@ -3520,7 +3517,7 @@
                 <w:rFonts w:ascii="Times New Roman" w:hAnsi="Times New Roman" w:cs="Times New Roman"/>
                 <w:lang w:val="ru-RU"/>
               </w:rPr>
-              <w:t xml:space="preserve">01 001 004</w:t>
+              <w:t xml:space="preserve">02 002 002</w:t>
             </w:r>
           </w:p>
         </w:tc>
@@ -3551,7 +3548,7 @@
                 <w:color w:val="000000"/>
                 <w:sz w:val="24"/>
               </w:rPr>
-              <w:t xml:space="preserve">Коммерческий директор</w:t>
+              <w:t xml:space="preserve">Должность 2.2</w:t>
             </w:r>
           </w:p>
         </w:tc>
@@ -3881,6 +3878,48 @@
       </w:tr>
       <w:tr>
         <w:trPr>
+          <w:trHeight w:val="30"/>
+          <w:jc w:val="center"/>
+        </w:trPr>
+        <w:tc>
+          <w:tcPr>
+            <w:tcW w:w="9781" w:type="dxa"/>
+            <w:gridSpan w:val="7"/>
+            <w:tcMar>
+              <w:top w:w="15" w:type="dxa"/>
+              <w:left w:w="15" w:type="dxa"/>
+              <w:bottom w:w="15" w:type="dxa"/>
+              <w:right w:w="15" w:type="dxa"/>
+            </w:tcMar>
+            <w:vAlign w:val="center"/>
+          </w:tcPr>
+          <w:p>
+            <w:pPr>
+              <w:spacing w:after="20"/>
+              <w:ind w:left="20"/>
+              <w:jc w:val="center"/>
+              <w:rPr>
+                <w:rFonts w:ascii="Times New Roman" w:hAnsi="Times New Roman" w:cs="Times New Roman"/>
+                <w:b/>
+                <w:color w:val="000000"/>
+                <w:sz w:val="16"/>
+                <w:szCs w:val="16"/>
+                <w:lang w:val="ru-RU"/>
+              </w:rPr>
+            </w:pPr>
+            <w:r>
+              <w:rPr>
+                <w:rFonts w:ascii="Times New Roman" w:eastAsia="Times New Roman" w:hAnsi="Times New Roman" w:cs="Times New Roman"/>
+                <w:b/>
+                <w:color w:val="000000"/>
+              </w:rPr>
+              <w:t xml:space="preserve">3. Раздел 3</w:t>
+            </w:r>
+          </w:p>
+        </w:tc>
+      </w:tr>
+      <w:tr>
+        <w:trPr>
           <w:trHeight w:val="656"/>
           <w:jc w:val="center"/>
         </w:trPr>
@@ -3910,7 +3949,7 @@
                 <w:rFonts w:ascii="Times New Roman" w:hAnsi="Times New Roman" w:cs="Times New Roman"/>
                 <w:lang w:val="ru-RU"/>
               </w:rPr>
-              <w:t xml:space="preserve">01 001 005</w:t>
+              <w:t xml:space="preserve">03 001 001</w:t>
             </w:r>
           </w:p>
         </w:tc>
@@ -3941,7 +3980,7 @@
                 <w:color w:val="000000"/>
                 <w:sz w:val="24"/>
               </w:rPr>
-              <w:t xml:space="preserve">Технический директор</w:t>
+              <w:t xml:space="preserve">Должность 3.1</w:t>
             </w:r>
           </w:p>
         </w:tc>
@@ -4300,7 +4339,7 @@
                 <w:rFonts w:ascii="Times New Roman" w:hAnsi="Times New Roman" w:cs="Times New Roman"/>
                 <w:lang w:val="ru-RU"/>
               </w:rPr>
-              <w:t xml:space="preserve">01 001 006</w:t>
+              <w:t xml:space="preserve">03 002 002</w:t>
             </w:r>
           </w:p>
         </w:tc>
@@ -4331,7 +4370,7 @@
                 <w:color w:val="000000"/>
                 <w:sz w:val="24"/>
               </w:rPr>
-              <w:t xml:space="preserve">Менеджер по продажам</w:t>
+              <w:t xml:space="preserve">Должность 3.2</w:t>
             </w:r>
           </w:p>
         </w:tc>
@@ -4661,6 +4700,48 @@
       </w:tr>
       <w:tr>
         <w:trPr>
+          <w:trHeight w:val="30"/>
+          <w:jc w:val="center"/>
+        </w:trPr>
+        <w:tc>
+          <w:tcPr>
+            <w:tcW w:w="9781" w:type="dxa"/>
+            <w:gridSpan w:val="7"/>
+            <w:tcMar>
+              <w:top w:w="15" w:type="dxa"/>
+              <w:left w:w="15" w:type="dxa"/>
+              <w:bottom w:w="15" w:type="dxa"/>
+              <w:right w:w="15" w:type="dxa"/>
+            </w:tcMar>
+            <w:vAlign w:val="center"/>
+          </w:tcPr>
+          <w:p>
+            <w:pPr>
+              <w:spacing w:after="20"/>
+              <w:ind w:left="20"/>
+              <w:jc w:val="center"/>
+              <w:rPr>
+                <w:rFonts w:ascii="Times New Roman" w:hAnsi="Times New Roman" w:cs="Times New Roman"/>
+                <w:b/>
+                <w:color w:val="000000"/>
+                <w:sz w:val="16"/>
+                <w:szCs w:val="16"/>
+                <w:lang w:val="ru-RU"/>
+              </w:rPr>
+            </w:pPr>
+            <w:r>
+              <w:rPr>
+                <w:rFonts w:ascii="Times New Roman" w:eastAsia="Times New Roman" w:hAnsi="Times New Roman" w:cs="Times New Roman"/>
+                <w:b/>
+                <w:color w:val="000000"/>
+              </w:rPr>
+              <w:t xml:space="preserve">4. Раздел 4</w:t>
+            </w:r>
+          </w:p>
+        </w:tc>
+      </w:tr>
+      <w:tr>
+        <w:trPr>
           <w:trHeight w:val="656"/>
           <w:jc w:val="center"/>
         </w:trPr>
@@ -4690,7 +4771,7 @@
                 <w:rFonts w:ascii="Times New Roman" w:hAnsi="Times New Roman" w:cs="Times New Roman"/>
                 <w:lang w:val="ru-RU"/>
               </w:rPr>
-              <w:t xml:space="preserve">01 001 007</w:t>
+              <w:t xml:space="preserve">04 001 001</w:t>
             </w:r>
           </w:p>
         </w:tc>
@@ -4721,7 +4802,7 @@
                 <w:color w:val="000000"/>
                 <w:sz w:val="24"/>
               </w:rPr>
-              <w:t xml:space="preserve">Менеджер по продажам</w:t>
+              <w:t xml:space="preserve">Должность 4.1</w:t>
             </w:r>
           </w:p>
         </w:tc>
@@ -5080,7 +5161,7 @@
                 <w:rFonts w:ascii="Times New Roman" w:hAnsi="Times New Roman" w:cs="Times New Roman"/>
                 <w:lang w:val="ru-RU"/>
               </w:rPr>
-              <w:t xml:space="preserve">01 001 008</w:t>
+              <w:t xml:space="preserve">04 002 002</w:t>
             </w:r>
           </w:p>
         </w:tc>
@@ -5111,7 +5192,7 @@
                 <w:color w:val="000000"/>
                 <w:sz w:val="24"/>
               </w:rPr>
-              <w:t xml:space="preserve">Менеджер по снабжению</w:t>
+              <w:t xml:space="preserve">Должность 4.2</w:t>
             </w:r>
           </w:p>
         </w:tc>
@@ -5441,6 +5522,48 @@
       </w:tr>
       <w:tr>
         <w:trPr>
+          <w:trHeight w:val="30"/>
+          <w:jc w:val="center"/>
+        </w:trPr>
+        <w:tc>
+          <w:tcPr>
+            <w:tcW w:w="9781" w:type="dxa"/>
+            <w:gridSpan w:val="7"/>
+            <w:tcMar>
+              <w:top w:w="15" w:type="dxa"/>
+              <w:left w:w="15" w:type="dxa"/>
+              <w:bottom w:w="15" w:type="dxa"/>
+              <w:right w:w="15" w:type="dxa"/>
+            </w:tcMar>
+            <w:vAlign w:val="center"/>
+          </w:tcPr>
+          <w:p>
+            <w:pPr>
+              <w:spacing w:after="20"/>
+              <w:ind w:left="20"/>
+              <w:jc w:val="center"/>
+              <w:rPr>
+                <w:rFonts w:ascii="Times New Roman" w:hAnsi="Times New Roman" w:cs="Times New Roman"/>
+                <w:b/>
+                <w:color w:val="000000"/>
+                <w:sz w:val="16"/>
+                <w:szCs w:val="16"/>
+                <w:lang w:val="ru-RU"/>
+              </w:rPr>
+            </w:pPr>
+            <w:r>
+              <w:rPr>
+                <w:rFonts w:ascii="Times New Roman" w:eastAsia="Times New Roman" w:hAnsi="Times New Roman" w:cs="Times New Roman"/>
+                <w:b/>
+                <w:color w:val="000000"/>
+              </w:rPr>
+              <w:t xml:space="preserve">5. Раздел 5</w:t>
+            </w:r>
+          </w:p>
+        </w:tc>
+      </w:tr>
+      <w:tr>
+        <w:trPr>
           <w:trHeight w:val="656"/>
           <w:jc w:val="center"/>
         </w:trPr>
@@ -5470,7 +5593,7 @@
                 <w:rFonts w:ascii="Times New Roman" w:hAnsi="Times New Roman" w:cs="Times New Roman"/>
                 <w:lang w:val="ru-RU"/>
               </w:rPr>
-              <w:t xml:space="preserve">01 001 009</w:t>
+              <w:t xml:space="preserve">05 001 001</w:t>
             </w:r>
           </w:p>
         </w:tc>
@@ -5501,7 +5624,7 @@
                 <w:color w:val="000000"/>
                 <w:sz w:val="24"/>
               </w:rPr>
-              <w:t xml:space="preserve">Главный механик</w:t>
+              <w:t xml:space="preserve">Должность 5.1</w:t>
             </w:r>
           </w:p>
         </w:tc>
@@ -5860,7 +5983,7 @@
                 <w:rFonts w:ascii="Times New Roman" w:hAnsi="Times New Roman" w:cs="Times New Roman"/>
                 <w:lang w:val="ru-RU"/>
               </w:rPr>
-              <w:t xml:space="preserve">01 001 010</w:t>
+              <w:t xml:space="preserve">05 002 002</w:t>
             </w:r>
           </w:p>
         </w:tc>
@@ -5891,7 +6014,7 @@
                 <w:color w:val="000000"/>
                 <w:sz w:val="24"/>
               </w:rPr>
-              <w:t xml:space="preserve">Главный энергетик</w:t>
+              <w:t xml:space="preserve">Должность 5.2</w:t>
             </w:r>
           </w:p>
         </w:tc>
@@ -6221,6 +6344,48 @@
       </w:tr>
       <w:tr>
         <w:trPr>
+          <w:trHeight w:val="30"/>
+          <w:jc w:val="center"/>
+        </w:trPr>
+        <w:tc>
+          <w:tcPr>
+            <w:tcW w:w="9781" w:type="dxa"/>
+            <w:gridSpan w:val="7"/>
+            <w:tcMar>
+              <w:top w:w="15" w:type="dxa"/>
+              <w:left w:w="15" w:type="dxa"/>
+              <w:bottom w:w="15" w:type="dxa"/>
+              <w:right w:w="15" w:type="dxa"/>
+            </w:tcMar>
+            <w:vAlign w:val="center"/>
+          </w:tcPr>
+          <w:p>
+            <w:pPr>
+              <w:spacing w:after="20"/>
+              <w:ind w:left="20"/>
+              <w:jc w:val="center"/>
+              <w:rPr>
+                <w:rFonts w:ascii="Times New Roman" w:hAnsi="Times New Roman" w:cs="Times New Roman"/>
+                <w:b/>
+                <w:color w:val="000000"/>
+                <w:sz w:val="16"/>
+                <w:szCs w:val="16"/>
+                <w:lang w:val="ru-RU"/>
+              </w:rPr>
+            </w:pPr>
+            <w:r>
+              <w:rPr>
+                <w:rFonts w:ascii="Times New Roman" w:eastAsia="Times New Roman" w:hAnsi="Times New Roman" w:cs="Times New Roman"/>
+                <w:b/>
+                <w:color w:val="000000"/>
+              </w:rPr>
+              <w:t xml:space="preserve">6. Раздел 6</w:t>
+            </w:r>
+          </w:p>
+        </w:tc>
+      </w:tr>
+      <w:tr>
+        <w:trPr>
           <w:trHeight w:val="656"/>
           <w:jc w:val="center"/>
         </w:trPr>
@@ -6250,7 +6415,7 @@
                 <w:rFonts w:ascii="Times New Roman" w:hAnsi="Times New Roman" w:cs="Times New Roman"/>
                 <w:lang w:val="ru-RU"/>
               </w:rPr>
-              <w:t xml:space="preserve">01 001 011</w:t>
+              <w:t xml:space="preserve">06 001 001</w:t>
             </w:r>
           </w:p>
         </w:tc>
@@ -6281,7 +6446,7 @@
                 <w:color w:val="000000"/>
                 <w:sz w:val="24"/>
               </w:rPr>
-              <w:t xml:space="preserve">Специалист по кадровым вопросам</w:t>
+              <w:t xml:space="preserve">Должность 6.1</w:t>
             </w:r>
           </w:p>
         </w:tc>
@@ -6640,7 +6805,7 @@
                 <w:rFonts w:ascii="Times New Roman" w:hAnsi="Times New Roman" w:cs="Times New Roman"/>
                 <w:lang w:val="ru-RU"/>
               </w:rPr>
-              <w:t xml:space="preserve">01 001 012</w:t>
+              <w:t xml:space="preserve">06 002 002</w:t>
             </w:r>
           </w:p>
         </w:tc>
@@ -6671,7 +6836,7 @@
                 <w:color w:val="000000"/>
                 <w:sz w:val="24"/>
               </w:rPr>
-              <w:t xml:space="preserve">Начальник службы безопасности</w:t>
+              <w:t xml:space="preserve">Должность 6.2</w:t>
             </w:r>
           </w:p>
         </w:tc>
@@ -7001,6 +7166,48 @@
       </w:tr>
       <w:tr>
         <w:trPr>
+          <w:trHeight w:val="30"/>
+          <w:jc w:val="center"/>
+        </w:trPr>
+        <w:tc>
+          <w:tcPr>
+            <w:tcW w:w="9781" w:type="dxa"/>
+            <w:gridSpan w:val="7"/>
+            <w:tcMar>
+              <w:top w:w="15" w:type="dxa"/>
+              <w:left w:w="15" w:type="dxa"/>
+              <w:bottom w:w="15" w:type="dxa"/>
+              <w:right w:w="15" w:type="dxa"/>
+            </w:tcMar>
+            <w:vAlign w:val="center"/>
+          </w:tcPr>
+          <w:p>
+            <w:pPr>
+              <w:spacing w:after="20"/>
+              <w:ind w:left="20"/>
+              <w:jc w:val="center"/>
+              <w:rPr>
+                <w:rFonts w:ascii="Times New Roman" w:hAnsi="Times New Roman" w:cs="Times New Roman"/>
+                <w:b/>
+                <w:color w:val="000000"/>
+                <w:sz w:val="16"/>
+                <w:szCs w:val="16"/>
+                <w:lang w:val="ru-RU"/>
+              </w:rPr>
+            </w:pPr>
+            <w:r>
+              <w:rPr>
+                <w:rFonts w:ascii="Times New Roman" w:eastAsia="Times New Roman" w:hAnsi="Times New Roman" w:cs="Times New Roman"/>
+                <w:b/>
+                <w:color w:val="000000"/>
+              </w:rPr>
+              <w:t xml:space="preserve">7. Раздел 7</w:t>
+            </w:r>
+          </w:p>
+        </w:tc>
+      </w:tr>
+      <w:tr>
+        <w:trPr>
           <w:trHeight w:val="656"/>
           <w:jc w:val="center"/>
         </w:trPr>
@@ -7030,7 +7237,7 @@
                 <w:rFonts w:ascii="Times New Roman" w:hAnsi="Times New Roman" w:cs="Times New Roman"/>
                 <w:lang w:val="ru-RU"/>
               </w:rPr>
-              <w:t xml:space="preserve">01 001 013</w:t>
+              <w:t xml:space="preserve">07 001 001</w:t>
             </w:r>
           </w:p>
         </w:tc>
@@ -7061,7 +7268,7 @@
                 <w:color w:val="000000"/>
                 <w:sz w:val="24"/>
               </w:rPr>
-              <w:t xml:space="preserve">Специалист по безопасности и охране труда</w:t>
+              <w:t xml:space="preserve">Должность 7.1</w:t>
             </w:r>
           </w:p>
         </w:tc>
@@ -7420,7 +7627,7 @@
                 <w:rFonts w:ascii="Times New Roman" w:hAnsi="Times New Roman" w:cs="Times New Roman"/>
                 <w:lang w:val="ru-RU"/>
               </w:rPr>
-              <w:t xml:space="preserve">01 001 014</w:t>
+              <w:t xml:space="preserve">07 002 002</w:t>
             </w:r>
           </w:p>
         </w:tc>
@@ -7451,7 +7658,7 @@
                 <w:color w:val="000000"/>
                 <w:sz w:val="24"/>
               </w:rPr>
-              <w:t xml:space="preserve">Технолог оператор</w:t>
+              <w:t xml:space="preserve">Должность 7.2</w:t>
             </w:r>
           </w:p>
         </w:tc>
@@ -7781,7 +7988,7 @@
       </w:tr>
       <w:tr>
         <w:trPr>
-          <w:trHeight w:val="202"/>
+          <w:trHeight w:val="30"/>
           <w:jc w:val="center"/>
         </w:trPr>
         <w:tc>
@@ -7798,37 +8005,32 @@
           </w:tcPr>
           <w:p>
             <w:pPr>
-              <w:spacing w:after="0"/>
-              <w:jc w:val="center"/>
-              <w:rPr>
-                <w:rFonts w:ascii="Times New Roman" w:hAnsi="Times New Roman" w:cs="Times New Roman"/>
-                <w:lang w:val="ru-RU"/>
-              </w:rPr>
-            </w:pPr>
-            <w:r>
+              <w:spacing w:after="20"/>
+              <w:ind w:left="20"/>
+              <w:jc w:val="center"/>
               <w:rPr>
                 <w:rFonts w:ascii="Times New Roman" w:hAnsi="Times New Roman" w:cs="Times New Roman"/>
                 <w:b/>
-                <w:bCs/>
-                <w:lang w:val="ru-RU"/>
-              </w:rPr>
-              <w:t xml:space="preserve">2. </w:t>
-            </w:r>
-            <w:r>
-              <w:rPr>
-                <w:rFonts w:ascii="Times New Roman" w:hAnsi="Times New Roman" w:cs="Times New Roman"/>
+                <w:color w:val="000000"/>
+                <w:sz w:val="16"/>
+                <w:szCs w:val="16"/>
+                <w:lang w:val="ru-RU"/>
+              </w:rPr>
+            </w:pPr>
+            <w:r>
+              <w:rPr>
+                <w:rFonts w:ascii="Times New Roman" w:eastAsia="Times New Roman" w:hAnsi="Times New Roman" w:cs="Times New Roman"/>
                 <w:b/>
-                <w:bCs/>
-                <w:lang w:val="ru-RU"/>
-              </w:rPr>
-              <w:t>Производственный персонал</w:t>
+                <w:color w:val="000000"/>
+              </w:rPr>
+              <w:t xml:space="preserve">8. Раздел 8</w:t>
             </w:r>
           </w:p>
         </w:tc>
       </w:tr>
       <w:tr>
         <w:trPr>
-          <w:trHeight w:val="908"/>
+          <w:trHeight w:val="656"/>
           <w:jc w:val="center"/>
         </w:trPr>
         <w:tc>
@@ -7857,7 +8059,7 @@
                 <w:rFonts w:ascii="Times New Roman" w:hAnsi="Times New Roman" w:cs="Times New Roman"/>
                 <w:lang w:val="ru-RU"/>
               </w:rPr>
-              <w:t xml:space="preserve">01 002 015</w:t>
+              <w:t xml:space="preserve">08 001 001</w:t>
             </w:r>
           </w:p>
         </w:tc>
@@ -7884,12 +8086,11 @@
             </w:pPr>
             <w:r>
               <w:rPr>
-                <w:rFonts w:ascii="Times New Roman" w:hAnsi="Times New Roman"/>
+                <w:rFonts w:ascii="Times New Roman" w:eastAsia="Microsoft YaHei" w:hAnsi="Times New Roman" w:cs="Times New Roman"/>
                 <w:color w:val="000000"/>
                 <w:sz w:val="24"/>
-                <w:szCs w:val="24"/>
-              </w:rPr>
-              <w:t xml:space="preserve">Технолог оператор</w:t>
+              </w:rPr>
+              <w:t xml:space="preserve">Должность 8.1</w:t>
             </w:r>
           </w:p>
         </w:tc>
@@ -8045,7 +8246,7 @@
       </w:tr>
       <w:tr>
         <w:trPr>
-          <w:trHeight w:val="949"/>
+          <w:trHeight w:val="608"/>
           <w:jc w:val="center"/>
         </w:trPr>
         <w:tc>
@@ -8219,7 +8420,7 @@
       </w:tr>
       <w:tr>
         <w:trPr>
-          <w:trHeight w:val="908"/>
+          <w:trHeight w:val="656"/>
           <w:jc w:val="center"/>
         </w:trPr>
         <w:tc>
@@ -8248,7 +8449,7 @@
                 <w:rFonts w:ascii="Times New Roman" w:hAnsi="Times New Roman" w:cs="Times New Roman"/>
                 <w:lang w:val="ru-RU"/>
               </w:rPr>
-              <w:t xml:space="preserve">01 002 016</w:t>
+              <w:t xml:space="preserve">08 002 002</w:t>
             </w:r>
           </w:p>
         </w:tc>
@@ -8275,12 +8476,11 @@
             </w:pPr>
             <w:r>
               <w:rPr>
-                <w:rFonts w:ascii="Times New Roman" w:hAnsi="Times New Roman"/>
+                <w:rFonts w:ascii="Times New Roman" w:eastAsia="Microsoft YaHei" w:hAnsi="Times New Roman" w:cs="Times New Roman"/>
                 <w:color w:val="000000"/>
                 <w:sz w:val="24"/>
-                <w:szCs w:val="24"/>
-              </w:rPr>
-              <w:t xml:space="preserve">Бригадир ремонтно-строительной бригады</w:t>
+              </w:rPr>
+              <w:t xml:space="preserve">Должность 8.2</w:t>
             </w:r>
           </w:p>
         </w:tc>
@@ -8436,7 +8636,7 @@
       </w:tr>
       <w:tr>
         <w:trPr>
-          <w:trHeight w:val="949"/>
+          <w:trHeight w:val="608"/>
           <w:jc w:val="center"/>
         </w:trPr>
         <w:tc>
@@ -8610,253 +8810,146 @@
       </w:tr>
       <w:tr>
         <w:trPr>
-          <w:trHeight w:val="908"/>
+          <w:trHeight w:val="30"/>
           <w:jc w:val="center"/>
         </w:trPr>
         <w:tc>
           <w:tcPr>
-            <w:tcW w:w="1271" w:type="dxa"/>
-            <w:vMerge w:val="restart"/>
-            <w:tcMar>
-              <w:top w:w="15" w:type="dxa"/>
-              <w:left w:w="15" w:type="dxa"/>
-              <w:bottom w:w="15" w:type="dxa"/>
-              <w:right w:w="15" w:type="dxa"/>
-            </w:tcMar>
-            <w:vAlign w:val="center"/>
-          </w:tcPr>
-          <w:p>
-            <w:pPr>
-              <w:spacing w:after="0"/>
-              <w:jc w:val="center"/>
-              <w:rPr>
-                <w:rFonts w:ascii="Times New Roman" w:hAnsi="Times New Roman" w:cs="Times New Roman"/>
-                <w:lang w:val="ru-RU"/>
-              </w:rPr>
-            </w:pPr>
-            <w:r>
-              <w:rPr>
-                <w:rFonts w:ascii="Times New Roman" w:hAnsi="Times New Roman" w:cs="Times New Roman"/>
-                <w:lang w:val="ru-RU"/>
-              </w:rPr>
-              <w:t xml:space="preserve">01 002 017</w:t>
-            </w:r>
-          </w:p>
-        </w:tc>
-        <w:tc>
-          <w:tcPr>
-            <w:tcW w:w="1701" w:type="dxa"/>
-            <w:vMerge w:val="restart"/>
-            <w:tcMar>
-              <w:top w:w="15" w:type="dxa"/>
-              <w:left w:w="15" w:type="dxa"/>
-              <w:bottom w:w="15" w:type="dxa"/>
-              <w:right w:w="15" w:type="dxa"/>
-            </w:tcMar>
-            <w:vAlign w:val="center"/>
-          </w:tcPr>
-          <w:p>
-            <w:pPr>
-              <w:spacing w:after="0"/>
-              <w:jc w:val="center"/>
-              <w:rPr>
-                <w:rFonts w:ascii="Times New Roman" w:hAnsi="Times New Roman" w:cs="Times New Roman"/>
-                <w:lang w:val="ru-RU"/>
-              </w:rPr>
-            </w:pPr>
-            <w:r>
-              <w:rPr>
-                <w:rFonts w:ascii="Times New Roman" w:hAnsi="Times New Roman"/>
-                <w:color w:val="000000"/>
-                <w:sz w:val="24"/>
-                <w:szCs w:val="24"/>
-              </w:rPr>
-              <w:t xml:space="preserve">Бригадир технической бригады</w:t>
-            </w:r>
-          </w:p>
-        </w:tc>
-        <w:tc>
-          <w:tcPr>
-            <w:tcW w:w="992" w:type="dxa"/>
-            <w:vMerge w:val="restart"/>
-            <w:tcMar>
-              <w:top w:w="15" w:type="dxa"/>
-              <w:left w:w="15" w:type="dxa"/>
-              <w:bottom w:w="15" w:type="dxa"/>
-              <w:right w:w="15" w:type="dxa"/>
-            </w:tcMar>
-            <w:vAlign w:val="center"/>
-          </w:tcPr>
-          <w:p>
-            <w:pPr>
-              <w:spacing w:after="0"/>
-              <w:jc w:val="center"/>
-              <w:rPr>
-                <w:rFonts w:ascii="Times New Roman" w:hAnsi="Times New Roman" w:cs="Times New Roman"/>
-                <w:lang w:val="kk-KZ"/>
-              </w:rPr>
-            </w:pPr>
-            <w:r>
-              <w:rPr>
-                <w:rFonts w:ascii="Times New Roman" w:hAnsi="Times New Roman" w:cs="Times New Roman"/>
-                <w:lang w:val="kk-KZ"/>
-              </w:rPr>
-              <w:t xml:space="preserve">1</w:t>
-            </w:r>
-          </w:p>
-        </w:tc>
-        <w:tc>
-          <w:tcPr>
-            <w:tcW w:w="1560" w:type="dxa"/>
-            <w:vMerge w:val="restart"/>
-            <w:tcMar>
-              <w:top w:w="15" w:type="dxa"/>
-              <w:left w:w="15" w:type="dxa"/>
-              <w:bottom w:w="15" w:type="dxa"/>
-              <w:right w:w="15" w:type="dxa"/>
-            </w:tcMar>
-            <w:vAlign w:val="center"/>
-          </w:tcPr>
-          <w:p>
-            <w:pPr>
-              <w:spacing w:after="0" w:line="240" w:lineRule="auto"/>
-              <w:jc w:val="center"/>
-              <w:rPr>
-                <w:rFonts w:ascii="Times New Roman" w:hAnsi="Times New Roman" w:cs="Times New Roman"/>
-                <w:lang w:val="ru-RU"/>
-              </w:rPr>
-            </w:pPr>
-            <w:r>
-              <w:rPr>
-                <w:rFonts w:ascii="Times New Roman" w:hAnsi="Times New Roman" w:cs="Times New Roman"/>
-                <w:lang w:val="ru-RU"/>
-              </w:rPr>
-              <w:t xml:space="preserve">Оборудование согласно перечня</w:t>
-            </w:r>
-          </w:p>
-        </w:tc>
-        <w:tc>
-          <w:tcPr>
-            <w:tcW w:w="1559" w:type="dxa"/>
-            <w:tcMar>
-              <w:top w:w="15" w:type="dxa"/>
-              <w:left w:w="15" w:type="dxa"/>
-              <w:bottom w:w="15" w:type="dxa"/>
-              <w:right w:w="15" w:type="dxa"/>
-            </w:tcMar>
-            <w:vAlign w:val="center"/>
-          </w:tcPr>
-          <w:p>
-            <w:pPr>
-              <w:spacing w:after="0"/>
-              <w:jc w:val="center"/>
-              <w:rPr>
-                <w:rFonts w:ascii="Times New Roman" w:hAnsi="Times New Roman" w:cs="Times New Roman"/>
-                <w:lang w:val="ru-RU"/>
-              </w:rPr>
-            </w:pPr>
-            <w:r>
-              <w:rPr>
-                <w:rFonts w:ascii="Times New Roman" w:hAnsi="Times New Roman" w:cs="Times New Roman"/>
-                <w:lang w:val="ru-RU"/>
-              </w:rPr>
-              <w:t xml:space="preserve">в наличии</w:t>
-            </w:r>
-          </w:p>
-        </w:tc>
-        <w:tc>
-          <w:tcPr>
-            <w:tcW w:w="1559" w:type="dxa"/>
-            <w:vMerge w:val="restart"/>
-            <w:tcMar>
-              <w:top w:w="15" w:type="dxa"/>
-              <w:left w:w="15" w:type="dxa"/>
-              <w:bottom w:w="15" w:type="dxa"/>
-              <w:right w:w="15" w:type="dxa"/>
-            </w:tcMar>
-            <w:vAlign w:val="center"/>
-          </w:tcPr>
-          <w:p>
-            <w:pPr>
-              <w:spacing w:after="0"/>
-              <w:jc w:val="center"/>
-              <w:rPr>
-                <w:rFonts w:ascii="Times New Roman" w:hAnsi="Times New Roman" w:cs="Times New Roman"/>
-                <w:lang w:val="ru-RU"/>
-              </w:rPr>
-            </w:pPr>
-            <w:r>
-              <w:rPr>
-                <w:rFonts w:ascii="Times New Roman" w:hAnsi="Times New Roman" w:cs="Times New Roman"/>
-                <w:lang w:val="ru-RU"/>
-              </w:rPr>
-              <w:t xml:space="preserve">соответствует</w:t>
-            </w:r>
-          </w:p>
-        </w:tc>
-        <w:tc>
-          <w:tcPr>
-            <w:tcW w:w="1139" w:type="dxa"/>
-            <w:vMerge w:val="restart"/>
-            <w:tcMar>
-              <w:top w:w="15" w:type="dxa"/>
-              <w:left w:w="15" w:type="dxa"/>
-              <w:bottom w:w="15" w:type="dxa"/>
-              <w:right w:w="15" w:type="dxa"/>
-            </w:tcMar>
-            <w:vAlign w:val="center"/>
-          </w:tcPr>
-          <w:p>
-            <w:pPr>
-              <w:spacing w:after="0"/>
-              <w:jc w:val="center"/>
-              <w:rPr>
-                <w:rFonts w:ascii="Times New Roman" w:hAnsi="Times New Roman" w:cs="Times New Roman"/>
-                <w:lang w:val="kk-KZ"/>
-              </w:rPr>
-            </w:pPr>
-            <w:r>
-              <w:rPr>
-                <w:rFonts w:ascii="Times New Roman" w:hAnsi="Times New Roman" w:cs="Times New Roman"/>
-                <w:lang w:val="kk-KZ"/>
-              </w:rPr>
-              <w:t xml:space="preserve">отсутствуют</w:t>
+            <w:tcW w:w="9781" w:type="dxa"/>
+            <w:gridSpan w:val="7"/>
+            <w:tcMar>
+              <w:top w:w="15" w:type="dxa"/>
+              <w:left w:w="15" w:type="dxa"/>
+              <w:bottom w:w="15" w:type="dxa"/>
+              <w:right w:w="15" w:type="dxa"/>
+            </w:tcMar>
+            <w:vAlign w:val="center"/>
+          </w:tcPr>
+          <w:p>
+            <w:pPr>
+              <w:spacing w:after="20"/>
+              <w:ind w:left="20"/>
+              <w:jc w:val="center"/>
+              <w:rPr>
+                <w:rFonts w:ascii="Times New Roman" w:hAnsi="Times New Roman" w:cs="Times New Roman"/>
+                <w:b/>
+                <w:color w:val="000000"/>
+                <w:sz w:val="16"/>
+                <w:szCs w:val="16"/>
+                <w:lang w:val="ru-RU"/>
+              </w:rPr>
+            </w:pPr>
+            <w:r>
+              <w:rPr>
+                <w:rFonts w:ascii="Times New Roman" w:eastAsia="Times New Roman" w:hAnsi="Times New Roman" w:cs="Times New Roman"/>
+                <w:b/>
+                <w:color w:val="000000"/>
+              </w:rPr>
+              <w:t xml:space="preserve">9. Раздел 9</w:t>
             </w:r>
           </w:p>
         </w:tc>
       </w:tr>
       <w:tr>
         <w:trPr>
-          <w:trHeight w:val="949"/>
+          <w:trHeight w:val="656"/>
           <w:jc w:val="center"/>
         </w:trPr>
         <w:tc>
           <w:tcPr>
             <w:tcW w:w="1271" w:type="dxa"/>
-            <w:vMerge/>
-            <w:tcMar>
-              <w:top w:w="15" w:type="dxa"/>
-              <w:left w:w="15" w:type="dxa"/>
-              <w:bottom w:w="15" w:type="dxa"/>
-              <w:right w:w="15" w:type="dxa"/>
-            </w:tcMar>
-            <w:vAlign w:val="center"/>
-          </w:tcPr>
-          <w:p>
-            <w:pPr>
-              <w:spacing w:after="0"/>
-              <w:jc w:val="center"/>
-              <w:rPr>
-                <w:rFonts w:ascii="Times New Roman" w:hAnsi="Times New Roman" w:cs="Times New Roman"/>
-                <w:lang w:val="kk-KZ"/>
-              </w:rPr>
-            </w:pPr>
+            <w:vMerge w:val="restart"/>
+            <w:tcMar>
+              <w:top w:w="15" w:type="dxa"/>
+              <w:left w:w="15" w:type="dxa"/>
+              <w:bottom w:w="15" w:type="dxa"/>
+              <w:right w:w="15" w:type="dxa"/>
+            </w:tcMar>
+            <w:vAlign w:val="center"/>
+          </w:tcPr>
+          <w:p>
+            <w:pPr>
+              <w:spacing w:after="0"/>
+              <w:jc w:val="center"/>
+              <w:rPr>
+                <w:rFonts w:ascii="Times New Roman" w:hAnsi="Times New Roman" w:cs="Times New Roman"/>
+                <w:lang w:val="ru-RU"/>
+              </w:rPr>
+            </w:pPr>
+            <w:r>
+              <w:rPr>
+                <w:rFonts w:ascii="Times New Roman" w:hAnsi="Times New Roman" w:cs="Times New Roman"/>
+                <w:lang w:val="ru-RU"/>
+              </w:rPr>
+              <w:t xml:space="preserve">09 001 001</w:t>
+            </w:r>
           </w:p>
         </w:tc>
         <w:tc>
           <w:tcPr>
             <w:tcW w:w="1701" w:type="dxa"/>
-            <w:vMerge/>
+            <w:vMerge w:val="restart"/>
+            <w:tcMar>
+              <w:top w:w="15" w:type="dxa"/>
+              <w:left w:w="15" w:type="dxa"/>
+              <w:bottom w:w="15" w:type="dxa"/>
+              <w:right w:w="15" w:type="dxa"/>
+            </w:tcMar>
+            <w:vAlign w:val="center"/>
+          </w:tcPr>
+          <w:p>
+            <w:pPr>
+              <w:spacing w:after="0"/>
+              <w:jc w:val="center"/>
+              <w:rPr>
+                <w:rFonts w:ascii="Times New Roman" w:hAnsi="Times New Roman" w:cs="Times New Roman"/>
+                <w:lang w:val="ru-RU"/>
+              </w:rPr>
+            </w:pPr>
+            <w:r>
+              <w:rPr>
+                <w:rFonts w:ascii="Times New Roman" w:eastAsia="Microsoft YaHei" w:hAnsi="Times New Roman" w:cs="Times New Roman"/>
+                <w:color w:val="000000"/>
+                <w:sz w:val="24"/>
+              </w:rPr>
+              <w:t xml:space="preserve">Должность 9.1</w:t>
+            </w:r>
+          </w:p>
+        </w:tc>
+        <w:tc>
+          <w:tcPr>
+            <w:tcW w:w="992" w:type="dxa"/>
+            <w:vMerge w:val="restart"/>
+            <w:tcMar>
+              <w:top w:w="15" w:type="dxa"/>
+              <w:left w:w="15" w:type="dxa"/>
+              <w:bottom w:w="15" w:type="dxa"/>
+              <w:right w:w="15" w:type="dxa"/>
+            </w:tcMar>
+            <w:vAlign w:val="center"/>
+          </w:tcPr>
+          <w:p>
+            <w:pPr>
+              <w:spacing w:after="0"/>
+              <w:jc w:val="center"/>
+              <w:rPr>
+                <w:rFonts w:ascii="Times New Roman" w:hAnsi="Times New Roman" w:cs="Times New Roman"/>
+                <w:lang w:val="kk-KZ"/>
+              </w:rPr>
+            </w:pPr>
+            <w:r>
+              <w:rPr>
+                <w:rFonts w:ascii="Times New Roman" w:hAnsi="Times New Roman" w:cs="Times New Roman"/>
+                <w:lang w:val="kk-KZ"/>
+              </w:rPr>
+              <w:t xml:space="preserve">1</w:t>
+            </w:r>
+          </w:p>
+        </w:tc>
+        <w:tc>
+          <w:tcPr>
+            <w:tcW w:w="1560" w:type="dxa"/>
+            <w:vMerge w:val="restart"/>
             <w:tcMar>
               <w:top w:w="15" w:type="dxa"/>
               <w:left w:w="15" w:type="dxa"/>
@@ -8868,59 +8961,19 @@
           <w:p>
             <w:pPr>
               <w:spacing w:after="0" w:line="240" w:lineRule="auto"/>
-              <w:contextualSpacing/>
-              <w:jc w:val="center"/>
-              <w:rPr>
-                <w:rFonts w:ascii="Times New Roman" w:hAnsi="Times New Roman" w:cs="Times New Roman"/>
-                <w:lang w:val="kk-KZ"/>
-              </w:rPr>
-            </w:pPr>
-          </w:p>
-        </w:tc>
-        <w:tc>
-          <w:tcPr>
-            <w:tcW w:w="992" w:type="dxa"/>
-            <w:vMerge/>
-            <w:tcMar>
-              <w:top w:w="15" w:type="dxa"/>
-              <w:left w:w="15" w:type="dxa"/>
-              <w:bottom w:w="15" w:type="dxa"/>
-              <w:right w:w="15" w:type="dxa"/>
-            </w:tcMar>
-            <w:vAlign w:val="center"/>
-          </w:tcPr>
-          <w:p>
-            <w:pPr>
-              <w:spacing w:after="0"/>
-              <w:jc w:val="center"/>
-              <w:rPr>
-                <w:rFonts w:ascii="Times New Roman" w:hAnsi="Times New Roman" w:cs="Times New Roman"/>
-                <w:lang w:val="kk-KZ"/>
-              </w:rPr>
-            </w:pPr>
-          </w:p>
-        </w:tc>
-        <w:tc>
-          <w:tcPr>
-            <w:tcW w:w="1560" w:type="dxa"/>
-            <w:vMerge/>
-            <w:tcMar>
-              <w:top w:w="15" w:type="dxa"/>
-              <w:left w:w="15" w:type="dxa"/>
-              <w:bottom w:w="15" w:type="dxa"/>
-              <w:right w:w="15" w:type="dxa"/>
-            </w:tcMar>
-            <w:vAlign w:val="center"/>
-          </w:tcPr>
-          <w:p>
-            <w:pPr>
-              <w:spacing w:after="0" w:line="240" w:lineRule="auto"/>
-              <w:jc w:val="center"/>
-              <w:rPr>
-                <w:rFonts w:ascii="Times New Roman" w:hAnsi="Times New Roman" w:cs="Times New Roman"/>
-                <w:lang w:val="ru-RU"/>
-              </w:rPr>
-            </w:pPr>
+              <w:jc w:val="center"/>
+              <w:rPr>
+                <w:rFonts w:ascii="Times New Roman" w:hAnsi="Times New Roman" w:cs="Times New Roman"/>
+                <w:lang w:val="ru-RU"/>
+              </w:rPr>
+            </w:pPr>
+            <w:r>
+              <w:rPr>
+                <w:rFonts w:ascii="Times New Roman" w:hAnsi="Times New Roman" w:cs="Times New Roman"/>
+                <w:lang w:val="ru-RU"/>
+              </w:rPr>
+              <w:t xml:space="preserve">Оборудование согласно перечня</w:t>
+            </w:r>
           </w:p>
         </w:tc>
         <w:tc>
@@ -8948,158 +9001,150 @@
                 <w:rFonts w:ascii="Times New Roman" w:hAnsi="Times New Roman" w:cs="Times New Roman"/>
                 <w:lang w:val="ru-RU"/>
               </w:rPr>
-              <w:t xml:space="preserve">соответствует стандартам</w:t>
+              <w:t xml:space="preserve">в наличии</w:t>
             </w:r>
           </w:p>
         </w:tc>
         <w:tc>
           <w:tcPr>
             <w:tcW w:w="1559" w:type="dxa"/>
-            <w:vMerge/>
-            <w:tcMar>
-              <w:top w:w="15" w:type="dxa"/>
-              <w:left w:w="15" w:type="dxa"/>
-              <w:bottom w:w="15" w:type="dxa"/>
-              <w:right w:w="15" w:type="dxa"/>
-            </w:tcMar>
-            <w:vAlign w:val="center"/>
-          </w:tcPr>
-          <w:p>
-            <w:pPr>
-              <w:spacing w:after="0"/>
-              <w:jc w:val="center"/>
-              <w:rPr>
-                <w:rFonts w:ascii="Times New Roman" w:hAnsi="Times New Roman" w:cs="Times New Roman"/>
-                <w:lang w:val="ru-RU"/>
-              </w:rPr>
-            </w:pPr>
+            <w:vMerge w:val="restart"/>
+            <w:tcMar>
+              <w:top w:w="15" w:type="dxa"/>
+              <w:left w:w="15" w:type="dxa"/>
+              <w:bottom w:w="15" w:type="dxa"/>
+              <w:right w:w="15" w:type="dxa"/>
+            </w:tcMar>
+            <w:vAlign w:val="center"/>
+          </w:tcPr>
+          <w:p>
+            <w:pPr>
+              <w:spacing w:after="0"/>
+              <w:jc w:val="center"/>
+              <w:rPr>
+                <w:rFonts w:ascii="Times New Roman" w:hAnsi="Times New Roman" w:cs="Times New Roman"/>
+                <w:lang w:val="ru-RU"/>
+              </w:rPr>
+            </w:pPr>
+            <w:r>
+              <w:rPr>
+                <w:rFonts w:ascii="Times New Roman" w:hAnsi="Times New Roman" w:cs="Times New Roman"/>
+                <w:lang w:val="ru-RU"/>
+              </w:rPr>
+              <w:t xml:space="preserve">соответствует</w:t>
+            </w:r>
           </w:p>
         </w:tc>
         <w:tc>
           <w:tcPr>
             <w:tcW w:w="1139" w:type="dxa"/>
-            <w:vMerge/>
-            <w:tcMar>
-              <w:top w:w="15" w:type="dxa"/>
-              <w:left w:w="15" w:type="dxa"/>
-              <w:bottom w:w="15" w:type="dxa"/>
-              <w:right w:w="15" w:type="dxa"/>
-            </w:tcMar>
-            <w:vAlign w:val="center"/>
-          </w:tcPr>
-          <w:p>
-            <w:pPr>
-              <w:spacing w:after="0"/>
-              <w:jc w:val="center"/>
-              <w:rPr>
-                <w:rFonts w:ascii="Times New Roman" w:hAnsi="Times New Roman" w:cs="Times New Roman"/>
-                <w:lang w:val="kk-KZ"/>
-              </w:rPr>
-            </w:pPr>
+            <w:vMerge w:val="restart"/>
+            <w:tcMar>
+              <w:top w:w="15" w:type="dxa"/>
+              <w:left w:w="15" w:type="dxa"/>
+              <w:bottom w:w="15" w:type="dxa"/>
+              <w:right w:w="15" w:type="dxa"/>
+            </w:tcMar>
+            <w:vAlign w:val="center"/>
+          </w:tcPr>
+          <w:p>
+            <w:pPr>
+              <w:spacing w:after="0"/>
+              <w:jc w:val="center"/>
+              <w:rPr>
+                <w:rFonts w:ascii="Times New Roman" w:hAnsi="Times New Roman" w:cs="Times New Roman"/>
+                <w:lang w:val="kk-KZ"/>
+              </w:rPr>
+            </w:pPr>
+            <w:r>
+              <w:rPr>
+                <w:rFonts w:ascii="Times New Roman" w:hAnsi="Times New Roman" w:cs="Times New Roman"/>
+                <w:lang w:val="kk-KZ"/>
+              </w:rPr>
+              <w:t xml:space="preserve">отсутствуют</w:t>
+            </w:r>
           </w:p>
         </w:tc>
       </w:tr>
       <w:tr>
         <w:trPr>
-          <w:trHeight w:val="908"/>
+          <w:trHeight w:val="608"/>
           <w:jc w:val="center"/>
         </w:trPr>
         <w:tc>
           <w:tcPr>
             <w:tcW w:w="1271" w:type="dxa"/>
-            <w:vMerge w:val="restart"/>
-            <w:tcMar>
-              <w:top w:w="15" w:type="dxa"/>
-              <w:left w:w="15" w:type="dxa"/>
-              <w:bottom w:w="15" w:type="dxa"/>
-              <w:right w:w="15" w:type="dxa"/>
-            </w:tcMar>
-            <w:vAlign w:val="center"/>
-          </w:tcPr>
-          <w:p>
-            <w:pPr>
-              <w:spacing w:after="0"/>
-              <w:jc w:val="center"/>
-              <w:rPr>
-                <w:rFonts w:ascii="Times New Roman" w:hAnsi="Times New Roman" w:cs="Times New Roman"/>
-                <w:lang w:val="ru-RU"/>
-              </w:rPr>
-            </w:pPr>
-            <w:r>
-              <w:rPr>
-                <w:rFonts w:ascii="Times New Roman" w:hAnsi="Times New Roman" w:cs="Times New Roman"/>
-                <w:lang w:val="ru-RU"/>
-              </w:rPr>
-              <w:t xml:space="preserve">01 002 018</w:t>
-            </w:r>
+            <w:vMerge/>
+            <w:tcMar>
+              <w:top w:w="15" w:type="dxa"/>
+              <w:left w:w="15" w:type="dxa"/>
+              <w:bottom w:w="15" w:type="dxa"/>
+              <w:right w:w="15" w:type="dxa"/>
+            </w:tcMar>
+            <w:vAlign w:val="center"/>
+          </w:tcPr>
+          <w:p>
+            <w:pPr>
+              <w:spacing w:after="0"/>
+              <w:jc w:val="center"/>
+              <w:rPr>
+                <w:rFonts w:ascii="Times New Roman" w:hAnsi="Times New Roman" w:cs="Times New Roman"/>
+                <w:lang w:val="kk-KZ"/>
+              </w:rPr>
+            </w:pPr>
           </w:p>
         </w:tc>
         <w:tc>
           <w:tcPr>
             <w:tcW w:w="1701" w:type="dxa"/>
-            <w:vMerge w:val="restart"/>
-            <w:tcMar>
-              <w:top w:w="15" w:type="dxa"/>
-              <w:left w:w="15" w:type="dxa"/>
-              <w:bottom w:w="15" w:type="dxa"/>
-              <w:right w:w="15" w:type="dxa"/>
-            </w:tcMar>
-            <w:vAlign w:val="center"/>
-          </w:tcPr>
-          <w:p>
-            <w:pPr>
-              <w:spacing w:after="0"/>
-              <w:jc w:val="center"/>
-              <w:rPr>
-                <w:rFonts w:ascii="Times New Roman" w:hAnsi="Times New Roman" w:cs="Times New Roman"/>
-                <w:lang w:val="ru-RU"/>
-              </w:rPr>
-            </w:pPr>
-            <w:r>
-              <w:rPr>
-                <w:rFonts w:ascii="Times New Roman" w:hAnsi="Times New Roman"/>
-                <w:color w:val="000000"/>
-                <w:sz w:val="24"/>
-                <w:szCs w:val="24"/>
-              </w:rPr>
-              <w:t xml:space="preserve">Бригадир цеха выращивания и хранения</w:t>
-            </w:r>
+            <w:vMerge/>
+            <w:tcMar>
+              <w:top w:w="15" w:type="dxa"/>
+              <w:left w:w="15" w:type="dxa"/>
+              <w:bottom w:w="15" w:type="dxa"/>
+              <w:right w:w="15" w:type="dxa"/>
+            </w:tcMar>
+            <w:vAlign w:val="center"/>
+          </w:tcPr>
+          <w:p>
+            <w:pPr>
+              <w:spacing w:after="0" w:line="240" w:lineRule="auto"/>
+              <w:contextualSpacing/>
+              <w:jc w:val="center"/>
+              <w:rPr>
+                <w:rFonts w:ascii="Times New Roman" w:hAnsi="Times New Roman" w:cs="Times New Roman"/>
+                <w:lang w:val="kk-KZ"/>
+              </w:rPr>
+            </w:pPr>
           </w:p>
         </w:tc>
         <w:tc>
           <w:tcPr>
             <w:tcW w:w="992" w:type="dxa"/>
-            <w:vMerge w:val="restart"/>
-            <w:tcMar>
-              <w:top w:w="15" w:type="dxa"/>
-              <w:left w:w="15" w:type="dxa"/>
-              <w:bottom w:w="15" w:type="dxa"/>
-              <w:right w:w="15" w:type="dxa"/>
-            </w:tcMar>
-            <w:vAlign w:val="center"/>
-          </w:tcPr>
-          <w:p>
-            <w:pPr>
-              <w:spacing w:after="0"/>
-              <w:jc w:val="center"/>
-              <w:rPr>
-                <w:rFonts w:ascii="Times New Roman" w:hAnsi="Times New Roman" w:cs="Times New Roman"/>
-                <w:lang w:val="kk-KZ"/>
-              </w:rPr>
-            </w:pPr>
-            <w:r>
-              <w:rPr>
-                <w:rFonts w:ascii="Times New Roman" w:hAnsi="Times New Roman" w:cs="Times New Roman"/>
-                <w:lang w:val="kk-KZ"/>
-              </w:rPr>
-              <w:t xml:space="preserve">1</w:t>
-            </w:r>
+            <w:vMerge/>
+            <w:tcMar>
+              <w:top w:w="15" w:type="dxa"/>
+              <w:left w:w="15" w:type="dxa"/>
+              <w:bottom w:w="15" w:type="dxa"/>
+              <w:right w:w="15" w:type="dxa"/>
+            </w:tcMar>
+            <w:vAlign w:val="center"/>
+          </w:tcPr>
+          <w:p>
+            <w:pPr>
+              <w:spacing w:after="0"/>
+              <w:jc w:val="center"/>
+              <w:rPr>
+                <w:rFonts w:ascii="Times New Roman" w:hAnsi="Times New Roman" w:cs="Times New Roman"/>
+                <w:lang w:val="kk-KZ"/>
+              </w:rPr>
+            </w:pPr>
           </w:p>
         </w:tc>
         <w:tc>
           <w:tcPr>
             <w:tcW w:w="1560" w:type="dxa"/>
-            <w:vMerge w:val="restart"/>
+            <w:vMerge/>
             <w:tcMar>
               <w:top w:w="15" w:type="dxa"/>
               <w:left w:w="15" w:type="dxa"/>
@@ -9117,13 +9162,6 @@
                 <w:lang w:val="ru-RU"/>
               </w:rPr>
             </w:pPr>
-            <w:r>
-              <w:rPr>
-                <w:rFonts w:ascii="Times New Roman" w:hAnsi="Times New Roman" w:cs="Times New Roman"/>
-                <w:lang w:val="ru-RU"/>
-              </w:rPr>
-              <w:t xml:space="preserve">Оборудование согласно перечня</w:t>
-            </w:r>
           </w:p>
         </w:tc>
         <w:tc>
@@ -9151,103 +9189,157 @@
                 <w:rFonts w:ascii="Times New Roman" w:hAnsi="Times New Roman" w:cs="Times New Roman"/>
                 <w:lang w:val="ru-RU"/>
               </w:rPr>
-              <w:t xml:space="preserve">в наличии</w:t>
+              <w:t xml:space="preserve">соответствует стандартам</w:t>
             </w:r>
           </w:p>
         </w:tc>
         <w:tc>
           <w:tcPr>
             <w:tcW w:w="1559" w:type="dxa"/>
-            <w:vMerge w:val="restart"/>
-            <w:tcMar>
-              <w:top w:w="15" w:type="dxa"/>
-              <w:left w:w="15" w:type="dxa"/>
-              <w:bottom w:w="15" w:type="dxa"/>
-              <w:right w:w="15" w:type="dxa"/>
-            </w:tcMar>
-            <w:vAlign w:val="center"/>
-          </w:tcPr>
-          <w:p>
-            <w:pPr>
-              <w:spacing w:after="0"/>
-              <w:jc w:val="center"/>
-              <w:rPr>
-                <w:rFonts w:ascii="Times New Roman" w:hAnsi="Times New Roman" w:cs="Times New Roman"/>
-                <w:lang w:val="ru-RU"/>
-              </w:rPr>
-            </w:pPr>
-            <w:r>
-              <w:rPr>
-                <w:rFonts w:ascii="Times New Roman" w:hAnsi="Times New Roman" w:cs="Times New Roman"/>
-                <w:lang w:val="ru-RU"/>
-              </w:rPr>
-              <w:t xml:space="preserve">соответствует</w:t>
-            </w:r>
+            <w:vMerge/>
+            <w:tcMar>
+              <w:top w:w="15" w:type="dxa"/>
+              <w:left w:w="15" w:type="dxa"/>
+              <w:bottom w:w="15" w:type="dxa"/>
+              <w:right w:w="15" w:type="dxa"/>
+            </w:tcMar>
+            <w:vAlign w:val="center"/>
+          </w:tcPr>
+          <w:p>
+            <w:pPr>
+              <w:spacing w:after="0"/>
+              <w:jc w:val="center"/>
+              <w:rPr>
+                <w:rFonts w:ascii="Times New Roman" w:hAnsi="Times New Roman" w:cs="Times New Roman"/>
+                <w:lang w:val="ru-RU"/>
+              </w:rPr>
+            </w:pPr>
           </w:p>
         </w:tc>
         <w:tc>
           <w:tcPr>
             <w:tcW w:w="1139" w:type="dxa"/>
-            <w:vMerge w:val="restart"/>
-            <w:tcMar>
-              <w:top w:w="15" w:type="dxa"/>
-              <w:left w:w="15" w:type="dxa"/>
-              <w:bottom w:w="15" w:type="dxa"/>
-              <w:right w:w="15" w:type="dxa"/>
-            </w:tcMar>
-            <w:vAlign w:val="center"/>
-          </w:tcPr>
-          <w:p>
-            <w:pPr>
-              <w:spacing w:after="0"/>
-              <w:jc w:val="center"/>
-              <w:rPr>
-                <w:rFonts w:ascii="Times New Roman" w:hAnsi="Times New Roman" w:cs="Times New Roman"/>
-                <w:lang w:val="kk-KZ"/>
-              </w:rPr>
-            </w:pPr>
-            <w:r>
-              <w:rPr>
-                <w:rFonts w:ascii="Times New Roman" w:hAnsi="Times New Roman" w:cs="Times New Roman"/>
-                <w:lang w:val="kk-KZ"/>
-              </w:rPr>
-              <w:t xml:space="preserve">отсутствуют</w:t>
-            </w:r>
+            <w:vMerge/>
+            <w:tcMar>
+              <w:top w:w="15" w:type="dxa"/>
+              <w:left w:w="15" w:type="dxa"/>
+              <w:bottom w:w="15" w:type="dxa"/>
+              <w:right w:w="15" w:type="dxa"/>
+            </w:tcMar>
+            <w:vAlign w:val="center"/>
+          </w:tcPr>
+          <w:p>
+            <w:pPr>
+              <w:spacing w:after="0"/>
+              <w:jc w:val="center"/>
+              <w:rPr>
+                <w:rFonts w:ascii="Times New Roman" w:hAnsi="Times New Roman" w:cs="Times New Roman"/>
+                <w:lang w:val="kk-KZ"/>
+              </w:rPr>
+            </w:pPr>
           </w:p>
         </w:tc>
       </w:tr>
       <w:tr>
         <w:trPr>
-          <w:trHeight w:val="949"/>
+          <w:trHeight w:val="656"/>
           <w:jc w:val="center"/>
         </w:trPr>
         <w:tc>
           <w:tcPr>
             <w:tcW w:w="1271" w:type="dxa"/>
-            <w:vMerge/>
-            <w:tcMar>
-              <w:top w:w="15" w:type="dxa"/>
-              <w:left w:w="15" w:type="dxa"/>
-              <w:bottom w:w="15" w:type="dxa"/>
-              <w:right w:w="15" w:type="dxa"/>
-            </w:tcMar>
-            <w:vAlign w:val="center"/>
-          </w:tcPr>
-          <w:p>
-            <w:pPr>
-              <w:spacing w:after="0"/>
-              <w:jc w:val="center"/>
-              <w:rPr>
-                <w:rFonts w:ascii="Times New Roman" w:hAnsi="Times New Roman" w:cs="Times New Roman"/>
-                <w:lang w:val="kk-KZ"/>
-              </w:rPr>
-            </w:pPr>
+            <w:vMerge w:val="restart"/>
+            <w:tcMar>
+              <w:top w:w="15" w:type="dxa"/>
+              <w:left w:w="15" w:type="dxa"/>
+              <w:bottom w:w="15" w:type="dxa"/>
+              <w:right w:w="15" w:type="dxa"/>
+            </w:tcMar>
+            <w:vAlign w:val="center"/>
+          </w:tcPr>
+          <w:p>
+            <w:pPr>
+              <w:spacing w:after="0"/>
+              <w:jc w:val="center"/>
+              <w:rPr>
+                <w:rFonts w:ascii="Times New Roman" w:hAnsi="Times New Roman" w:cs="Times New Roman"/>
+                <w:lang w:val="ru-RU"/>
+              </w:rPr>
+            </w:pPr>
+            <w:r>
+              <w:rPr>
+                <w:rFonts w:ascii="Times New Roman" w:hAnsi="Times New Roman" w:cs="Times New Roman"/>
+                <w:lang w:val="ru-RU"/>
+              </w:rPr>
+              <w:t xml:space="preserve">09 002 002</w:t>
+            </w:r>
           </w:p>
         </w:tc>
         <w:tc>
           <w:tcPr>
             <w:tcW w:w="1701" w:type="dxa"/>
-            <w:vMerge/>
+            <w:vMerge w:val="restart"/>
+            <w:tcMar>
+              <w:top w:w="15" w:type="dxa"/>
+              <w:left w:w="15" w:type="dxa"/>
+              <w:bottom w:w="15" w:type="dxa"/>
+              <w:right w:w="15" w:type="dxa"/>
+            </w:tcMar>
+            <w:vAlign w:val="center"/>
+          </w:tcPr>
+          <w:p>
+            <w:pPr>
+              <w:spacing w:after="0"/>
+              <w:jc w:val="center"/>
+              <w:rPr>
+                <w:rFonts w:ascii="Times New Roman" w:hAnsi="Times New Roman" w:cs="Times New Roman"/>
+                <w:lang w:val="ru-RU"/>
+              </w:rPr>
+            </w:pPr>
+            <w:r>
+              <w:rPr>
+                <w:rFonts w:ascii="Times New Roman" w:eastAsia="Microsoft YaHei" w:hAnsi="Times New Roman" w:cs="Times New Roman"/>
+                <w:color w:val="000000"/>
+                <w:sz w:val="24"/>
+              </w:rPr>
+              <w:t xml:space="preserve">Должность 9.2</w:t>
+            </w:r>
+          </w:p>
+        </w:tc>
+        <w:tc>
+          <w:tcPr>
+            <w:tcW w:w="992" w:type="dxa"/>
+            <w:vMerge w:val="restart"/>
+            <w:tcMar>
+              <w:top w:w="15" w:type="dxa"/>
+              <w:left w:w="15" w:type="dxa"/>
+              <w:bottom w:w="15" w:type="dxa"/>
+              <w:right w:w="15" w:type="dxa"/>
+            </w:tcMar>
+            <w:vAlign w:val="center"/>
+          </w:tcPr>
+          <w:p>
+            <w:pPr>
+              <w:spacing w:after="0"/>
+              <w:jc w:val="center"/>
+              <w:rPr>
+                <w:rFonts w:ascii="Times New Roman" w:hAnsi="Times New Roman" w:cs="Times New Roman"/>
+                <w:lang w:val="kk-KZ"/>
+              </w:rPr>
+            </w:pPr>
+            <w:r>
+              <w:rPr>
+                <w:rFonts w:ascii="Times New Roman" w:hAnsi="Times New Roman" w:cs="Times New Roman"/>
+                <w:lang w:val="kk-KZ"/>
+              </w:rPr>
+              <w:t xml:space="preserve">1</w:t>
+            </w:r>
+          </w:p>
+        </w:tc>
+        <w:tc>
+          <w:tcPr>
+            <w:tcW w:w="1560" w:type="dxa"/>
+            <w:vMerge w:val="restart"/>
             <w:tcMar>
               <w:top w:w="15" w:type="dxa"/>
               <w:left w:w="15" w:type="dxa"/>
@@ -9259,59 +9351,19 @@
           <w:p>
             <w:pPr>
               <w:spacing w:after="0" w:line="240" w:lineRule="auto"/>
-              <w:contextualSpacing/>
-              <w:jc w:val="center"/>
-              <w:rPr>
-                <w:rFonts w:ascii="Times New Roman" w:hAnsi="Times New Roman" w:cs="Times New Roman"/>
-                <w:lang w:val="kk-KZ"/>
-              </w:rPr>
-            </w:pPr>
-          </w:p>
-        </w:tc>
-        <w:tc>
-          <w:tcPr>
-            <w:tcW w:w="992" w:type="dxa"/>
-            <w:vMerge/>
-            <w:tcMar>
-              <w:top w:w="15" w:type="dxa"/>
-              <w:left w:w="15" w:type="dxa"/>
-              <w:bottom w:w="15" w:type="dxa"/>
-              <w:right w:w="15" w:type="dxa"/>
-            </w:tcMar>
-            <w:vAlign w:val="center"/>
-          </w:tcPr>
-          <w:p>
-            <w:pPr>
-              <w:spacing w:after="0"/>
-              <w:jc w:val="center"/>
-              <w:rPr>
-                <w:rFonts w:ascii="Times New Roman" w:hAnsi="Times New Roman" w:cs="Times New Roman"/>
-                <w:lang w:val="kk-KZ"/>
-              </w:rPr>
-            </w:pPr>
-          </w:p>
-        </w:tc>
-        <w:tc>
-          <w:tcPr>
-            <w:tcW w:w="1560" w:type="dxa"/>
-            <w:vMerge/>
-            <w:tcMar>
-              <w:top w:w="15" w:type="dxa"/>
-              <w:left w:w="15" w:type="dxa"/>
-              <w:bottom w:w="15" w:type="dxa"/>
-              <w:right w:w="15" w:type="dxa"/>
-            </w:tcMar>
-            <w:vAlign w:val="center"/>
-          </w:tcPr>
-          <w:p>
-            <w:pPr>
-              <w:spacing w:after="0" w:line="240" w:lineRule="auto"/>
-              <w:jc w:val="center"/>
-              <w:rPr>
-                <w:rFonts w:ascii="Times New Roman" w:hAnsi="Times New Roman" w:cs="Times New Roman"/>
-                <w:lang w:val="ru-RU"/>
-              </w:rPr>
-            </w:pPr>
+              <w:jc w:val="center"/>
+              <w:rPr>
+                <w:rFonts w:ascii="Times New Roman" w:hAnsi="Times New Roman" w:cs="Times New Roman"/>
+                <w:lang w:val="ru-RU"/>
+              </w:rPr>
+            </w:pPr>
+            <w:r>
+              <w:rPr>
+                <w:rFonts w:ascii="Times New Roman" w:hAnsi="Times New Roman" w:cs="Times New Roman"/>
+                <w:lang w:val="ru-RU"/>
+              </w:rPr>
+              <w:t xml:space="preserve">Оборудование согласно перечня</w:t>
+            </w:r>
           </w:p>
         </w:tc>
         <w:tc>
@@ -9339,158 +9391,150 @@
                 <w:rFonts w:ascii="Times New Roman" w:hAnsi="Times New Roman" w:cs="Times New Roman"/>
                 <w:lang w:val="ru-RU"/>
               </w:rPr>
-              <w:t xml:space="preserve">соответствует стандартам</w:t>
+              <w:t xml:space="preserve">в наличии</w:t>
             </w:r>
           </w:p>
         </w:tc>
         <w:tc>
           <w:tcPr>
             <w:tcW w:w="1559" w:type="dxa"/>
-            <w:vMerge/>
-            <w:tcMar>
-              <w:top w:w="15" w:type="dxa"/>
-              <w:left w:w="15" w:type="dxa"/>
-              <w:bottom w:w="15" w:type="dxa"/>
-              <w:right w:w="15" w:type="dxa"/>
-            </w:tcMar>
-            <w:vAlign w:val="center"/>
-          </w:tcPr>
-          <w:p>
-            <w:pPr>
-              <w:spacing w:after="0"/>
-              <w:jc w:val="center"/>
-              <w:rPr>
-                <w:rFonts w:ascii="Times New Roman" w:hAnsi="Times New Roman" w:cs="Times New Roman"/>
-                <w:lang w:val="ru-RU"/>
-              </w:rPr>
-            </w:pPr>
+            <w:vMerge w:val="restart"/>
+            <w:tcMar>
+              <w:top w:w="15" w:type="dxa"/>
+              <w:left w:w="15" w:type="dxa"/>
+              <w:bottom w:w="15" w:type="dxa"/>
+              <w:right w:w="15" w:type="dxa"/>
+            </w:tcMar>
+            <w:vAlign w:val="center"/>
+          </w:tcPr>
+          <w:p>
+            <w:pPr>
+              <w:spacing w:after="0"/>
+              <w:jc w:val="center"/>
+              <w:rPr>
+                <w:rFonts w:ascii="Times New Roman" w:hAnsi="Times New Roman" w:cs="Times New Roman"/>
+                <w:lang w:val="ru-RU"/>
+              </w:rPr>
+            </w:pPr>
+            <w:r>
+              <w:rPr>
+                <w:rFonts w:ascii="Times New Roman" w:hAnsi="Times New Roman" w:cs="Times New Roman"/>
+                <w:lang w:val="ru-RU"/>
+              </w:rPr>
+              <w:t xml:space="preserve">соответствует</w:t>
+            </w:r>
           </w:p>
         </w:tc>
         <w:tc>
           <w:tcPr>
             <w:tcW w:w="1139" w:type="dxa"/>
-            <w:vMerge/>
-            <w:tcMar>
-              <w:top w:w="15" w:type="dxa"/>
-              <w:left w:w="15" w:type="dxa"/>
-              <w:bottom w:w="15" w:type="dxa"/>
-              <w:right w:w="15" w:type="dxa"/>
-            </w:tcMar>
-            <w:vAlign w:val="center"/>
-          </w:tcPr>
-          <w:p>
-            <w:pPr>
-              <w:spacing w:after="0"/>
-              <w:jc w:val="center"/>
-              <w:rPr>
-                <w:rFonts w:ascii="Times New Roman" w:hAnsi="Times New Roman" w:cs="Times New Roman"/>
-                <w:lang w:val="kk-KZ"/>
-              </w:rPr>
-            </w:pPr>
+            <w:vMerge w:val="restart"/>
+            <w:tcMar>
+              <w:top w:w="15" w:type="dxa"/>
+              <w:left w:w="15" w:type="dxa"/>
+              <w:bottom w:w="15" w:type="dxa"/>
+              <w:right w:w="15" w:type="dxa"/>
+            </w:tcMar>
+            <w:vAlign w:val="center"/>
+          </w:tcPr>
+          <w:p>
+            <w:pPr>
+              <w:spacing w:after="0"/>
+              <w:jc w:val="center"/>
+              <w:rPr>
+                <w:rFonts w:ascii="Times New Roman" w:hAnsi="Times New Roman" w:cs="Times New Roman"/>
+                <w:lang w:val="kk-KZ"/>
+              </w:rPr>
+            </w:pPr>
+            <w:r>
+              <w:rPr>
+                <w:rFonts w:ascii="Times New Roman" w:hAnsi="Times New Roman" w:cs="Times New Roman"/>
+                <w:lang w:val="kk-KZ"/>
+              </w:rPr>
+              <w:t xml:space="preserve">отсутствуют</w:t>
+            </w:r>
           </w:p>
         </w:tc>
       </w:tr>
       <w:tr>
         <w:trPr>
-          <w:trHeight w:val="908"/>
+          <w:trHeight w:val="608"/>
           <w:jc w:val="center"/>
         </w:trPr>
         <w:tc>
           <w:tcPr>
             <w:tcW w:w="1271" w:type="dxa"/>
-            <w:vMerge w:val="restart"/>
-            <w:tcMar>
-              <w:top w:w="15" w:type="dxa"/>
-              <w:left w:w="15" w:type="dxa"/>
-              <w:bottom w:w="15" w:type="dxa"/>
-              <w:right w:w="15" w:type="dxa"/>
-            </w:tcMar>
-            <w:vAlign w:val="center"/>
-          </w:tcPr>
-          <w:p>
-            <w:pPr>
-              <w:spacing w:after="0"/>
-              <w:jc w:val="center"/>
-              <w:rPr>
-                <w:rFonts w:ascii="Times New Roman" w:hAnsi="Times New Roman" w:cs="Times New Roman"/>
-                <w:lang w:val="ru-RU"/>
-              </w:rPr>
-            </w:pPr>
-            <w:r>
-              <w:rPr>
-                <w:rFonts w:ascii="Times New Roman" w:hAnsi="Times New Roman" w:cs="Times New Roman"/>
-                <w:lang w:val="ru-RU"/>
-              </w:rPr>
-              <w:t xml:space="preserve">01 002 019</w:t>
-            </w:r>
+            <w:vMerge/>
+            <w:tcMar>
+              <w:top w:w="15" w:type="dxa"/>
+              <w:left w:w="15" w:type="dxa"/>
+              <w:bottom w:w="15" w:type="dxa"/>
+              <w:right w:w="15" w:type="dxa"/>
+            </w:tcMar>
+            <w:vAlign w:val="center"/>
+          </w:tcPr>
+          <w:p>
+            <w:pPr>
+              <w:spacing w:after="0"/>
+              <w:jc w:val="center"/>
+              <w:rPr>
+                <w:rFonts w:ascii="Times New Roman" w:hAnsi="Times New Roman" w:cs="Times New Roman"/>
+                <w:lang w:val="kk-KZ"/>
+              </w:rPr>
+            </w:pPr>
           </w:p>
         </w:tc>
         <w:tc>
           <w:tcPr>
             <w:tcW w:w="1701" w:type="dxa"/>
-            <w:vMerge w:val="restart"/>
-            <w:tcMar>
-              <w:top w:w="15" w:type="dxa"/>
-              <w:left w:w="15" w:type="dxa"/>
-              <w:bottom w:w="15" w:type="dxa"/>
-              <w:right w:w="15" w:type="dxa"/>
-            </w:tcMar>
-            <w:vAlign w:val="center"/>
-          </w:tcPr>
-          <w:p>
-            <w:pPr>
-              <w:spacing w:after="0"/>
-              <w:jc w:val="center"/>
-              <w:rPr>
-                <w:rFonts w:ascii="Times New Roman" w:hAnsi="Times New Roman" w:cs="Times New Roman"/>
-                <w:lang w:val="ru-RU"/>
-              </w:rPr>
-            </w:pPr>
-            <w:r>
-              <w:rPr>
-                <w:rFonts w:ascii="Times New Roman" w:hAnsi="Times New Roman"/>
-                <w:color w:val="000000"/>
-                <w:sz w:val="24"/>
-                <w:szCs w:val="24"/>
-              </w:rPr>
-              <w:t xml:space="preserve">Электро слесарь</w:t>
-            </w:r>
+            <w:vMerge/>
+            <w:tcMar>
+              <w:top w:w="15" w:type="dxa"/>
+              <w:left w:w="15" w:type="dxa"/>
+              <w:bottom w:w="15" w:type="dxa"/>
+              <w:right w:w="15" w:type="dxa"/>
+            </w:tcMar>
+            <w:vAlign w:val="center"/>
+          </w:tcPr>
+          <w:p>
+            <w:pPr>
+              <w:spacing w:after="0" w:line="240" w:lineRule="auto"/>
+              <w:contextualSpacing/>
+              <w:jc w:val="center"/>
+              <w:rPr>
+                <w:rFonts w:ascii="Times New Roman" w:hAnsi="Times New Roman" w:cs="Times New Roman"/>
+                <w:lang w:val="kk-KZ"/>
+              </w:rPr>
+            </w:pPr>
           </w:p>
         </w:tc>
         <w:tc>
           <w:tcPr>
             <w:tcW w:w="992" w:type="dxa"/>
-            <w:vMerge w:val="restart"/>
-            <w:tcMar>
-              <w:top w:w="15" w:type="dxa"/>
-              <w:left w:w="15" w:type="dxa"/>
-              <w:bottom w:w="15" w:type="dxa"/>
-              <w:right w:w="15" w:type="dxa"/>
-            </w:tcMar>
-            <w:vAlign w:val="center"/>
-          </w:tcPr>
-          <w:p>
-            <w:pPr>
-              <w:spacing w:after="0"/>
-              <w:jc w:val="center"/>
-              <w:rPr>
-                <w:rFonts w:ascii="Times New Roman" w:hAnsi="Times New Roman" w:cs="Times New Roman"/>
-                <w:lang w:val="kk-KZ"/>
-              </w:rPr>
-            </w:pPr>
-            <w:r>
-              <w:rPr>
-                <w:rFonts w:ascii="Times New Roman" w:hAnsi="Times New Roman" w:cs="Times New Roman"/>
-                <w:lang w:val="kk-KZ"/>
-              </w:rPr>
-              <w:t xml:space="preserve">1</w:t>
-            </w:r>
+            <w:vMerge/>
+            <w:tcMar>
+              <w:top w:w="15" w:type="dxa"/>
+              <w:left w:w="15" w:type="dxa"/>
+              <w:bottom w:w="15" w:type="dxa"/>
+              <w:right w:w="15" w:type="dxa"/>
+            </w:tcMar>
+            <w:vAlign w:val="center"/>
+          </w:tcPr>
+          <w:p>
+            <w:pPr>
+              <w:spacing w:after="0"/>
+              <w:jc w:val="center"/>
+              <w:rPr>
+                <w:rFonts w:ascii="Times New Roman" w:hAnsi="Times New Roman" w:cs="Times New Roman"/>
+                <w:lang w:val="kk-KZ"/>
+              </w:rPr>
+            </w:pPr>
           </w:p>
         </w:tc>
         <w:tc>
           <w:tcPr>
             <w:tcW w:w="1560" w:type="dxa"/>
-            <w:vMerge w:val="restart"/>
+            <w:vMerge/>
             <w:tcMar>
               <w:top w:w="15" w:type="dxa"/>
               <w:left w:w="15" w:type="dxa"/>
@@ -9508,13 +9552,6 @@
                 <w:lang w:val="ru-RU"/>
               </w:rPr>
             </w:pPr>
-            <w:r>
-              <w:rPr>
-                <w:rFonts w:ascii="Times New Roman" w:hAnsi="Times New Roman" w:cs="Times New Roman"/>
-                <w:lang w:val="ru-RU"/>
-              </w:rPr>
-              <w:t xml:space="preserve">Оборудование согласно перечня</w:t>
-            </w:r>
           </w:p>
         </w:tc>
         <w:tc>
@@ -9542,248 +9579,102 @@
                 <w:rFonts w:ascii="Times New Roman" w:hAnsi="Times New Roman" w:cs="Times New Roman"/>
                 <w:lang w:val="ru-RU"/>
               </w:rPr>
-              <w:t xml:space="preserve">в наличии</w:t>
+              <w:t xml:space="preserve">соответствует стандартам</w:t>
             </w:r>
           </w:p>
         </w:tc>
         <w:tc>
           <w:tcPr>
             <w:tcW w:w="1559" w:type="dxa"/>
-            <w:vMerge w:val="restart"/>
-            <w:tcMar>
-              <w:top w:w="15" w:type="dxa"/>
-              <w:left w:w="15" w:type="dxa"/>
-              <w:bottom w:w="15" w:type="dxa"/>
-              <w:right w:w="15" w:type="dxa"/>
-            </w:tcMar>
-            <w:vAlign w:val="center"/>
-          </w:tcPr>
-          <w:p>
-            <w:pPr>
-              <w:spacing w:after="0"/>
-              <w:jc w:val="center"/>
-              <w:rPr>
-                <w:rFonts w:ascii="Times New Roman" w:hAnsi="Times New Roman" w:cs="Times New Roman"/>
-                <w:lang w:val="ru-RU"/>
-              </w:rPr>
-            </w:pPr>
-            <w:r>
-              <w:rPr>
-                <w:rFonts w:ascii="Times New Roman" w:hAnsi="Times New Roman" w:cs="Times New Roman"/>
-                <w:lang w:val="ru-RU"/>
-              </w:rPr>
-              <w:t xml:space="preserve">соответствует</w:t>
-            </w:r>
+            <w:vMerge/>
+            <w:tcMar>
+              <w:top w:w="15" w:type="dxa"/>
+              <w:left w:w="15" w:type="dxa"/>
+              <w:bottom w:w="15" w:type="dxa"/>
+              <w:right w:w="15" w:type="dxa"/>
+            </w:tcMar>
+            <w:vAlign w:val="center"/>
+          </w:tcPr>
+          <w:p>
+            <w:pPr>
+              <w:spacing w:after="0"/>
+              <w:jc w:val="center"/>
+              <w:rPr>
+                <w:rFonts w:ascii="Times New Roman" w:hAnsi="Times New Roman" w:cs="Times New Roman"/>
+                <w:lang w:val="ru-RU"/>
+              </w:rPr>
+            </w:pPr>
           </w:p>
         </w:tc>
         <w:tc>
           <w:tcPr>
             <w:tcW w:w="1139" w:type="dxa"/>
-            <w:vMerge w:val="restart"/>
-            <w:tcMar>
-              <w:top w:w="15" w:type="dxa"/>
-              <w:left w:w="15" w:type="dxa"/>
-              <w:bottom w:w="15" w:type="dxa"/>
-              <w:right w:w="15" w:type="dxa"/>
-            </w:tcMar>
-            <w:vAlign w:val="center"/>
-          </w:tcPr>
-          <w:p>
-            <w:pPr>
-              <w:spacing w:after="0"/>
-              <w:jc w:val="center"/>
-              <w:rPr>
-                <w:rFonts w:ascii="Times New Roman" w:hAnsi="Times New Roman" w:cs="Times New Roman"/>
-                <w:lang w:val="kk-KZ"/>
-              </w:rPr>
-            </w:pPr>
-            <w:r>
-              <w:rPr>
-                <w:rFonts w:ascii="Times New Roman" w:hAnsi="Times New Roman" w:cs="Times New Roman"/>
-                <w:lang w:val="kk-KZ"/>
-              </w:rPr>
-              <w:t xml:space="preserve">отсутствуют</w:t>
-            </w:r>
+            <w:vMerge/>
+            <w:tcMar>
+              <w:top w:w="15" w:type="dxa"/>
+              <w:left w:w="15" w:type="dxa"/>
+              <w:bottom w:w="15" w:type="dxa"/>
+              <w:right w:w="15" w:type="dxa"/>
+            </w:tcMar>
+            <w:vAlign w:val="center"/>
+          </w:tcPr>
+          <w:p>
+            <w:pPr>
+              <w:spacing w:after="0"/>
+              <w:jc w:val="center"/>
+              <w:rPr>
+                <w:rFonts w:ascii="Times New Roman" w:hAnsi="Times New Roman" w:cs="Times New Roman"/>
+                <w:lang w:val="kk-KZ"/>
+              </w:rPr>
+            </w:pPr>
           </w:p>
         </w:tc>
       </w:tr>
       <w:tr>
         <w:trPr>
-          <w:trHeight w:val="949"/>
+          <w:trHeight w:val="30"/>
           <w:jc w:val="center"/>
         </w:trPr>
         <w:tc>
           <w:tcPr>
-            <w:tcW w:w="1271" w:type="dxa"/>
-            <w:vMerge/>
-            <w:tcMar>
-              <w:top w:w="15" w:type="dxa"/>
-              <w:left w:w="15" w:type="dxa"/>
-              <w:bottom w:w="15" w:type="dxa"/>
-              <w:right w:w="15" w:type="dxa"/>
-            </w:tcMar>
-            <w:vAlign w:val="center"/>
-          </w:tcPr>
-          <w:p>
-            <w:pPr>
-              <w:spacing w:after="0"/>
-              <w:jc w:val="center"/>
-              <w:rPr>
-                <w:rFonts w:ascii="Times New Roman" w:hAnsi="Times New Roman" w:cs="Times New Roman"/>
-                <w:lang w:val="kk-KZ"/>
-              </w:rPr>
-            </w:pPr>
-          </w:p>
-        </w:tc>
-        <w:tc>
-          <w:tcPr>
-            <w:tcW w:w="1701" w:type="dxa"/>
-            <w:vMerge/>
-            <w:tcMar>
-              <w:top w:w="15" w:type="dxa"/>
-              <w:left w:w="15" w:type="dxa"/>
-              <w:bottom w:w="15" w:type="dxa"/>
-              <w:right w:w="15" w:type="dxa"/>
-            </w:tcMar>
-            <w:vAlign w:val="center"/>
-          </w:tcPr>
-          <w:p>
-            <w:pPr>
-              <w:spacing w:after="0" w:line="240" w:lineRule="auto"/>
-              <w:contextualSpacing/>
-              <w:jc w:val="center"/>
-              <w:rPr>
-                <w:rFonts w:ascii="Times New Roman" w:hAnsi="Times New Roman" w:cs="Times New Roman"/>
-                <w:lang w:val="kk-KZ"/>
-              </w:rPr>
-            </w:pPr>
-          </w:p>
-        </w:tc>
-        <w:tc>
-          <w:tcPr>
-            <w:tcW w:w="992" w:type="dxa"/>
-            <w:vMerge/>
-            <w:tcMar>
-              <w:top w:w="15" w:type="dxa"/>
-              <w:left w:w="15" w:type="dxa"/>
-              <w:bottom w:w="15" w:type="dxa"/>
-              <w:right w:w="15" w:type="dxa"/>
-            </w:tcMar>
-            <w:vAlign w:val="center"/>
-          </w:tcPr>
-          <w:p>
-            <w:pPr>
-              <w:spacing w:after="0"/>
-              <w:jc w:val="center"/>
-              <w:rPr>
-                <w:rFonts w:ascii="Times New Roman" w:hAnsi="Times New Roman" w:cs="Times New Roman"/>
-                <w:lang w:val="kk-KZ"/>
-              </w:rPr>
-            </w:pPr>
-          </w:p>
-        </w:tc>
-        <w:tc>
-          <w:tcPr>
-            <w:tcW w:w="1560" w:type="dxa"/>
-            <w:vMerge/>
-            <w:tcMar>
-              <w:top w:w="15" w:type="dxa"/>
-              <w:left w:w="15" w:type="dxa"/>
-              <w:bottom w:w="15" w:type="dxa"/>
-              <w:right w:w="15" w:type="dxa"/>
-            </w:tcMar>
-            <w:vAlign w:val="center"/>
-          </w:tcPr>
-          <w:p>
-            <w:pPr>
-              <w:spacing w:after="0" w:line="240" w:lineRule="auto"/>
-              <w:jc w:val="center"/>
-              <w:rPr>
-                <w:rFonts w:ascii="Times New Roman" w:hAnsi="Times New Roman" w:cs="Times New Roman"/>
-                <w:lang w:val="ru-RU"/>
-              </w:rPr>
-            </w:pPr>
-          </w:p>
-        </w:tc>
-        <w:tc>
-          <w:tcPr>
-            <w:tcW w:w="1559" w:type="dxa"/>
-            <w:tcMar>
-              <w:top w:w="15" w:type="dxa"/>
-              <w:left w:w="15" w:type="dxa"/>
-              <w:bottom w:w="15" w:type="dxa"/>
-              <w:right w:w="15" w:type="dxa"/>
-            </w:tcMar>
-            <w:vAlign w:val="center"/>
-          </w:tcPr>
-          <w:p>
-            <w:pPr>
-              <w:spacing w:after="0"/>
-              <w:jc w:val="center"/>
-              <w:rPr>
-                <w:rFonts w:ascii="Times New Roman" w:hAnsi="Times New Roman" w:cs="Times New Roman"/>
-                <w:lang w:val="ru-RU"/>
-              </w:rPr>
-            </w:pPr>
-            <w:r>
-              <w:rPr>
-                <w:rFonts w:ascii="Times New Roman" w:hAnsi="Times New Roman" w:cs="Times New Roman"/>
-                <w:lang w:val="ru-RU"/>
-              </w:rPr>
-              <w:t xml:space="preserve">соответствует стандартам</w:t>
-            </w:r>
-          </w:p>
-        </w:tc>
-        <w:tc>
-          <w:tcPr>
-            <w:tcW w:w="1559" w:type="dxa"/>
-            <w:vMerge/>
-            <w:tcMar>
-              <w:top w:w="15" w:type="dxa"/>
-              <w:left w:w="15" w:type="dxa"/>
-              <w:bottom w:w="15" w:type="dxa"/>
-              <w:right w:w="15" w:type="dxa"/>
-            </w:tcMar>
-            <w:vAlign w:val="center"/>
-          </w:tcPr>
-          <w:p>
-            <w:pPr>
-              <w:spacing w:after="0"/>
-              <w:jc w:val="center"/>
-              <w:rPr>
-                <w:rFonts w:ascii="Times New Roman" w:hAnsi="Times New Roman" w:cs="Times New Roman"/>
-                <w:lang w:val="ru-RU"/>
-              </w:rPr>
-            </w:pPr>
-          </w:p>
-        </w:tc>
-        <w:tc>
-          <w:tcPr>
-            <w:tcW w:w="1139" w:type="dxa"/>
-            <w:vMerge/>
-            <w:tcMar>
-              <w:top w:w="15" w:type="dxa"/>
-              <w:left w:w="15" w:type="dxa"/>
-              <w:bottom w:w="15" w:type="dxa"/>
-              <w:right w:w="15" w:type="dxa"/>
-            </w:tcMar>
-            <w:vAlign w:val="center"/>
-          </w:tcPr>
-          <w:p>
-            <w:pPr>
-              <w:spacing w:after="0"/>
-              <w:jc w:val="center"/>
-              <w:rPr>
-                <w:rFonts w:ascii="Times New Roman" w:hAnsi="Times New Roman" w:cs="Times New Roman"/>
-                <w:lang w:val="kk-KZ"/>
-              </w:rPr>
-            </w:pPr>
+            <w:tcW w:w="9781" w:type="dxa"/>
+            <w:gridSpan w:val="7"/>
+            <w:tcMar>
+              <w:top w:w="15" w:type="dxa"/>
+              <w:left w:w="15" w:type="dxa"/>
+              <w:bottom w:w="15" w:type="dxa"/>
+              <w:right w:w="15" w:type="dxa"/>
+            </w:tcMar>
+            <w:vAlign w:val="center"/>
+          </w:tcPr>
+          <w:p>
+            <w:pPr>
+              <w:spacing w:after="20"/>
+              <w:ind w:left="20"/>
+              <w:jc w:val="center"/>
+              <w:rPr>
+                <w:rFonts w:ascii="Times New Roman" w:hAnsi="Times New Roman" w:cs="Times New Roman"/>
+                <w:b/>
+                <w:color w:val="000000"/>
+                <w:sz w:val="16"/>
+                <w:szCs w:val="16"/>
+                <w:lang w:val="ru-RU"/>
+              </w:rPr>
+            </w:pPr>
+            <w:r>
+              <w:rPr>
+                <w:rFonts w:ascii="Times New Roman" w:eastAsia="Times New Roman" w:hAnsi="Times New Roman" w:cs="Times New Roman"/>
+                <w:b/>
+                <w:color w:val="000000"/>
+              </w:rPr>
+              <w:t xml:space="preserve">10. Раздел 10</w:t>
+            </w:r>
           </w:p>
         </w:tc>
       </w:tr>
       <w:tr>
         <w:trPr>
-          <w:trHeight w:val="908"/>
+          <w:trHeight w:val="656"/>
           <w:jc w:val="center"/>
         </w:trPr>
         <w:tc>
@@ -9812,7 +9703,7 @@
                 <w:rFonts w:ascii="Times New Roman" w:hAnsi="Times New Roman" w:cs="Times New Roman"/>
                 <w:lang w:val="ru-RU"/>
               </w:rPr>
-              <w:t xml:space="preserve">01 002 020</w:t>
+              <w:t xml:space="preserve">10 001 001</w:t>
             </w:r>
           </w:p>
         </w:tc>
@@ -9839,12 +9730,11 @@
             </w:pPr>
             <w:r>
               <w:rPr>
-                <w:rFonts w:ascii="Times New Roman" w:hAnsi="Times New Roman"/>
+                <w:rFonts w:ascii="Times New Roman" w:eastAsia="Microsoft YaHei" w:hAnsi="Times New Roman" w:cs="Times New Roman"/>
                 <w:color w:val="000000"/>
                 <w:sz w:val="24"/>
-                <w:szCs w:val="24"/>
-              </w:rPr>
-              <w:t xml:space="preserve">Водитель экспедитор</w:t>
+              </w:rPr>
+              <w:t xml:space="preserve">Должность 10.1</w:t>
             </w:r>
           </w:p>
         </w:tc>
@@ -10000,7 +9890,7 @@
       </w:tr>
       <w:tr>
         <w:trPr>
-          <w:trHeight w:val="949"/>
+          <w:trHeight w:val="608"/>
           <w:jc w:val="center"/>
         </w:trPr>
         <w:tc>
@@ -10174,7 +10064,7 @@
       </w:tr>
       <w:tr>
         <w:trPr>
-          <w:trHeight w:val="908"/>
+          <w:trHeight w:val="656"/>
           <w:jc w:val="center"/>
         </w:trPr>
         <w:tc>
@@ -10203,7 +10093,7 @@
                 <w:rFonts w:ascii="Times New Roman" w:hAnsi="Times New Roman" w:cs="Times New Roman"/>
                 <w:lang w:val="ru-RU"/>
               </w:rPr>
-              <w:t xml:space="preserve">01 002 021</w:t>
+              <w:t xml:space="preserve">10 002 002</w:t>
             </w:r>
           </w:p>
         </w:tc>
@@ -10230,12 +10120,11 @@
             </w:pPr>
             <w:r>
               <w:rPr>
-                <w:rFonts w:ascii="Times New Roman" w:hAnsi="Times New Roman"/>
+                <w:rFonts w:ascii="Times New Roman" w:eastAsia="Microsoft YaHei" w:hAnsi="Times New Roman" w:cs="Times New Roman"/>
                 <w:color w:val="000000"/>
                 <w:sz w:val="24"/>
-                <w:szCs w:val="24"/>
-              </w:rPr>
-              <w:t xml:space="preserve">Лаборант</w:t>
+              </w:rPr>
+              <w:t xml:space="preserve">Должность 10.2</w:t>
             </w:r>
           </w:p>
         </w:tc>
@@ -10391,4308 +10280,7 @@
       </w:tr>
       <w:tr>
         <w:trPr>
-          <w:trHeight w:val="949"/>
-          <w:jc w:val="center"/>
-        </w:trPr>
-        <w:tc>
-          <w:tcPr>
-            <w:tcW w:w="1271" w:type="dxa"/>
-            <w:vMerge/>
-            <w:tcMar>
-              <w:top w:w="15" w:type="dxa"/>
-              <w:left w:w="15" w:type="dxa"/>
-              <w:bottom w:w="15" w:type="dxa"/>
-              <w:right w:w="15" w:type="dxa"/>
-            </w:tcMar>
-            <w:vAlign w:val="center"/>
-          </w:tcPr>
-          <w:p>
-            <w:pPr>
-              <w:spacing w:after="0"/>
-              <w:jc w:val="center"/>
-              <w:rPr>
-                <w:rFonts w:ascii="Times New Roman" w:hAnsi="Times New Roman" w:cs="Times New Roman"/>
-                <w:lang w:val="kk-KZ"/>
-              </w:rPr>
-            </w:pPr>
-          </w:p>
-        </w:tc>
-        <w:tc>
-          <w:tcPr>
-            <w:tcW w:w="1701" w:type="dxa"/>
-            <w:vMerge/>
-            <w:tcMar>
-              <w:top w:w="15" w:type="dxa"/>
-              <w:left w:w="15" w:type="dxa"/>
-              <w:bottom w:w="15" w:type="dxa"/>
-              <w:right w:w="15" w:type="dxa"/>
-            </w:tcMar>
-            <w:vAlign w:val="center"/>
-          </w:tcPr>
-          <w:p>
-            <w:pPr>
-              <w:spacing w:after="0" w:line="240" w:lineRule="auto"/>
-              <w:contextualSpacing/>
-              <w:jc w:val="center"/>
-              <w:rPr>
-                <w:rFonts w:ascii="Times New Roman" w:hAnsi="Times New Roman" w:cs="Times New Roman"/>
-                <w:lang w:val="kk-KZ"/>
-              </w:rPr>
-            </w:pPr>
-          </w:p>
-        </w:tc>
-        <w:tc>
-          <w:tcPr>
-            <w:tcW w:w="992" w:type="dxa"/>
-            <w:vMerge/>
-            <w:tcMar>
-              <w:top w:w="15" w:type="dxa"/>
-              <w:left w:w="15" w:type="dxa"/>
-              <w:bottom w:w="15" w:type="dxa"/>
-              <w:right w:w="15" w:type="dxa"/>
-            </w:tcMar>
-            <w:vAlign w:val="center"/>
-          </w:tcPr>
-          <w:p>
-            <w:pPr>
-              <w:spacing w:after="0"/>
-              <w:jc w:val="center"/>
-              <w:rPr>
-                <w:rFonts w:ascii="Times New Roman" w:hAnsi="Times New Roman" w:cs="Times New Roman"/>
-                <w:lang w:val="kk-KZ"/>
-              </w:rPr>
-            </w:pPr>
-          </w:p>
-        </w:tc>
-        <w:tc>
-          <w:tcPr>
-            <w:tcW w:w="1560" w:type="dxa"/>
-            <w:vMerge/>
-            <w:tcMar>
-              <w:top w:w="15" w:type="dxa"/>
-              <w:left w:w="15" w:type="dxa"/>
-              <w:bottom w:w="15" w:type="dxa"/>
-              <w:right w:w="15" w:type="dxa"/>
-            </w:tcMar>
-            <w:vAlign w:val="center"/>
-          </w:tcPr>
-          <w:p>
-            <w:pPr>
-              <w:spacing w:after="0" w:line="240" w:lineRule="auto"/>
-              <w:jc w:val="center"/>
-              <w:rPr>
-                <w:rFonts w:ascii="Times New Roman" w:hAnsi="Times New Roman" w:cs="Times New Roman"/>
-                <w:lang w:val="ru-RU"/>
-              </w:rPr>
-            </w:pPr>
-          </w:p>
-        </w:tc>
-        <w:tc>
-          <w:tcPr>
-            <w:tcW w:w="1559" w:type="dxa"/>
-            <w:tcMar>
-              <w:top w:w="15" w:type="dxa"/>
-              <w:left w:w="15" w:type="dxa"/>
-              <w:bottom w:w="15" w:type="dxa"/>
-              <w:right w:w="15" w:type="dxa"/>
-            </w:tcMar>
-            <w:vAlign w:val="center"/>
-          </w:tcPr>
-          <w:p>
-            <w:pPr>
-              <w:spacing w:after="0"/>
-              <w:jc w:val="center"/>
-              <w:rPr>
-                <w:rFonts w:ascii="Times New Roman" w:hAnsi="Times New Roman" w:cs="Times New Roman"/>
-                <w:lang w:val="ru-RU"/>
-              </w:rPr>
-            </w:pPr>
-            <w:r>
-              <w:rPr>
-                <w:rFonts w:ascii="Times New Roman" w:hAnsi="Times New Roman" w:cs="Times New Roman"/>
-                <w:lang w:val="ru-RU"/>
-              </w:rPr>
-              <w:t xml:space="preserve">соответствует стандартам</w:t>
-            </w:r>
-          </w:p>
-        </w:tc>
-        <w:tc>
-          <w:tcPr>
-            <w:tcW w:w="1559" w:type="dxa"/>
-            <w:vMerge/>
-            <w:tcMar>
-              <w:top w:w="15" w:type="dxa"/>
-              <w:left w:w="15" w:type="dxa"/>
-              <w:bottom w:w="15" w:type="dxa"/>
-              <w:right w:w="15" w:type="dxa"/>
-            </w:tcMar>
-            <w:vAlign w:val="center"/>
-          </w:tcPr>
-          <w:p>
-            <w:pPr>
-              <w:spacing w:after="0"/>
-              <w:jc w:val="center"/>
-              <w:rPr>
-                <w:rFonts w:ascii="Times New Roman" w:hAnsi="Times New Roman" w:cs="Times New Roman"/>
-                <w:lang w:val="ru-RU"/>
-              </w:rPr>
-            </w:pPr>
-          </w:p>
-        </w:tc>
-        <w:tc>
-          <w:tcPr>
-            <w:tcW w:w="1139" w:type="dxa"/>
-            <w:vMerge/>
-            <w:tcMar>
-              <w:top w:w="15" w:type="dxa"/>
-              <w:left w:w="15" w:type="dxa"/>
-              <w:bottom w:w="15" w:type="dxa"/>
-              <w:right w:w="15" w:type="dxa"/>
-            </w:tcMar>
-            <w:vAlign w:val="center"/>
-          </w:tcPr>
-          <w:p>
-            <w:pPr>
-              <w:spacing w:after="0"/>
-              <w:jc w:val="center"/>
-              <w:rPr>
-                <w:rFonts w:ascii="Times New Roman" w:hAnsi="Times New Roman" w:cs="Times New Roman"/>
-                <w:lang w:val="kk-KZ"/>
-              </w:rPr>
-            </w:pPr>
-          </w:p>
-        </w:tc>
-      </w:tr>
-      <w:tr>
-        <w:trPr>
-          <w:trHeight w:val="908"/>
-          <w:jc w:val="center"/>
-        </w:trPr>
-        <w:tc>
-          <w:tcPr>
-            <w:tcW w:w="1271" w:type="dxa"/>
-            <w:vMerge w:val="restart"/>
-            <w:tcMar>
-              <w:top w:w="15" w:type="dxa"/>
-              <w:left w:w="15" w:type="dxa"/>
-              <w:bottom w:w="15" w:type="dxa"/>
-              <w:right w:w="15" w:type="dxa"/>
-            </w:tcMar>
-            <w:vAlign w:val="center"/>
-          </w:tcPr>
-          <w:p>
-            <w:pPr>
-              <w:spacing w:after="0"/>
-              <w:jc w:val="center"/>
-              <w:rPr>
-                <w:rFonts w:ascii="Times New Roman" w:hAnsi="Times New Roman" w:cs="Times New Roman"/>
-                <w:lang w:val="ru-RU"/>
-              </w:rPr>
-            </w:pPr>
-            <w:r>
-              <w:rPr>
-                <w:rFonts w:ascii="Times New Roman" w:hAnsi="Times New Roman" w:cs="Times New Roman"/>
-                <w:lang w:val="ru-RU"/>
-              </w:rPr>
-              <w:t xml:space="preserve">01 002 022</w:t>
-            </w:r>
-          </w:p>
-        </w:tc>
-        <w:tc>
-          <w:tcPr>
-            <w:tcW w:w="1701" w:type="dxa"/>
-            <w:vMerge w:val="restart"/>
-            <w:tcMar>
-              <w:top w:w="15" w:type="dxa"/>
-              <w:left w:w="15" w:type="dxa"/>
-              <w:bottom w:w="15" w:type="dxa"/>
-              <w:right w:w="15" w:type="dxa"/>
-            </w:tcMar>
-            <w:vAlign w:val="center"/>
-          </w:tcPr>
-          <w:p>
-            <w:pPr>
-              <w:spacing w:after="0"/>
-              <w:jc w:val="center"/>
-              <w:rPr>
-                <w:rFonts w:ascii="Times New Roman" w:hAnsi="Times New Roman" w:cs="Times New Roman"/>
-                <w:lang w:val="ru-RU"/>
-              </w:rPr>
-            </w:pPr>
-            <w:r>
-              <w:rPr>
-                <w:rFonts w:ascii="Times New Roman" w:hAnsi="Times New Roman"/>
-                <w:color w:val="000000"/>
-                <w:sz w:val="24"/>
-                <w:szCs w:val="24"/>
-              </w:rPr>
-              <w:t xml:space="preserve">Поливщик</w:t>
-            </w:r>
-          </w:p>
-        </w:tc>
-        <w:tc>
-          <w:tcPr>
-            <w:tcW w:w="992" w:type="dxa"/>
-            <w:vMerge w:val="restart"/>
-            <w:tcMar>
-              <w:top w:w="15" w:type="dxa"/>
-              <w:left w:w="15" w:type="dxa"/>
-              <w:bottom w:w="15" w:type="dxa"/>
-              <w:right w:w="15" w:type="dxa"/>
-            </w:tcMar>
-            <w:vAlign w:val="center"/>
-          </w:tcPr>
-          <w:p>
-            <w:pPr>
-              <w:spacing w:after="0"/>
-              <w:jc w:val="center"/>
-              <w:rPr>
-                <w:rFonts w:ascii="Times New Roman" w:hAnsi="Times New Roman" w:cs="Times New Roman"/>
-                <w:lang w:val="kk-KZ"/>
-              </w:rPr>
-            </w:pPr>
-            <w:r>
-              <w:rPr>
-                <w:rFonts w:ascii="Times New Roman" w:hAnsi="Times New Roman" w:cs="Times New Roman"/>
-                <w:lang w:val="kk-KZ"/>
-              </w:rPr>
-              <w:t xml:space="preserve">1</w:t>
-            </w:r>
-          </w:p>
-        </w:tc>
-        <w:tc>
-          <w:tcPr>
-            <w:tcW w:w="1560" w:type="dxa"/>
-            <w:vMerge w:val="restart"/>
-            <w:tcMar>
-              <w:top w:w="15" w:type="dxa"/>
-              <w:left w:w="15" w:type="dxa"/>
-              <w:bottom w:w="15" w:type="dxa"/>
-              <w:right w:w="15" w:type="dxa"/>
-            </w:tcMar>
-            <w:vAlign w:val="center"/>
-          </w:tcPr>
-          <w:p>
-            <w:pPr>
-              <w:spacing w:after="0" w:line="240" w:lineRule="auto"/>
-              <w:jc w:val="center"/>
-              <w:rPr>
-                <w:rFonts w:ascii="Times New Roman" w:hAnsi="Times New Roman" w:cs="Times New Roman"/>
-                <w:lang w:val="ru-RU"/>
-              </w:rPr>
-            </w:pPr>
-            <w:r>
-              <w:rPr>
-                <w:rFonts w:ascii="Times New Roman" w:hAnsi="Times New Roman" w:cs="Times New Roman"/>
-                <w:lang w:val="ru-RU"/>
-              </w:rPr>
-              <w:t xml:space="preserve">Оборудование согласно перечня</w:t>
-            </w:r>
-          </w:p>
-        </w:tc>
-        <w:tc>
-          <w:tcPr>
-            <w:tcW w:w="1559" w:type="dxa"/>
-            <w:tcMar>
-              <w:top w:w="15" w:type="dxa"/>
-              <w:left w:w="15" w:type="dxa"/>
-              <w:bottom w:w="15" w:type="dxa"/>
-              <w:right w:w="15" w:type="dxa"/>
-            </w:tcMar>
-            <w:vAlign w:val="center"/>
-          </w:tcPr>
-          <w:p>
-            <w:pPr>
-              <w:spacing w:after="0"/>
-              <w:jc w:val="center"/>
-              <w:rPr>
-                <w:rFonts w:ascii="Times New Roman" w:hAnsi="Times New Roman" w:cs="Times New Roman"/>
-                <w:lang w:val="ru-RU"/>
-              </w:rPr>
-            </w:pPr>
-            <w:r>
-              <w:rPr>
-                <w:rFonts w:ascii="Times New Roman" w:hAnsi="Times New Roman" w:cs="Times New Roman"/>
-                <w:lang w:val="ru-RU"/>
-              </w:rPr>
-              <w:t xml:space="preserve">в наличии</w:t>
-            </w:r>
-          </w:p>
-        </w:tc>
-        <w:tc>
-          <w:tcPr>
-            <w:tcW w:w="1559" w:type="dxa"/>
-            <w:vMerge w:val="restart"/>
-            <w:tcMar>
-              <w:top w:w="15" w:type="dxa"/>
-              <w:left w:w="15" w:type="dxa"/>
-              <w:bottom w:w="15" w:type="dxa"/>
-              <w:right w:w="15" w:type="dxa"/>
-            </w:tcMar>
-            <w:vAlign w:val="center"/>
-          </w:tcPr>
-          <w:p>
-            <w:pPr>
-              <w:spacing w:after="0"/>
-              <w:jc w:val="center"/>
-              <w:rPr>
-                <w:rFonts w:ascii="Times New Roman" w:hAnsi="Times New Roman" w:cs="Times New Roman"/>
-                <w:lang w:val="ru-RU"/>
-              </w:rPr>
-            </w:pPr>
-            <w:r>
-              <w:rPr>
-                <w:rFonts w:ascii="Times New Roman" w:hAnsi="Times New Roman" w:cs="Times New Roman"/>
-                <w:lang w:val="ru-RU"/>
-              </w:rPr>
-              <w:t xml:space="preserve">соответствует</w:t>
-            </w:r>
-          </w:p>
-        </w:tc>
-        <w:tc>
-          <w:tcPr>
-            <w:tcW w:w="1139" w:type="dxa"/>
-            <w:vMerge w:val="restart"/>
-            <w:tcMar>
-              <w:top w:w="15" w:type="dxa"/>
-              <w:left w:w="15" w:type="dxa"/>
-              <w:bottom w:w="15" w:type="dxa"/>
-              <w:right w:w="15" w:type="dxa"/>
-            </w:tcMar>
-            <w:vAlign w:val="center"/>
-          </w:tcPr>
-          <w:p>
-            <w:pPr>
-              <w:spacing w:after="0"/>
-              <w:jc w:val="center"/>
-              <w:rPr>
-                <w:rFonts w:ascii="Times New Roman" w:hAnsi="Times New Roman" w:cs="Times New Roman"/>
-                <w:lang w:val="kk-KZ"/>
-              </w:rPr>
-            </w:pPr>
-            <w:r>
-              <w:rPr>
-                <w:rFonts w:ascii="Times New Roman" w:hAnsi="Times New Roman" w:cs="Times New Roman"/>
-                <w:lang w:val="kk-KZ"/>
-              </w:rPr>
-              <w:t xml:space="preserve">отсутствуют</w:t>
-            </w:r>
-          </w:p>
-        </w:tc>
-      </w:tr>
-      <w:tr>
-        <w:trPr>
-          <w:trHeight w:val="949"/>
-          <w:jc w:val="center"/>
-        </w:trPr>
-        <w:tc>
-          <w:tcPr>
-            <w:tcW w:w="1271" w:type="dxa"/>
-            <w:vMerge/>
-            <w:tcMar>
-              <w:top w:w="15" w:type="dxa"/>
-              <w:left w:w="15" w:type="dxa"/>
-              <w:bottom w:w="15" w:type="dxa"/>
-              <w:right w:w="15" w:type="dxa"/>
-            </w:tcMar>
-            <w:vAlign w:val="center"/>
-          </w:tcPr>
-          <w:p>
-            <w:pPr>
-              <w:spacing w:after="0"/>
-              <w:jc w:val="center"/>
-              <w:rPr>
-                <w:rFonts w:ascii="Times New Roman" w:hAnsi="Times New Roman" w:cs="Times New Roman"/>
-                <w:lang w:val="kk-KZ"/>
-              </w:rPr>
-            </w:pPr>
-          </w:p>
-        </w:tc>
-        <w:tc>
-          <w:tcPr>
-            <w:tcW w:w="1701" w:type="dxa"/>
-            <w:vMerge/>
-            <w:tcMar>
-              <w:top w:w="15" w:type="dxa"/>
-              <w:left w:w="15" w:type="dxa"/>
-              <w:bottom w:w="15" w:type="dxa"/>
-              <w:right w:w="15" w:type="dxa"/>
-            </w:tcMar>
-            <w:vAlign w:val="center"/>
-          </w:tcPr>
-          <w:p>
-            <w:pPr>
-              <w:spacing w:after="0" w:line="240" w:lineRule="auto"/>
-              <w:contextualSpacing/>
-              <w:jc w:val="center"/>
-              <w:rPr>
-                <w:rFonts w:ascii="Times New Roman" w:hAnsi="Times New Roman" w:cs="Times New Roman"/>
-                <w:lang w:val="kk-KZ"/>
-              </w:rPr>
-            </w:pPr>
-          </w:p>
-        </w:tc>
-        <w:tc>
-          <w:tcPr>
-            <w:tcW w:w="992" w:type="dxa"/>
-            <w:vMerge/>
-            <w:tcMar>
-              <w:top w:w="15" w:type="dxa"/>
-              <w:left w:w="15" w:type="dxa"/>
-              <w:bottom w:w="15" w:type="dxa"/>
-              <w:right w:w="15" w:type="dxa"/>
-            </w:tcMar>
-            <w:vAlign w:val="center"/>
-          </w:tcPr>
-          <w:p>
-            <w:pPr>
-              <w:spacing w:after="0"/>
-              <w:jc w:val="center"/>
-              <w:rPr>
-                <w:rFonts w:ascii="Times New Roman" w:hAnsi="Times New Roman" w:cs="Times New Roman"/>
-                <w:lang w:val="kk-KZ"/>
-              </w:rPr>
-            </w:pPr>
-          </w:p>
-        </w:tc>
-        <w:tc>
-          <w:tcPr>
-            <w:tcW w:w="1560" w:type="dxa"/>
-            <w:vMerge/>
-            <w:tcMar>
-              <w:top w:w="15" w:type="dxa"/>
-              <w:left w:w="15" w:type="dxa"/>
-              <w:bottom w:w="15" w:type="dxa"/>
-              <w:right w:w="15" w:type="dxa"/>
-            </w:tcMar>
-            <w:vAlign w:val="center"/>
-          </w:tcPr>
-          <w:p>
-            <w:pPr>
-              <w:spacing w:after="0" w:line="240" w:lineRule="auto"/>
-              <w:jc w:val="center"/>
-              <w:rPr>
-                <w:rFonts w:ascii="Times New Roman" w:hAnsi="Times New Roman" w:cs="Times New Roman"/>
-                <w:lang w:val="ru-RU"/>
-              </w:rPr>
-            </w:pPr>
-          </w:p>
-        </w:tc>
-        <w:tc>
-          <w:tcPr>
-            <w:tcW w:w="1559" w:type="dxa"/>
-            <w:tcMar>
-              <w:top w:w="15" w:type="dxa"/>
-              <w:left w:w="15" w:type="dxa"/>
-              <w:bottom w:w="15" w:type="dxa"/>
-              <w:right w:w="15" w:type="dxa"/>
-            </w:tcMar>
-            <w:vAlign w:val="center"/>
-          </w:tcPr>
-          <w:p>
-            <w:pPr>
-              <w:spacing w:after="0"/>
-              <w:jc w:val="center"/>
-              <w:rPr>
-                <w:rFonts w:ascii="Times New Roman" w:hAnsi="Times New Roman" w:cs="Times New Roman"/>
-                <w:lang w:val="ru-RU"/>
-              </w:rPr>
-            </w:pPr>
-            <w:r>
-              <w:rPr>
-                <w:rFonts w:ascii="Times New Roman" w:hAnsi="Times New Roman" w:cs="Times New Roman"/>
-                <w:lang w:val="ru-RU"/>
-              </w:rPr>
-              <w:t xml:space="preserve">соответствует стандартам</w:t>
-            </w:r>
-          </w:p>
-        </w:tc>
-        <w:tc>
-          <w:tcPr>
-            <w:tcW w:w="1559" w:type="dxa"/>
-            <w:vMerge/>
-            <w:tcMar>
-              <w:top w:w="15" w:type="dxa"/>
-              <w:left w:w="15" w:type="dxa"/>
-              <w:bottom w:w="15" w:type="dxa"/>
-              <w:right w:w="15" w:type="dxa"/>
-            </w:tcMar>
-            <w:vAlign w:val="center"/>
-          </w:tcPr>
-          <w:p>
-            <w:pPr>
-              <w:spacing w:after="0"/>
-              <w:jc w:val="center"/>
-              <w:rPr>
-                <w:rFonts w:ascii="Times New Roman" w:hAnsi="Times New Roman" w:cs="Times New Roman"/>
-                <w:lang w:val="ru-RU"/>
-              </w:rPr>
-            </w:pPr>
-          </w:p>
-        </w:tc>
-        <w:tc>
-          <w:tcPr>
-            <w:tcW w:w="1139" w:type="dxa"/>
-            <w:vMerge/>
-            <w:tcMar>
-              <w:top w:w="15" w:type="dxa"/>
-              <w:left w:w="15" w:type="dxa"/>
-              <w:bottom w:w="15" w:type="dxa"/>
-              <w:right w:w="15" w:type="dxa"/>
-            </w:tcMar>
-            <w:vAlign w:val="center"/>
-          </w:tcPr>
-          <w:p>
-            <w:pPr>
-              <w:spacing w:after="0"/>
-              <w:jc w:val="center"/>
-              <w:rPr>
-                <w:rFonts w:ascii="Times New Roman" w:hAnsi="Times New Roman" w:cs="Times New Roman"/>
-                <w:lang w:val="kk-KZ"/>
-              </w:rPr>
-            </w:pPr>
-          </w:p>
-        </w:tc>
-      </w:tr>
-      <w:tr>
-        <w:trPr>
-          <w:trHeight w:val="908"/>
-          <w:jc w:val="center"/>
-        </w:trPr>
-        <w:tc>
-          <w:tcPr>
-            <w:tcW w:w="1271" w:type="dxa"/>
-            <w:vMerge w:val="restart"/>
-            <w:tcMar>
-              <w:top w:w="15" w:type="dxa"/>
-              <w:left w:w="15" w:type="dxa"/>
-              <w:bottom w:w="15" w:type="dxa"/>
-              <w:right w:w="15" w:type="dxa"/>
-            </w:tcMar>
-            <w:vAlign w:val="center"/>
-          </w:tcPr>
-          <w:p>
-            <w:pPr>
-              <w:spacing w:after="0"/>
-              <w:jc w:val="center"/>
-              <w:rPr>
-                <w:rFonts w:ascii="Times New Roman" w:hAnsi="Times New Roman" w:cs="Times New Roman"/>
-                <w:lang w:val="ru-RU"/>
-              </w:rPr>
-            </w:pPr>
-            <w:r>
-              <w:rPr>
-                <w:rFonts w:ascii="Times New Roman" w:hAnsi="Times New Roman" w:cs="Times New Roman"/>
-                <w:lang w:val="ru-RU"/>
-              </w:rPr>
-              <w:t xml:space="preserve">01 002 023</w:t>
-            </w:r>
-          </w:p>
-        </w:tc>
-        <w:tc>
-          <w:tcPr>
-            <w:tcW w:w="1701" w:type="dxa"/>
-            <w:vMerge w:val="restart"/>
-            <w:tcMar>
-              <w:top w:w="15" w:type="dxa"/>
-              <w:left w:w="15" w:type="dxa"/>
-              <w:bottom w:w="15" w:type="dxa"/>
-              <w:right w:w="15" w:type="dxa"/>
-            </w:tcMar>
-            <w:vAlign w:val="center"/>
-          </w:tcPr>
-          <w:p>
-            <w:pPr>
-              <w:spacing w:after="0"/>
-              <w:jc w:val="center"/>
-              <w:rPr>
-                <w:rFonts w:ascii="Times New Roman" w:hAnsi="Times New Roman" w:cs="Times New Roman"/>
-                <w:lang w:val="ru-RU"/>
-              </w:rPr>
-            </w:pPr>
-            <w:r>
-              <w:rPr>
-                <w:rFonts w:ascii="Times New Roman" w:hAnsi="Times New Roman"/>
-                <w:color w:val="000000"/>
-                <w:sz w:val="24"/>
-                <w:szCs w:val="24"/>
-              </w:rPr>
-              <w:t xml:space="preserve">Сборщик</w:t>
-            </w:r>
-          </w:p>
-        </w:tc>
-        <w:tc>
-          <w:tcPr>
-            <w:tcW w:w="992" w:type="dxa"/>
-            <w:vMerge w:val="restart"/>
-            <w:tcMar>
-              <w:top w:w="15" w:type="dxa"/>
-              <w:left w:w="15" w:type="dxa"/>
-              <w:bottom w:w="15" w:type="dxa"/>
-              <w:right w:w="15" w:type="dxa"/>
-            </w:tcMar>
-            <w:vAlign w:val="center"/>
-          </w:tcPr>
-          <w:p>
-            <w:pPr>
-              <w:spacing w:after="0"/>
-              <w:jc w:val="center"/>
-              <w:rPr>
-                <w:rFonts w:ascii="Times New Roman" w:hAnsi="Times New Roman" w:cs="Times New Roman"/>
-                <w:lang w:val="kk-KZ"/>
-              </w:rPr>
-            </w:pPr>
-            <w:r>
-              <w:rPr>
-                <w:rFonts w:ascii="Times New Roman" w:hAnsi="Times New Roman" w:cs="Times New Roman"/>
-                <w:lang w:val="kk-KZ"/>
-              </w:rPr>
-              <w:t xml:space="preserve">1</w:t>
-            </w:r>
-          </w:p>
-        </w:tc>
-        <w:tc>
-          <w:tcPr>
-            <w:tcW w:w="1560" w:type="dxa"/>
-            <w:vMerge w:val="restart"/>
-            <w:tcMar>
-              <w:top w:w="15" w:type="dxa"/>
-              <w:left w:w="15" w:type="dxa"/>
-              <w:bottom w:w="15" w:type="dxa"/>
-              <w:right w:w="15" w:type="dxa"/>
-            </w:tcMar>
-            <w:vAlign w:val="center"/>
-          </w:tcPr>
-          <w:p>
-            <w:pPr>
-              <w:spacing w:after="0" w:line="240" w:lineRule="auto"/>
-              <w:jc w:val="center"/>
-              <w:rPr>
-                <w:rFonts w:ascii="Times New Roman" w:hAnsi="Times New Roman" w:cs="Times New Roman"/>
-                <w:lang w:val="ru-RU"/>
-              </w:rPr>
-            </w:pPr>
-            <w:r>
-              <w:rPr>
-                <w:rFonts w:ascii="Times New Roman" w:hAnsi="Times New Roman" w:cs="Times New Roman"/>
-                <w:lang w:val="ru-RU"/>
-              </w:rPr>
-              <w:t xml:space="preserve">Оборудование согласно перечня</w:t>
-            </w:r>
-          </w:p>
-        </w:tc>
-        <w:tc>
-          <w:tcPr>
-            <w:tcW w:w="1559" w:type="dxa"/>
-            <w:tcMar>
-              <w:top w:w="15" w:type="dxa"/>
-              <w:left w:w="15" w:type="dxa"/>
-              <w:bottom w:w="15" w:type="dxa"/>
-              <w:right w:w="15" w:type="dxa"/>
-            </w:tcMar>
-            <w:vAlign w:val="center"/>
-          </w:tcPr>
-          <w:p>
-            <w:pPr>
-              <w:spacing w:after="0"/>
-              <w:jc w:val="center"/>
-              <w:rPr>
-                <w:rFonts w:ascii="Times New Roman" w:hAnsi="Times New Roman" w:cs="Times New Roman"/>
-                <w:lang w:val="ru-RU"/>
-              </w:rPr>
-            </w:pPr>
-            <w:r>
-              <w:rPr>
-                <w:rFonts w:ascii="Times New Roman" w:hAnsi="Times New Roman" w:cs="Times New Roman"/>
-                <w:lang w:val="ru-RU"/>
-              </w:rPr>
-              <w:t xml:space="preserve">в наличии</w:t>
-            </w:r>
-          </w:p>
-        </w:tc>
-        <w:tc>
-          <w:tcPr>
-            <w:tcW w:w="1559" w:type="dxa"/>
-            <w:vMerge w:val="restart"/>
-            <w:tcMar>
-              <w:top w:w="15" w:type="dxa"/>
-              <w:left w:w="15" w:type="dxa"/>
-              <w:bottom w:w="15" w:type="dxa"/>
-              <w:right w:w="15" w:type="dxa"/>
-            </w:tcMar>
-            <w:vAlign w:val="center"/>
-          </w:tcPr>
-          <w:p>
-            <w:pPr>
-              <w:spacing w:after="0"/>
-              <w:jc w:val="center"/>
-              <w:rPr>
-                <w:rFonts w:ascii="Times New Roman" w:hAnsi="Times New Roman" w:cs="Times New Roman"/>
-                <w:lang w:val="ru-RU"/>
-              </w:rPr>
-            </w:pPr>
-            <w:r>
-              <w:rPr>
-                <w:rFonts w:ascii="Times New Roman" w:hAnsi="Times New Roman" w:cs="Times New Roman"/>
-                <w:lang w:val="ru-RU"/>
-              </w:rPr>
-              <w:t xml:space="preserve">соответствует</w:t>
-            </w:r>
-          </w:p>
-        </w:tc>
-        <w:tc>
-          <w:tcPr>
-            <w:tcW w:w="1139" w:type="dxa"/>
-            <w:vMerge w:val="restart"/>
-            <w:tcMar>
-              <w:top w:w="15" w:type="dxa"/>
-              <w:left w:w="15" w:type="dxa"/>
-              <w:bottom w:w="15" w:type="dxa"/>
-              <w:right w:w="15" w:type="dxa"/>
-            </w:tcMar>
-            <w:vAlign w:val="center"/>
-          </w:tcPr>
-          <w:p>
-            <w:pPr>
-              <w:spacing w:after="0"/>
-              <w:jc w:val="center"/>
-              <w:rPr>
-                <w:rFonts w:ascii="Times New Roman" w:hAnsi="Times New Roman" w:cs="Times New Roman"/>
-                <w:lang w:val="kk-KZ"/>
-              </w:rPr>
-            </w:pPr>
-            <w:r>
-              <w:rPr>
-                <w:rFonts w:ascii="Times New Roman" w:hAnsi="Times New Roman" w:cs="Times New Roman"/>
-                <w:lang w:val="kk-KZ"/>
-              </w:rPr>
-              <w:t xml:space="preserve">отсутствуют</w:t>
-            </w:r>
-          </w:p>
-        </w:tc>
-      </w:tr>
-      <w:tr>
-        <w:trPr>
-          <w:trHeight w:val="949"/>
-          <w:jc w:val="center"/>
-        </w:trPr>
-        <w:tc>
-          <w:tcPr>
-            <w:tcW w:w="1271" w:type="dxa"/>
-            <w:vMerge/>
-            <w:tcMar>
-              <w:top w:w="15" w:type="dxa"/>
-              <w:left w:w="15" w:type="dxa"/>
-              <w:bottom w:w="15" w:type="dxa"/>
-              <w:right w:w="15" w:type="dxa"/>
-            </w:tcMar>
-            <w:vAlign w:val="center"/>
-          </w:tcPr>
-          <w:p>
-            <w:pPr>
-              <w:spacing w:after="0"/>
-              <w:jc w:val="center"/>
-              <w:rPr>
-                <w:rFonts w:ascii="Times New Roman" w:hAnsi="Times New Roman" w:cs="Times New Roman"/>
-                <w:lang w:val="kk-KZ"/>
-              </w:rPr>
-            </w:pPr>
-          </w:p>
-        </w:tc>
-        <w:tc>
-          <w:tcPr>
-            <w:tcW w:w="1701" w:type="dxa"/>
-            <w:vMerge/>
-            <w:tcMar>
-              <w:top w:w="15" w:type="dxa"/>
-              <w:left w:w="15" w:type="dxa"/>
-              <w:bottom w:w="15" w:type="dxa"/>
-              <w:right w:w="15" w:type="dxa"/>
-            </w:tcMar>
-            <w:vAlign w:val="center"/>
-          </w:tcPr>
-          <w:p>
-            <w:pPr>
-              <w:spacing w:after="0" w:line="240" w:lineRule="auto"/>
-              <w:contextualSpacing/>
-              <w:jc w:val="center"/>
-              <w:rPr>
-                <w:rFonts w:ascii="Times New Roman" w:hAnsi="Times New Roman" w:cs="Times New Roman"/>
-                <w:lang w:val="kk-KZ"/>
-              </w:rPr>
-            </w:pPr>
-          </w:p>
-        </w:tc>
-        <w:tc>
-          <w:tcPr>
-            <w:tcW w:w="992" w:type="dxa"/>
-            <w:vMerge/>
-            <w:tcMar>
-              <w:top w:w="15" w:type="dxa"/>
-              <w:left w:w="15" w:type="dxa"/>
-              <w:bottom w:w="15" w:type="dxa"/>
-              <w:right w:w="15" w:type="dxa"/>
-            </w:tcMar>
-            <w:vAlign w:val="center"/>
-          </w:tcPr>
-          <w:p>
-            <w:pPr>
-              <w:spacing w:after="0"/>
-              <w:jc w:val="center"/>
-              <w:rPr>
-                <w:rFonts w:ascii="Times New Roman" w:hAnsi="Times New Roman" w:cs="Times New Roman"/>
-                <w:lang w:val="kk-KZ"/>
-              </w:rPr>
-            </w:pPr>
-          </w:p>
-        </w:tc>
-        <w:tc>
-          <w:tcPr>
-            <w:tcW w:w="1560" w:type="dxa"/>
-            <w:vMerge/>
-            <w:tcMar>
-              <w:top w:w="15" w:type="dxa"/>
-              <w:left w:w="15" w:type="dxa"/>
-              <w:bottom w:w="15" w:type="dxa"/>
-              <w:right w:w="15" w:type="dxa"/>
-            </w:tcMar>
-            <w:vAlign w:val="center"/>
-          </w:tcPr>
-          <w:p>
-            <w:pPr>
-              <w:spacing w:after="0" w:line="240" w:lineRule="auto"/>
-              <w:jc w:val="center"/>
-              <w:rPr>
-                <w:rFonts w:ascii="Times New Roman" w:hAnsi="Times New Roman" w:cs="Times New Roman"/>
-                <w:lang w:val="ru-RU"/>
-              </w:rPr>
-            </w:pPr>
-          </w:p>
-        </w:tc>
-        <w:tc>
-          <w:tcPr>
-            <w:tcW w:w="1559" w:type="dxa"/>
-            <w:tcMar>
-              <w:top w:w="15" w:type="dxa"/>
-              <w:left w:w="15" w:type="dxa"/>
-              <w:bottom w:w="15" w:type="dxa"/>
-              <w:right w:w="15" w:type="dxa"/>
-            </w:tcMar>
-            <w:vAlign w:val="center"/>
-          </w:tcPr>
-          <w:p>
-            <w:pPr>
-              <w:spacing w:after="0"/>
-              <w:jc w:val="center"/>
-              <w:rPr>
-                <w:rFonts w:ascii="Times New Roman" w:hAnsi="Times New Roman" w:cs="Times New Roman"/>
-                <w:lang w:val="ru-RU"/>
-              </w:rPr>
-            </w:pPr>
-            <w:r>
-              <w:rPr>
-                <w:rFonts w:ascii="Times New Roman" w:hAnsi="Times New Roman" w:cs="Times New Roman"/>
-                <w:lang w:val="ru-RU"/>
-              </w:rPr>
-              <w:t xml:space="preserve">соответствует стандартам</w:t>
-            </w:r>
-          </w:p>
-        </w:tc>
-        <w:tc>
-          <w:tcPr>
-            <w:tcW w:w="1559" w:type="dxa"/>
-            <w:vMerge/>
-            <w:tcMar>
-              <w:top w:w="15" w:type="dxa"/>
-              <w:left w:w="15" w:type="dxa"/>
-              <w:bottom w:w="15" w:type="dxa"/>
-              <w:right w:w="15" w:type="dxa"/>
-            </w:tcMar>
-            <w:vAlign w:val="center"/>
-          </w:tcPr>
-          <w:p>
-            <w:pPr>
-              <w:spacing w:after="0"/>
-              <w:jc w:val="center"/>
-              <w:rPr>
-                <w:rFonts w:ascii="Times New Roman" w:hAnsi="Times New Roman" w:cs="Times New Roman"/>
-                <w:lang w:val="ru-RU"/>
-              </w:rPr>
-            </w:pPr>
-          </w:p>
-        </w:tc>
-        <w:tc>
-          <w:tcPr>
-            <w:tcW w:w="1139" w:type="dxa"/>
-            <w:vMerge/>
-            <w:tcMar>
-              <w:top w:w="15" w:type="dxa"/>
-              <w:left w:w="15" w:type="dxa"/>
-              <w:bottom w:w="15" w:type="dxa"/>
-              <w:right w:w="15" w:type="dxa"/>
-            </w:tcMar>
-            <w:vAlign w:val="center"/>
-          </w:tcPr>
-          <w:p>
-            <w:pPr>
-              <w:spacing w:after="0"/>
-              <w:jc w:val="center"/>
-              <w:rPr>
-                <w:rFonts w:ascii="Times New Roman" w:hAnsi="Times New Roman" w:cs="Times New Roman"/>
-                <w:lang w:val="kk-KZ"/>
-              </w:rPr>
-            </w:pPr>
-          </w:p>
-        </w:tc>
-      </w:tr>
-      <w:tr>
-        <w:trPr>
-          <w:trHeight w:val="908"/>
-          <w:jc w:val="center"/>
-        </w:trPr>
-        <w:tc>
-          <w:tcPr>
-            <w:tcW w:w="1271" w:type="dxa"/>
-            <w:vMerge w:val="restart"/>
-            <w:tcMar>
-              <w:top w:w="15" w:type="dxa"/>
-              <w:left w:w="15" w:type="dxa"/>
-              <w:bottom w:w="15" w:type="dxa"/>
-              <w:right w:w="15" w:type="dxa"/>
-            </w:tcMar>
-            <w:vAlign w:val="center"/>
-          </w:tcPr>
-          <w:p>
-            <w:pPr>
-              <w:spacing w:after="0"/>
-              <w:jc w:val="center"/>
-              <w:rPr>
-                <w:rFonts w:ascii="Times New Roman" w:hAnsi="Times New Roman" w:cs="Times New Roman"/>
-                <w:lang w:val="ru-RU"/>
-              </w:rPr>
-            </w:pPr>
-            <w:r>
-              <w:rPr>
-                <w:rFonts w:ascii="Times New Roman" w:hAnsi="Times New Roman" w:cs="Times New Roman"/>
-                <w:lang w:val="ru-RU"/>
-              </w:rPr>
-              <w:t xml:space="preserve">01 002 024</w:t>
-            </w:r>
-          </w:p>
-        </w:tc>
-        <w:tc>
-          <w:tcPr>
-            <w:tcW w:w="1701" w:type="dxa"/>
-            <w:vMerge w:val="restart"/>
-            <w:tcMar>
-              <w:top w:w="15" w:type="dxa"/>
-              <w:left w:w="15" w:type="dxa"/>
-              <w:bottom w:w="15" w:type="dxa"/>
-              <w:right w:w="15" w:type="dxa"/>
-            </w:tcMar>
-            <w:vAlign w:val="center"/>
-          </w:tcPr>
-          <w:p>
-            <w:pPr>
-              <w:spacing w:after="0"/>
-              <w:jc w:val="center"/>
-              <w:rPr>
-                <w:rFonts w:ascii="Times New Roman" w:hAnsi="Times New Roman" w:cs="Times New Roman"/>
-                <w:lang w:val="ru-RU"/>
-              </w:rPr>
-            </w:pPr>
-            <w:r>
-              <w:rPr>
-                <w:rFonts w:ascii="Times New Roman" w:hAnsi="Times New Roman"/>
-                <w:color w:val="000000"/>
-                <w:sz w:val="24"/>
-                <w:szCs w:val="24"/>
-              </w:rPr>
-              <w:t xml:space="preserve">Фасовщик</w:t>
-            </w:r>
-          </w:p>
-        </w:tc>
-        <w:tc>
-          <w:tcPr>
-            <w:tcW w:w="992" w:type="dxa"/>
-            <w:vMerge w:val="restart"/>
-            <w:tcMar>
-              <w:top w:w="15" w:type="dxa"/>
-              <w:left w:w="15" w:type="dxa"/>
-              <w:bottom w:w="15" w:type="dxa"/>
-              <w:right w:w="15" w:type="dxa"/>
-            </w:tcMar>
-            <w:vAlign w:val="center"/>
-          </w:tcPr>
-          <w:p>
-            <w:pPr>
-              <w:spacing w:after="0"/>
-              <w:jc w:val="center"/>
-              <w:rPr>
-                <w:rFonts w:ascii="Times New Roman" w:hAnsi="Times New Roman" w:cs="Times New Roman"/>
-                <w:lang w:val="kk-KZ"/>
-              </w:rPr>
-            </w:pPr>
-            <w:r>
-              <w:rPr>
-                <w:rFonts w:ascii="Times New Roman" w:hAnsi="Times New Roman" w:cs="Times New Roman"/>
-                <w:lang w:val="kk-KZ"/>
-              </w:rPr>
-              <w:t xml:space="preserve">1</w:t>
-            </w:r>
-          </w:p>
-        </w:tc>
-        <w:tc>
-          <w:tcPr>
-            <w:tcW w:w="1560" w:type="dxa"/>
-            <w:vMerge w:val="restart"/>
-            <w:tcMar>
-              <w:top w:w="15" w:type="dxa"/>
-              <w:left w:w="15" w:type="dxa"/>
-              <w:bottom w:w="15" w:type="dxa"/>
-              <w:right w:w="15" w:type="dxa"/>
-            </w:tcMar>
-            <w:vAlign w:val="center"/>
-          </w:tcPr>
-          <w:p>
-            <w:pPr>
-              <w:spacing w:after="0" w:line="240" w:lineRule="auto"/>
-              <w:jc w:val="center"/>
-              <w:rPr>
-                <w:rFonts w:ascii="Times New Roman" w:hAnsi="Times New Roman" w:cs="Times New Roman"/>
-                <w:lang w:val="ru-RU"/>
-              </w:rPr>
-            </w:pPr>
-            <w:r>
-              <w:rPr>
-                <w:rFonts w:ascii="Times New Roman" w:hAnsi="Times New Roman" w:cs="Times New Roman"/>
-                <w:lang w:val="ru-RU"/>
-              </w:rPr>
-              <w:t xml:space="preserve">Оборудование согласно перечня</w:t>
-            </w:r>
-          </w:p>
-        </w:tc>
-        <w:tc>
-          <w:tcPr>
-            <w:tcW w:w="1559" w:type="dxa"/>
-            <w:tcMar>
-              <w:top w:w="15" w:type="dxa"/>
-              <w:left w:w="15" w:type="dxa"/>
-              <w:bottom w:w="15" w:type="dxa"/>
-              <w:right w:w="15" w:type="dxa"/>
-            </w:tcMar>
-            <w:vAlign w:val="center"/>
-          </w:tcPr>
-          <w:p>
-            <w:pPr>
-              <w:spacing w:after="0"/>
-              <w:jc w:val="center"/>
-              <w:rPr>
-                <w:rFonts w:ascii="Times New Roman" w:hAnsi="Times New Roman" w:cs="Times New Roman"/>
-                <w:lang w:val="ru-RU"/>
-              </w:rPr>
-            </w:pPr>
-            <w:r>
-              <w:rPr>
-                <w:rFonts w:ascii="Times New Roman" w:hAnsi="Times New Roman" w:cs="Times New Roman"/>
-                <w:lang w:val="ru-RU"/>
-              </w:rPr>
-              <w:t xml:space="preserve">в наличии</w:t>
-            </w:r>
-          </w:p>
-        </w:tc>
-        <w:tc>
-          <w:tcPr>
-            <w:tcW w:w="1559" w:type="dxa"/>
-            <w:vMerge w:val="restart"/>
-            <w:tcMar>
-              <w:top w:w="15" w:type="dxa"/>
-              <w:left w:w="15" w:type="dxa"/>
-              <w:bottom w:w="15" w:type="dxa"/>
-              <w:right w:w="15" w:type="dxa"/>
-            </w:tcMar>
-            <w:vAlign w:val="center"/>
-          </w:tcPr>
-          <w:p>
-            <w:pPr>
-              <w:spacing w:after="0"/>
-              <w:jc w:val="center"/>
-              <w:rPr>
-                <w:rFonts w:ascii="Times New Roman" w:hAnsi="Times New Roman" w:cs="Times New Roman"/>
-                <w:lang w:val="ru-RU"/>
-              </w:rPr>
-            </w:pPr>
-            <w:r>
-              <w:rPr>
-                <w:rFonts w:ascii="Times New Roman" w:hAnsi="Times New Roman" w:cs="Times New Roman"/>
-                <w:lang w:val="ru-RU"/>
-              </w:rPr>
-              <w:t xml:space="preserve">соответствует</w:t>
-            </w:r>
-          </w:p>
-        </w:tc>
-        <w:tc>
-          <w:tcPr>
-            <w:tcW w:w="1139" w:type="dxa"/>
-            <w:vMerge w:val="restart"/>
-            <w:tcMar>
-              <w:top w:w="15" w:type="dxa"/>
-              <w:left w:w="15" w:type="dxa"/>
-              <w:bottom w:w="15" w:type="dxa"/>
-              <w:right w:w="15" w:type="dxa"/>
-            </w:tcMar>
-            <w:vAlign w:val="center"/>
-          </w:tcPr>
-          <w:p>
-            <w:pPr>
-              <w:spacing w:after="0"/>
-              <w:jc w:val="center"/>
-              <w:rPr>
-                <w:rFonts w:ascii="Times New Roman" w:hAnsi="Times New Roman" w:cs="Times New Roman"/>
-                <w:lang w:val="kk-KZ"/>
-              </w:rPr>
-            </w:pPr>
-            <w:r>
-              <w:rPr>
-                <w:rFonts w:ascii="Times New Roman" w:hAnsi="Times New Roman" w:cs="Times New Roman"/>
-                <w:lang w:val="kk-KZ"/>
-              </w:rPr>
-              <w:t xml:space="preserve">отсутствуют</w:t>
-            </w:r>
-          </w:p>
-        </w:tc>
-      </w:tr>
-      <w:tr>
-        <w:trPr>
-          <w:trHeight w:val="949"/>
-          <w:jc w:val="center"/>
-        </w:trPr>
-        <w:tc>
-          <w:tcPr>
-            <w:tcW w:w="1271" w:type="dxa"/>
-            <w:vMerge/>
-            <w:tcMar>
-              <w:top w:w="15" w:type="dxa"/>
-              <w:left w:w="15" w:type="dxa"/>
-              <w:bottom w:w="15" w:type="dxa"/>
-              <w:right w:w="15" w:type="dxa"/>
-            </w:tcMar>
-            <w:vAlign w:val="center"/>
-          </w:tcPr>
-          <w:p>
-            <w:pPr>
-              <w:spacing w:after="0"/>
-              <w:jc w:val="center"/>
-              <w:rPr>
-                <w:rFonts w:ascii="Times New Roman" w:hAnsi="Times New Roman" w:cs="Times New Roman"/>
-                <w:lang w:val="kk-KZ"/>
-              </w:rPr>
-            </w:pPr>
-          </w:p>
-        </w:tc>
-        <w:tc>
-          <w:tcPr>
-            <w:tcW w:w="1701" w:type="dxa"/>
-            <w:vMerge/>
-            <w:tcMar>
-              <w:top w:w="15" w:type="dxa"/>
-              <w:left w:w="15" w:type="dxa"/>
-              <w:bottom w:w="15" w:type="dxa"/>
-              <w:right w:w="15" w:type="dxa"/>
-            </w:tcMar>
-            <w:vAlign w:val="center"/>
-          </w:tcPr>
-          <w:p>
-            <w:pPr>
-              <w:spacing w:after="0" w:line="240" w:lineRule="auto"/>
-              <w:contextualSpacing/>
-              <w:jc w:val="center"/>
-              <w:rPr>
-                <w:rFonts w:ascii="Times New Roman" w:hAnsi="Times New Roman" w:cs="Times New Roman"/>
-                <w:lang w:val="kk-KZ"/>
-              </w:rPr>
-            </w:pPr>
-          </w:p>
-        </w:tc>
-        <w:tc>
-          <w:tcPr>
-            <w:tcW w:w="992" w:type="dxa"/>
-            <w:vMerge/>
-            <w:tcMar>
-              <w:top w:w="15" w:type="dxa"/>
-              <w:left w:w="15" w:type="dxa"/>
-              <w:bottom w:w="15" w:type="dxa"/>
-              <w:right w:w="15" w:type="dxa"/>
-            </w:tcMar>
-            <w:vAlign w:val="center"/>
-          </w:tcPr>
-          <w:p>
-            <w:pPr>
-              <w:spacing w:after="0"/>
-              <w:jc w:val="center"/>
-              <w:rPr>
-                <w:rFonts w:ascii="Times New Roman" w:hAnsi="Times New Roman" w:cs="Times New Roman"/>
-                <w:lang w:val="kk-KZ"/>
-              </w:rPr>
-            </w:pPr>
-          </w:p>
-        </w:tc>
-        <w:tc>
-          <w:tcPr>
-            <w:tcW w:w="1560" w:type="dxa"/>
-            <w:vMerge/>
-            <w:tcMar>
-              <w:top w:w="15" w:type="dxa"/>
-              <w:left w:w="15" w:type="dxa"/>
-              <w:bottom w:w="15" w:type="dxa"/>
-              <w:right w:w="15" w:type="dxa"/>
-            </w:tcMar>
-            <w:vAlign w:val="center"/>
-          </w:tcPr>
-          <w:p>
-            <w:pPr>
-              <w:spacing w:after="0" w:line="240" w:lineRule="auto"/>
-              <w:jc w:val="center"/>
-              <w:rPr>
-                <w:rFonts w:ascii="Times New Roman" w:hAnsi="Times New Roman" w:cs="Times New Roman"/>
-                <w:lang w:val="ru-RU"/>
-              </w:rPr>
-            </w:pPr>
-          </w:p>
-        </w:tc>
-        <w:tc>
-          <w:tcPr>
-            <w:tcW w:w="1559" w:type="dxa"/>
-            <w:tcMar>
-              <w:top w:w="15" w:type="dxa"/>
-              <w:left w:w="15" w:type="dxa"/>
-              <w:bottom w:w="15" w:type="dxa"/>
-              <w:right w:w="15" w:type="dxa"/>
-            </w:tcMar>
-            <w:vAlign w:val="center"/>
-          </w:tcPr>
-          <w:p>
-            <w:pPr>
-              <w:spacing w:after="0"/>
-              <w:jc w:val="center"/>
-              <w:rPr>
-                <w:rFonts w:ascii="Times New Roman" w:hAnsi="Times New Roman" w:cs="Times New Roman"/>
-                <w:lang w:val="ru-RU"/>
-              </w:rPr>
-            </w:pPr>
-            <w:r>
-              <w:rPr>
-                <w:rFonts w:ascii="Times New Roman" w:hAnsi="Times New Roman" w:cs="Times New Roman"/>
-                <w:lang w:val="ru-RU"/>
-              </w:rPr>
-              <w:t xml:space="preserve">соответствует стандартам</w:t>
-            </w:r>
-          </w:p>
-        </w:tc>
-        <w:tc>
-          <w:tcPr>
-            <w:tcW w:w="1559" w:type="dxa"/>
-            <w:vMerge/>
-            <w:tcMar>
-              <w:top w:w="15" w:type="dxa"/>
-              <w:left w:w="15" w:type="dxa"/>
-              <w:bottom w:w="15" w:type="dxa"/>
-              <w:right w:w="15" w:type="dxa"/>
-            </w:tcMar>
-            <w:vAlign w:val="center"/>
-          </w:tcPr>
-          <w:p>
-            <w:pPr>
-              <w:spacing w:after="0"/>
-              <w:jc w:val="center"/>
-              <w:rPr>
-                <w:rFonts w:ascii="Times New Roman" w:hAnsi="Times New Roman" w:cs="Times New Roman"/>
-                <w:lang w:val="ru-RU"/>
-              </w:rPr>
-            </w:pPr>
-          </w:p>
-        </w:tc>
-        <w:tc>
-          <w:tcPr>
-            <w:tcW w:w="1139" w:type="dxa"/>
-            <w:vMerge/>
-            <w:tcMar>
-              <w:top w:w="15" w:type="dxa"/>
-              <w:left w:w="15" w:type="dxa"/>
-              <w:bottom w:w="15" w:type="dxa"/>
-              <w:right w:w="15" w:type="dxa"/>
-            </w:tcMar>
-            <w:vAlign w:val="center"/>
-          </w:tcPr>
-          <w:p>
-            <w:pPr>
-              <w:spacing w:after="0"/>
-              <w:jc w:val="center"/>
-              <w:rPr>
-                <w:rFonts w:ascii="Times New Roman" w:hAnsi="Times New Roman" w:cs="Times New Roman"/>
-                <w:lang w:val="kk-KZ"/>
-              </w:rPr>
-            </w:pPr>
-          </w:p>
-        </w:tc>
-      </w:tr>
-      <w:tr>
-        <w:trPr>
-          <w:trHeight w:val="908"/>
-          <w:jc w:val="center"/>
-        </w:trPr>
-        <w:tc>
-          <w:tcPr>
-            <w:tcW w:w="1271" w:type="dxa"/>
-            <w:vMerge w:val="restart"/>
-            <w:tcMar>
-              <w:top w:w="15" w:type="dxa"/>
-              <w:left w:w="15" w:type="dxa"/>
-              <w:bottom w:w="15" w:type="dxa"/>
-              <w:right w:w="15" w:type="dxa"/>
-            </w:tcMar>
-            <w:vAlign w:val="center"/>
-          </w:tcPr>
-          <w:p>
-            <w:pPr>
-              <w:spacing w:after="0"/>
-              <w:jc w:val="center"/>
-              <w:rPr>
-                <w:rFonts w:ascii="Times New Roman" w:hAnsi="Times New Roman" w:cs="Times New Roman"/>
-                <w:lang w:val="ru-RU"/>
-              </w:rPr>
-            </w:pPr>
-            <w:r>
-              <w:rPr>
-                <w:rFonts w:ascii="Times New Roman" w:hAnsi="Times New Roman" w:cs="Times New Roman"/>
-                <w:lang w:val="ru-RU"/>
-              </w:rPr>
-              <w:t xml:space="preserve">01 002 025</w:t>
-            </w:r>
-          </w:p>
-        </w:tc>
-        <w:tc>
-          <w:tcPr>
-            <w:tcW w:w="1701" w:type="dxa"/>
-            <w:vMerge w:val="restart"/>
-            <w:tcMar>
-              <w:top w:w="15" w:type="dxa"/>
-              <w:left w:w="15" w:type="dxa"/>
-              <w:bottom w:w="15" w:type="dxa"/>
-              <w:right w:w="15" w:type="dxa"/>
-            </w:tcMar>
-            <w:vAlign w:val="center"/>
-          </w:tcPr>
-          <w:p>
-            <w:pPr>
-              <w:spacing w:after="0"/>
-              <w:jc w:val="center"/>
-              <w:rPr>
-                <w:rFonts w:ascii="Times New Roman" w:hAnsi="Times New Roman" w:cs="Times New Roman"/>
-                <w:lang w:val="ru-RU"/>
-              </w:rPr>
-            </w:pPr>
-            <w:r>
-              <w:rPr>
-                <w:rFonts w:ascii="Times New Roman" w:hAnsi="Times New Roman"/>
-                <w:color w:val="000000"/>
-                <w:sz w:val="24"/>
-                <w:szCs w:val="24"/>
-              </w:rPr>
-              <w:t xml:space="preserve">Грузчик</w:t>
-            </w:r>
-          </w:p>
-        </w:tc>
-        <w:tc>
-          <w:tcPr>
-            <w:tcW w:w="992" w:type="dxa"/>
-            <w:vMerge w:val="restart"/>
-            <w:tcMar>
-              <w:top w:w="15" w:type="dxa"/>
-              <w:left w:w="15" w:type="dxa"/>
-              <w:bottom w:w="15" w:type="dxa"/>
-              <w:right w:w="15" w:type="dxa"/>
-            </w:tcMar>
-            <w:vAlign w:val="center"/>
-          </w:tcPr>
-          <w:p>
-            <w:pPr>
-              <w:spacing w:after="0"/>
-              <w:jc w:val="center"/>
-              <w:rPr>
-                <w:rFonts w:ascii="Times New Roman" w:hAnsi="Times New Roman" w:cs="Times New Roman"/>
-                <w:lang w:val="kk-KZ"/>
-              </w:rPr>
-            </w:pPr>
-            <w:r>
-              <w:rPr>
-                <w:rFonts w:ascii="Times New Roman" w:hAnsi="Times New Roman" w:cs="Times New Roman"/>
-                <w:lang w:val="kk-KZ"/>
-              </w:rPr>
-              <w:t xml:space="preserve">1</w:t>
-            </w:r>
-          </w:p>
-        </w:tc>
-        <w:tc>
-          <w:tcPr>
-            <w:tcW w:w="1560" w:type="dxa"/>
-            <w:vMerge w:val="restart"/>
-            <w:tcMar>
-              <w:top w:w="15" w:type="dxa"/>
-              <w:left w:w="15" w:type="dxa"/>
-              <w:bottom w:w="15" w:type="dxa"/>
-              <w:right w:w="15" w:type="dxa"/>
-            </w:tcMar>
-            <w:vAlign w:val="center"/>
-          </w:tcPr>
-          <w:p>
-            <w:pPr>
-              <w:spacing w:after="0" w:line="240" w:lineRule="auto"/>
-              <w:jc w:val="center"/>
-              <w:rPr>
-                <w:rFonts w:ascii="Times New Roman" w:hAnsi="Times New Roman" w:cs="Times New Roman"/>
-                <w:lang w:val="ru-RU"/>
-              </w:rPr>
-            </w:pPr>
-            <w:r>
-              <w:rPr>
-                <w:rFonts w:ascii="Times New Roman" w:hAnsi="Times New Roman" w:cs="Times New Roman"/>
-                <w:lang w:val="ru-RU"/>
-              </w:rPr>
-              <w:t xml:space="preserve">Оборудование согласно перечня</w:t>
-            </w:r>
-          </w:p>
-        </w:tc>
-        <w:tc>
-          <w:tcPr>
-            <w:tcW w:w="1559" w:type="dxa"/>
-            <w:tcMar>
-              <w:top w:w="15" w:type="dxa"/>
-              <w:left w:w="15" w:type="dxa"/>
-              <w:bottom w:w="15" w:type="dxa"/>
-              <w:right w:w="15" w:type="dxa"/>
-            </w:tcMar>
-            <w:vAlign w:val="center"/>
-          </w:tcPr>
-          <w:p>
-            <w:pPr>
-              <w:spacing w:after="0"/>
-              <w:jc w:val="center"/>
-              <w:rPr>
-                <w:rFonts w:ascii="Times New Roman" w:hAnsi="Times New Roman" w:cs="Times New Roman"/>
-                <w:lang w:val="ru-RU"/>
-              </w:rPr>
-            </w:pPr>
-            <w:r>
-              <w:rPr>
-                <w:rFonts w:ascii="Times New Roman" w:hAnsi="Times New Roman" w:cs="Times New Roman"/>
-                <w:lang w:val="ru-RU"/>
-              </w:rPr>
-              <w:t xml:space="preserve">в наличии</w:t>
-            </w:r>
-          </w:p>
-        </w:tc>
-        <w:tc>
-          <w:tcPr>
-            <w:tcW w:w="1559" w:type="dxa"/>
-            <w:vMerge w:val="restart"/>
-            <w:tcMar>
-              <w:top w:w="15" w:type="dxa"/>
-              <w:left w:w="15" w:type="dxa"/>
-              <w:bottom w:w="15" w:type="dxa"/>
-              <w:right w:w="15" w:type="dxa"/>
-            </w:tcMar>
-            <w:vAlign w:val="center"/>
-          </w:tcPr>
-          <w:p>
-            <w:pPr>
-              <w:spacing w:after="0"/>
-              <w:jc w:val="center"/>
-              <w:rPr>
-                <w:rFonts w:ascii="Times New Roman" w:hAnsi="Times New Roman" w:cs="Times New Roman"/>
-                <w:lang w:val="ru-RU"/>
-              </w:rPr>
-            </w:pPr>
-            <w:r>
-              <w:rPr>
-                <w:rFonts w:ascii="Times New Roman" w:hAnsi="Times New Roman" w:cs="Times New Roman"/>
-                <w:lang w:val="ru-RU"/>
-              </w:rPr>
-              <w:t xml:space="preserve">соответствует</w:t>
-            </w:r>
-          </w:p>
-        </w:tc>
-        <w:tc>
-          <w:tcPr>
-            <w:tcW w:w="1139" w:type="dxa"/>
-            <w:vMerge w:val="restart"/>
-            <w:tcMar>
-              <w:top w:w="15" w:type="dxa"/>
-              <w:left w:w="15" w:type="dxa"/>
-              <w:bottom w:w="15" w:type="dxa"/>
-              <w:right w:w="15" w:type="dxa"/>
-            </w:tcMar>
-            <w:vAlign w:val="center"/>
-          </w:tcPr>
-          <w:p>
-            <w:pPr>
-              <w:spacing w:after="0"/>
-              <w:jc w:val="center"/>
-              <w:rPr>
-                <w:rFonts w:ascii="Times New Roman" w:hAnsi="Times New Roman" w:cs="Times New Roman"/>
-                <w:lang w:val="kk-KZ"/>
-              </w:rPr>
-            </w:pPr>
-            <w:r>
-              <w:rPr>
-                <w:rFonts w:ascii="Times New Roman" w:hAnsi="Times New Roman" w:cs="Times New Roman"/>
-                <w:lang w:val="kk-KZ"/>
-              </w:rPr>
-              <w:t xml:space="preserve">отсутствуют</w:t>
-            </w:r>
-          </w:p>
-        </w:tc>
-      </w:tr>
-      <w:tr>
-        <w:trPr>
-          <w:trHeight w:val="949"/>
-          <w:jc w:val="center"/>
-        </w:trPr>
-        <w:tc>
-          <w:tcPr>
-            <w:tcW w:w="1271" w:type="dxa"/>
-            <w:vMerge/>
-            <w:tcMar>
-              <w:top w:w="15" w:type="dxa"/>
-              <w:left w:w="15" w:type="dxa"/>
-              <w:bottom w:w="15" w:type="dxa"/>
-              <w:right w:w="15" w:type="dxa"/>
-            </w:tcMar>
-            <w:vAlign w:val="center"/>
-          </w:tcPr>
-          <w:p>
-            <w:pPr>
-              <w:spacing w:after="0"/>
-              <w:jc w:val="center"/>
-              <w:rPr>
-                <w:rFonts w:ascii="Times New Roman" w:hAnsi="Times New Roman" w:cs="Times New Roman"/>
-                <w:lang w:val="kk-KZ"/>
-              </w:rPr>
-            </w:pPr>
-          </w:p>
-        </w:tc>
-        <w:tc>
-          <w:tcPr>
-            <w:tcW w:w="1701" w:type="dxa"/>
-            <w:vMerge/>
-            <w:tcMar>
-              <w:top w:w="15" w:type="dxa"/>
-              <w:left w:w="15" w:type="dxa"/>
-              <w:bottom w:w="15" w:type="dxa"/>
-              <w:right w:w="15" w:type="dxa"/>
-            </w:tcMar>
-            <w:vAlign w:val="center"/>
-          </w:tcPr>
-          <w:p>
-            <w:pPr>
-              <w:spacing w:after="0" w:line="240" w:lineRule="auto"/>
-              <w:contextualSpacing/>
-              <w:jc w:val="center"/>
-              <w:rPr>
-                <w:rFonts w:ascii="Times New Roman" w:hAnsi="Times New Roman" w:cs="Times New Roman"/>
-                <w:lang w:val="kk-KZ"/>
-              </w:rPr>
-            </w:pPr>
-          </w:p>
-        </w:tc>
-        <w:tc>
-          <w:tcPr>
-            <w:tcW w:w="992" w:type="dxa"/>
-            <w:vMerge/>
-            <w:tcMar>
-              <w:top w:w="15" w:type="dxa"/>
-              <w:left w:w="15" w:type="dxa"/>
-              <w:bottom w:w="15" w:type="dxa"/>
-              <w:right w:w="15" w:type="dxa"/>
-            </w:tcMar>
-            <w:vAlign w:val="center"/>
-          </w:tcPr>
-          <w:p>
-            <w:pPr>
-              <w:spacing w:after="0"/>
-              <w:jc w:val="center"/>
-              <w:rPr>
-                <w:rFonts w:ascii="Times New Roman" w:hAnsi="Times New Roman" w:cs="Times New Roman"/>
-                <w:lang w:val="kk-KZ"/>
-              </w:rPr>
-            </w:pPr>
-          </w:p>
-        </w:tc>
-        <w:tc>
-          <w:tcPr>
-            <w:tcW w:w="1560" w:type="dxa"/>
-            <w:vMerge/>
-            <w:tcMar>
-              <w:top w:w="15" w:type="dxa"/>
-              <w:left w:w="15" w:type="dxa"/>
-              <w:bottom w:w="15" w:type="dxa"/>
-              <w:right w:w="15" w:type="dxa"/>
-            </w:tcMar>
-            <w:vAlign w:val="center"/>
-          </w:tcPr>
-          <w:p>
-            <w:pPr>
-              <w:spacing w:after="0" w:line="240" w:lineRule="auto"/>
-              <w:jc w:val="center"/>
-              <w:rPr>
-                <w:rFonts w:ascii="Times New Roman" w:hAnsi="Times New Roman" w:cs="Times New Roman"/>
-                <w:lang w:val="ru-RU"/>
-              </w:rPr>
-            </w:pPr>
-          </w:p>
-        </w:tc>
-        <w:tc>
-          <w:tcPr>
-            <w:tcW w:w="1559" w:type="dxa"/>
-            <w:tcMar>
-              <w:top w:w="15" w:type="dxa"/>
-              <w:left w:w="15" w:type="dxa"/>
-              <w:bottom w:w="15" w:type="dxa"/>
-              <w:right w:w="15" w:type="dxa"/>
-            </w:tcMar>
-            <w:vAlign w:val="center"/>
-          </w:tcPr>
-          <w:p>
-            <w:pPr>
-              <w:spacing w:after="0"/>
-              <w:jc w:val="center"/>
-              <w:rPr>
-                <w:rFonts w:ascii="Times New Roman" w:hAnsi="Times New Roman" w:cs="Times New Roman"/>
-                <w:lang w:val="ru-RU"/>
-              </w:rPr>
-            </w:pPr>
-            <w:r>
-              <w:rPr>
-                <w:rFonts w:ascii="Times New Roman" w:hAnsi="Times New Roman" w:cs="Times New Roman"/>
-                <w:lang w:val="ru-RU"/>
-              </w:rPr>
-              <w:t xml:space="preserve">соответствует стандартам</w:t>
-            </w:r>
-          </w:p>
-        </w:tc>
-        <w:tc>
-          <w:tcPr>
-            <w:tcW w:w="1559" w:type="dxa"/>
-            <w:vMerge/>
-            <w:tcMar>
-              <w:top w:w="15" w:type="dxa"/>
-              <w:left w:w="15" w:type="dxa"/>
-              <w:bottom w:w="15" w:type="dxa"/>
-              <w:right w:w="15" w:type="dxa"/>
-            </w:tcMar>
-            <w:vAlign w:val="center"/>
-          </w:tcPr>
-          <w:p>
-            <w:pPr>
-              <w:spacing w:after="0"/>
-              <w:jc w:val="center"/>
-              <w:rPr>
-                <w:rFonts w:ascii="Times New Roman" w:hAnsi="Times New Roman" w:cs="Times New Roman"/>
-                <w:lang w:val="ru-RU"/>
-              </w:rPr>
-            </w:pPr>
-          </w:p>
-        </w:tc>
-        <w:tc>
-          <w:tcPr>
-            <w:tcW w:w="1139" w:type="dxa"/>
-            <w:vMerge/>
-            <w:tcMar>
-              <w:top w:w="15" w:type="dxa"/>
-              <w:left w:w="15" w:type="dxa"/>
-              <w:bottom w:w="15" w:type="dxa"/>
-              <w:right w:w="15" w:type="dxa"/>
-            </w:tcMar>
-            <w:vAlign w:val="center"/>
-          </w:tcPr>
-          <w:p>
-            <w:pPr>
-              <w:spacing w:after="0"/>
-              <w:jc w:val="center"/>
-              <w:rPr>
-                <w:rFonts w:ascii="Times New Roman" w:hAnsi="Times New Roman" w:cs="Times New Roman"/>
-                <w:lang w:val="kk-KZ"/>
-              </w:rPr>
-            </w:pPr>
-          </w:p>
-        </w:tc>
-      </w:tr>
-      <w:tr>
-        <w:trPr>
-          <w:trHeight w:val="908"/>
-          <w:jc w:val="center"/>
-        </w:trPr>
-        <w:tc>
-          <w:tcPr>
-            <w:tcW w:w="1271" w:type="dxa"/>
-            <w:vMerge w:val="restart"/>
-            <w:tcMar>
-              <w:top w:w="15" w:type="dxa"/>
-              <w:left w:w="15" w:type="dxa"/>
-              <w:bottom w:w="15" w:type="dxa"/>
-              <w:right w:w="15" w:type="dxa"/>
-            </w:tcMar>
-            <w:vAlign w:val="center"/>
-          </w:tcPr>
-          <w:p>
-            <w:pPr>
-              <w:spacing w:after="0"/>
-              <w:jc w:val="center"/>
-              <w:rPr>
-                <w:rFonts w:ascii="Times New Roman" w:hAnsi="Times New Roman" w:cs="Times New Roman"/>
-                <w:lang w:val="ru-RU"/>
-              </w:rPr>
-            </w:pPr>
-            <w:r>
-              <w:rPr>
-                <w:rFonts w:ascii="Times New Roman" w:hAnsi="Times New Roman" w:cs="Times New Roman"/>
-                <w:lang w:val="ru-RU"/>
-              </w:rPr>
-              <w:t xml:space="preserve">01 002 026</w:t>
-            </w:r>
-          </w:p>
-        </w:tc>
-        <w:tc>
-          <w:tcPr>
-            <w:tcW w:w="1701" w:type="dxa"/>
-            <w:vMerge w:val="restart"/>
-            <w:tcMar>
-              <w:top w:w="15" w:type="dxa"/>
-              <w:left w:w="15" w:type="dxa"/>
-              <w:bottom w:w="15" w:type="dxa"/>
-              <w:right w:w="15" w:type="dxa"/>
-            </w:tcMar>
-            <w:vAlign w:val="center"/>
-          </w:tcPr>
-          <w:p>
-            <w:pPr>
-              <w:spacing w:after="0"/>
-              <w:jc w:val="center"/>
-              <w:rPr>
-                <w:rFonts w:ascii="Times New Roman" w:hAnsi="Times New Roman" w:cs="Times New Roman"/>
-                <w:lang w:val="ru-RU"/>
-              </w:rPr>
-            </w:pPr>
-            <w:r>
-              <w:rPr>
-                <w:rFonts w:ascii="Times New Roman" w:hAnsi="Times New Roman"/>
-                <w:color w:val="000000"/>
-                <w:sz w:val="24"/>
-                <w:szCs w:val="24"/>
-              </w:rPr>
-              <w:t xml:space="preserve">Тракторист</w:t>
-            </w:r>
-          </w:p>
-        </w:tc>
-        <w:tc>
-          <w:tcPr>
-            <w:tcW w:w="992" w:type="dxa"/>
-            <w:vMerge w:val="restart"/>
-            <w:tcMar>
-              <w:top w:w="15" w:type="dxa"/>
-              <w:left w:w="15" w:type="dxa"/>
-              <w:bottom w:w="15" w:type="dxa"/>
-              <w:right w:w="15" w:type="dxa"/>
-            </w:tcMar>
-            <w:vAlign w:val="center"/>
-          </w:tcPr>
-          <w:p>
-            <w:pPr>
-              <w:spacing w:after="0"/>
-              <w:jc w:val="center"/>
-              <w:rPr>
-                <w:rFonts w:ascii="Times New Roman" w:hAnsi="Times New Roman" w:cs="Times New Roman"/>
-                <w:lang w:val="kk-KZ"/>
-              </w:rPr>
-            </w:pPr>
-            <w:r>
-              <w:rPr>
-                <w:rFonts w:ascii="Times New Roman" w:hAnsi="Times New Roman" w:cs="Times New Roman"/>
-                <w:lang w:val="kk-KZ"/>
-              </w:rPr>
-              <w:t xml:space="preserve">1</w:t>
-            </w:r>
-          </w:p>
-        </w:tc>
-        <w:tc>
-          <w:tcPr>
-            <w:tcW w:w="1560" w:type="dxa"/>
-            <w:vMerge w:val="restart"/>
-            <w:tcMar>
-              <w:top w:w="15" w:type="dxa"/>
-              <w:left w:w="15" w:type="dxa"/>
-              <w:bottom w:w="15" w:type="dxa"/>
-              <w:right w:w="15" w:type="dxa"/>
-            </w:tcMar>
-            <w:vAlign w:val="center"/>
-          </w:tcPr>
-          <w:p>
-            <w:pPr>
-              <w:spacing w:after="0" w:line="240" w:lineRule="auto"/>
-              <w:jc w:val="center"/>
-              <w:rPr>
-                <w:rFonts w:ascii="Times New Roman" w:hAnsi="Times New Roman" w:cs="Times New Roman"/>
-                <w:lang w:val="ru-RU"/>
-              </w:rPr>
-            </w:pPr>
-            <w:r>
-              <w:rPr>
-                <w:rFonts w:ascii="Times New Roman" w:hAnsi="Times New Roman" w:cs="Times New Roman"/>
-                <w:lang w:val="ru-RU"/>
-              </w:rPr>
-              <w:t xml:space="preserve">Оборудование согласно перечня</w:t>
-            </w:r>
-          </w:p>
-        </w:tc>
-        <w:tc>
-          <w:tcPr>
-            <w:tcW w:w="1559" w:type="dxa"/>
-            <w:tcMar>
-              <w:top w:w="15" w:type="dxa"/>
-              <w:left w:w="15" w:type="dxa"/>
-              <w:bottom w:w="15" w:type="dxa"/>
-              <w:right w:w="15" w:type="dxa"/>
-            </w:tcMar>
-            <w:vAlign w:val="center"/>
-          </w:tcPr>
-          <w:p>
-            <w:pPr>
-              <w:spacing w:after="0"/>
-              <w:jc w:val="center"/>
-              <w:rPr>
-                <w:rFonts w:ascii="Times New Roman" w:hAnsi="Times New Roman" w:cs="Times New Roman"/>
-                <w:lang w:val="ru-RU"/>
-              </w:rPr>
-            </w:pPr>
-            <w:r>
-              <w:rPr>
-                <w:rFonts w:ascii="Times New Roman" w:hAnsi="Times New Roman" w:cs="Times New Roman"/>
-                <w:lang w:val="ru-RU"/>
-              </w:rPr>
-              <w:t xml:space="preserve">в наличии</w:t>
-            </w:r>
-          </w:p>
-        </w:tc>
-        <w:tc>
-          <w:tcPr>
-            <w:tcW w:w="1559" w:type="dxa"/>
-            <w:vMerge w:val="restart"/>
-            <w:tcMar>
-              <w:top w:w="15" w:type="dxa"/>
-              <w:left w:w="15" w:type="dxa"/>
-              <w:bottom w:w="15" w:type="dxa"/>
-              <w:right w:w="15" w:type="dxa"/>
-            </w:tcMar>
-            <w:vAlign w:val="center"/>
-          </w:tcPr>
-          <w:p>
-            <w:pPr>
-              <w:spacing w:after="0"/>
-              <w:jc w:val="center"/>
-              <w:rPr>
-                <w:rFonts w:ascii="Times New Roman" w:hAnsi="Times New Roman" w:cs="Times New Roman"/>
-                <w:lang w:val="ru-RU"/>
-              </w:rPr>
-            </w:pPr>
-            <w:r>
-              <w:rPr>
-                <w:rFonts w:ascii="Times New Roman" w:hAnsi="Times New Roman" w:cs="Times New Roman"/>
-                <w:lang w:val="ru-RU"/>
-              </w:rPr>
-              <w:t xml:space="preserve">соответствует</w:t>
-            </w:r>
-          </w:p>
-        </w:tc>
-        <w:tc>
-          <w:tcPr>
-            <w:tcW w:w="1139" w:type="dxa"/>
-            <w:vMerge w:val="restart"/>
-            <w:tcMar>
-              <w:top w:w="15" w:type="dxa"/>
-              <w:left w:w="15" w:type="dxa"/>
-              <w:bottom w:w="15" w:type="dxa"/>
-              <w:right w:w="15" w:type="dxa"/>
-            </w:tcMar>
-            <w:vAlign w:val="center"/>
-          </w:tcPr>
-          <w:p>
-            <w:pPr>
-              <w:spacing w:after="0"/>
-              <w:jc w:val="center"/>
-              <w:rPr>
-                <w:rFonts w:ascii="Times New Roman" w:hAnsi="Times New Roman" w:cs="Times New Roman"/>
-                <w:lang w:val="kk-KZ"/>
-              </w:rPr>
-            </w:pPr>
-            <w:r>
-              <w:rPr>
-                <w:rFonts w:ascii="Times New Roman" w:hAnsi="Times New Roman" w:cs="Times New Roman"/>
-                <w:lang w:val="kk-KZ"/>
-              </w:rPr>
-              <w:t xml:space="preserve">отсутствуют</w:t>
-            </w:r>
-          </w:p>
-        </w:tc>
-      </w:tr>
-      <w:tr>
-        <w:trPr>
-          <w:trHeight w:val="949"/>
-          <w:jc w:val="center"/>
-        </w:trPr>
-        <w:tc>
-          <w:tcPr>
-            <w:tcW w:w="1271" w:type="dxa"/>
-            <w:vMerge/>
-            <w:tcMar>
-              <w:top w:w="15" w:type="dxa"/>
-              <w:left w:w="15" w:type="dxa"/>
-              <w:bottom w:w="15" w:type="dxa"/>
-              <w:right w:w="15" w:type="dxa"/>
-            </w:tcMar>
-            <w:vAlign w:val="center"/>
-          </w:tcPr>
-          <w:p>
-            <w:pPr>
-              <w:spacing w:after="0"/>
-              <w:jc w:val="center"/>
-              <w:rPr>
-                <w:rFonts w:ascii="Times New Roman" w:hAnsi="Times New Roman" w:cs="Times New Roman"/>
-                <w:lang w:val="kk-KZ"/>
-              </w:rPr>
-            </w:pPr>
-          </w:p>
-        </w:tc>
-        <w:tc>
-          <w:tcPr>
-            <w:tcW w:w="1701" w:type="dxa"/>
-            <w:vMerge/>
-            <w:tcMar>
-              <w:top w:w="15" w:type="dxa"/>
-              <w:left w:w="15" w:type="dxa"/>
-              <w:bottom w:w="15" w:type="dxa"/>
-              <w:right w:w="15" w:type="dxa"/>
-            </w:tcMar>
-            <w:vAlign w:val="center"/>
-          </w:tcPr>
-          <w:p>
-            <w:pPr>
-              <w:spacing w:after="0" w:line="240" w:lineRule="auto"/>
-              <w:contextualSpacing/>
-              <w:jc w:val="center"/>
-              <w:rPr>
-                <w:rFonts w:ascii="Times New Roman" w:hAnsi="Times New Roman" w:cs="Times New Roman"/>
-                <w:lang w:val="kk-KZ"/>
-              </w:rPr>
-            </w:pPr>
-          </w:p>
-        </w:tc>
-        <w:tc>
-          <w:tcPr>
-            <w:tcW w:w="992" w:type="dxa"/>
-            <w:vMerge/>
-            <w:tcMar>
-              <w:top w:w="15" w:type="dxa"/>
-              <w:left w:w="15" w:type="dxa"/>
-              <w:bottom w:w="15" w:type="dxa"/>
-              <w:right w:w="15" w:type="dxa"/>
-            </w:tcMar>
-            <w:vAlign w:val="center"/>
-          </w:tcPr>
-          <w:p>
-            <w:pPr>
-              <w:spacing w:after="0"/>
-              <w:jc w:val="center"/>
-              <w:rPr>
-                <w:rFonts w:ascii="Times New Roman" w:hAnsi="Times New Roman" w:cs="Times New Roman"/>
-                <w:lang w:val="kk-KZ"/>
-              </w:rPr>
-            </w:pPr>
-          </w:p>
-        </w:tc>
-        <w:tc>
-          <w:tcPr>
-            <w:tcW w:w="1560" w:type="dxa"/>
-            <w:vMerge/>
-            <w:tcMar>
-              <w:top w:w="15" w:type="dxa"/>
-              <w:left w:w="15" w:type="dxa"/>
-              <w:bottom w:w="15" w:type="dxa"/>
-              <w:right w:w="15" w:type="dxa"/>
-            </w:tcMar>
-            <w:vAlign w:val="center"/>
-          </w:tcPr>
-          <w:p>
-            <w:pPr>
-              <w:spacing w:after="0" w:line="240" w:lineRule="auto"/>
-              <w:jc w:val="center"/>
-              <w:rPr>
-                <w:rFonts w:ascii="Times New Roman" w:hAnsi="Times New Roman" w:cs="Times New Roman"/>
-                <w:lang w:val="ru-RU"/>
-              </w:rPr>
-            </w:pPr>
-          </w:p>
-        </w:tc>
-        <w:tc>
-          <w:tcPr>
-            <w:tcW w:w="1559" w:type="dxa"/>
-            <w:tcMar>
-              <w:top w:w="15" w:type="dxa"/>
-              <w:left w:w="15" w:type="dxa"/>
-              <w:bottom w:w="15" w:type="dxa"/>
-              <w:right w:w="15" w:type="dxa"/>
-            </w:tcMar>
-            <w:vAlign w:val="center"/>
-          </w:tcPr>
-          <w:p>
-            <w:pPr>
-              <w:spacing w:after="0"/>
-              <w:jc w:val="center"/>
-              <w:rPr>
-                <w:rFonts w:ascii="Times New Roman" w:hAnsi="Times New Roman" w:cs="Times New Roman"/>
-                <w:lang w:val="ru-RU"/>
-              </w:rPr>
-            </w:pPr>
-            <w:r>
-              <w:rPr>
-                <w:rFonts w:ascii="Times New Roman" w:hAnsi="Times New Roman" w:cs="Times New Roman"/>
-                <w:lang w:val="ru-RU"/>
-              </w:rPr>
-              <w:t xml:space="preserve">соответствует стандартам</w:t>
-            </w:r>
-          </w:p>
-        </w:tc>
-        <w:tc>
-          <w:tcPr>
-            <w:tcW w:w="1559" w:type="dxa"/>
-            <w:vMerge/>
-            <w:tcMar>
-              <w:top w:w="15" w:type="dxa"/>
-              <w:left w:w="15" w:type="dxa"/>
-              <w:bottom w:w="15" w:type="dxa"/>
-              <w:right w:w="15" w:type="dxa"/>
-            </w:tcMar>
-            <w:vAlign w:val="center"/>
-          </w:tcPr>
-          <w:p>
-            <w:pPr>
-              <w:spacing w:after="0"/>
-              <w:jc w:val="center"/>
-              <w:rPr>
-                <w:rFonts w:ascii="Times New Roman" w:hAnsi="Times New Roman" w:cs="Times New Roman"/>
-                <w:lang w:val="ru-RU"/>
-              </w:rPr>
-            </w:pPr>
-          </w:p>
-        </w:tc>
-        <w:tc>
-          <w:tcPr>
-            <w:tcW w:w="1139" w:type="dxa"/>
-            <w:vMerge/>
-            <w:tcMar>
-              <w:top w:w="15" w:type="dxa"/>
-              <w:left w:w="15" w:type="dxa"/>
-              <w:bottom w:w="15" w:type="dxa"/>
-              <w:right w:w="15" w:type="dxa"/>
-            </w:tcMar>
-            <w:vAlign w:val="center"/>
-          </w:tcPr>
-          <w:p>
-            <w:pPr>
-              <w:spacing w:after="0"/>
-              <w:jc w:val="center"/>
-              <w:rPr>
-                <w:rFonts w:ascii="Times New Roman" w:hAnsi="Times New Roman" w:cs="Times New Roman"/>
-                <w:lang w:val="kk-KZ"/>
-              </w:rPr>
-            </w:pPr>
-          </w:p>
-        </w:tc>
-      </w:tr>
-      <w:tr>
-        <w:trPr>
-          <w:trHeight w:val="908"/>
-          <w:jc w:val="center"/>
-        </w:trPr>
-        <w:tc>
-          <w:tcPr>
-            <w:tcW w:w="1271" w:type="dxa"/>
-            <w:vMerge w:val="restart"/>
-            <w:tcMar>
-              <w:top w:w="15" w:type="dxa"/>
-              <w:left w:w="15" w:type="dxa"/>
-              <w:bottom w:w="15" w:type="dxa"/>
-              <w:right w:w="15" w:type="dxa"/>
-            </w:tcMar>
-            <w:vAlign w:val="center"/>
-          </w:tcPr>
-          <w:p>
-            <w:pPr>
-              <w:spacing w:after="0"/>
-              <w:jc w:val="center"/>
-              <w:rPr>
-                <w:rFonts w:ascii="Times New Roman" w:hAnsi="Times New Roman" w:cs="Times New Roman"/>
-                <w:lang w:val="ru-RU"/>
-              </w:rPr>
-            </w:pPr>
-            <w:r>
-              <w:rPr>
-                <w:rFonts w:ascii="Times New Roman" w:hAnsi="Times New Roman" w:cs="Times New Roman"/>
-                <w:lang w:val="ru-RU"/>
-              </w:rPr>
-              <w:t xml:space="preserve">01 002 027</w:t>
-            </w:r>
-          </w:p>
-        </w:tc>
-        <w:tc>
-          <w:tcPr>
-            <w:tcW w:w="1701" w:type="dxa"/>
-            <w:vMerge w:val="restart"/>
-            <w:tcMar>
-              <w:top w:w="15" w:type="dxa"/>
-              <w:left w:w="15" w:type="dxa"/>
-              <w:bottom w:w="15" w:type="dxa"/>
-              <w:right w:w="15" w:type="dxa"/>
-            </w:tcMar>
-            <w:vAlign w:val="center"/>
-          </w:tcPr>
-          <w:p>
-            <w:pPr>
-              <w:spacing w:after="0"/>
-              <w:jc w:val="center"/>
-              <w:rPr>
-                <w:rFonts w:ascii="Times New Roman" w:hAnsi="Times New Roman" w:cs="Times New Roman"/>
-                <w:lang w:val="ru-RU"/>
-              </w:rPr>
-            </w:pPr>
-            <w:r>
-              <w:rPr>
-                <w:rFonts w:ascii="Times New Roman" w:hAnsi="Times New Roman"/>
-                <w:color w:val="000000"/>
-                <w:sz w:val="24"/>
-                <w:szCs w:val="24"/>
-              </w:rPr>
-              <w:t xml:space="preserve">Разнорабочий</w:t>
-            </w:r>
-          </w:p>
-        </w:tc>
-        <w:tc>
-          <w:tcPr>
-            <w:tcW w:w="992" w:type="dxa"/>
-            <w:vMerge w:val="restart"/>
-            <w:tcMar>
-              <w:top w:w="15" w:type="dxa"/>
-              <w:left w:w="15" w:type="dxa"/>
-              <w:bottom w:w="15" w:type="dxa"/>
-              <w:right w:w="15" w:type="dxa"/>
-            </w:tcMar>
-            <w:vAlign w:val="center"/>
-          </w:tcPr>
-          <w:p>
-            <w:pPr>
-              <w:spacing w:after="0"/>
-              <w:jc w:val="center"/>
-              <w:rPr>
-                <w:rFonts w:ascii="Times New Roman" w:hAnsi="Times New Roman" w:cs="Times New Roman"/>
-                <w:lang w:val="kk-KZ"/>
-              </w:rPr>
-            </w:pPr>
-            <w:r>
-              <w:rPr>
-                <w:rFonts w:ascii="Times New Roman" w:hAnsi="Times New Roman" w:cs="Times New Roman"/>
-                <w:lang w:val="kk-KZ"/>
-              </w:rPr>
-              <w:t xml:space="preserve">1</w:t>
-            </w:r>
-          </w:p>
-        </w:tc>
-        <w:tc>
-          <w:tcPr>
-            <w:tcW w:w="1560" w:type="dxa"/>
-            <w:vMerge w:val="restart"/>
-            <w:tcMar>
-              <w:top w:w="15" w:type="dxa"/>
-              <w:left w:w="15" w:type="dxa"/>
-              <w:bottom w:w="15" w:type="dxa"/>
-              <w:right w:w="15" w:type="dxa"/>
-            </w:tcMar>
-            <w:vAlign w:val="center"/>
-          </w:tcPr>
-          <w:p>
-            <w:pPr>
-              <w:spacing w:after="0" w:line="240" w:lineRule="auto"/>
-              <w:jc w:val="center"/>
-              <w:rPr>
-                <w:rFonts w:ascii="Times New Roman" w:hAnsi="Times New Roman" w:cs="Times New Roman"/>
-                <w:lang w:val="ru-RU"/>
-              </w:rPr>
-            </w:pPr>
-            <w:r>
-              <w:rPr>
-                <w:rFonts w:ascii="Times New Roman" w:hAnsi="Times New Roman" w:cs="Times New Roman"/>
-                <w:lang w:val="ru-RU"/>
-              </w:rPr>
-              <w:t xml:space="preserve">Оборудование согласно перечня</w:t>
-            </w:r>
-          </w:p>
-        </w:tc>
-        <w:tc>
-          <w:tcPr>
-            <w:tcW w:w="1559" w:type="dxa"/>
-            <w:tcMar>
-              <w:top w:w="15" w:type="dxa"/>
-              <w:left w:w="15" w:type="dxa"/>
-              <w:bottom w:w="15" w:type="dxa"/>
-              <w:right w:w="15" w:type="dxa"/>
-            </w:tcMar>
-            <w:vAlign w:val="center"/>
-          </w:tcPr>
-          <w:p>
-            <w:pPr>
-              <w:spacing w:after="0"/>
-              <w:jc w:val="center"/>
-              <w:rPr>
-                <w:rFonts w:ascii="Times New Roman" w:hAnsi="Times New Roman" w:cs="Times New Roman"/>
-                <w:lang w:val="ru-RU"/>
-              </w:rPr>
-            </w:pPr>
-            <w:r>
-              <w:rPr>
-                <w:rFonts w:ascii="Times New Roman" w:hAnsi="Times New Roman" w:cs="Times New Roman"/>
-                <w:lang w:val="ru-RU"/>
-              </w:rPr>
-              <w:t xml:space="preserve">в наличии</w:t>
-            </w:r>
-          </w:p>
-        </w:tc>
-        <w:tc>
-          <w:tcPr>
-            <w:tcW w:w="1559" w:type="dxa"/>
-            <w:vMerge w:val="restart"/>
-            <w:tcMar>
-              <w:top w:w="15" w:type="dxa"/>
-              <w:left w:w="15" w:type="dxa"/>
-              <w:bottom w:w="15" w:type="dxa"/>
-              <w:right w:w="15" w:type="dxa"/>
-            </w:tcMar>
-            <w:vAlign w:val="center"/>
-          </w:tcPr>
-          <w:p>
-            <w:pPr>
-              <w:spacing w:after="0"/>
-              <w:jc w:val="center"/>
-              <w:rPr>
-                <w:rFonts w:ascii="Times New Roman" w:hAnsi="Times New Roman" w:cs="Times New Roman"/>
-                <w:lang w:val="ru-RU"/>
-              </w:rPr>
-            </w:pPr>
-            <w:r>
-              <w:rPr>
-                <w:rFonts w:ascii="Times New Roman" w:hAnsi="Times New Roman" w:cs="Times New Roman"/>
-                <w:lang w:val="ru-RU"/>
-              </w:rPr>
-              <w:t xml:space="preserve">соответствует</w:t>
-            </w:r>
-          </w:p>
-        </w:tc>
-        <w:tc>
-          <w:tcPr>
-            <w:tcW w:w="1139" w:type="dxa"/>
-            <w:vMerge w:val="restart"/>
-            <w:tcMar>
-              <w:top w:w="15" w:type="dxa"/>
-              <w:left w:w="15" w:type="dxa"/>
-              <w:bottom w:w="15" w:type="dxa"/>
-              <w:right w:w="15" w:type="dxa"/>
-            </w:tcMar>
-            <w:vAlign w:val="center"/>
-          </w:tcPr>
-          <w:p>
-            <w:pPr>
-              <w:spacing w:after="0"/>
-              <w:jc w:val="center"/>
-              <w:rPr>
-                <w:rFonts w:ascii="Times New Roman" w:hAnsi="Times New Roman" w:cs="Times New Roman"/>
-                <w:lang w:val="kk-KZ"/>
-              </w:rPr>
-            </w:pPr>
-            <w:r>
-              <w:rPr>
-                <w:rFonts w:ascii="Times New Roman" w:hAnsi="Times New Roman" w:cs="Times New Roman"/>
-                <w:lang w:val="kk-KZ"/>
-              </w:rPr>
-              <w:t xml:space="preserve">отсутствуют</w:t>
-            </w:r>
-          </w:p>
-        </w:tc>
-      </w:tr>
-      <w:tr>
-        <w:trPr>
-          <w:trHeight w:val="949"/>
-          <w:jc w:val="center"/>
-        </w:trPr>
-        <w:tc>
-          <w:tcPr>
-            <w:tcW w:w="1271" w:type="dxa"/>
-            <w:vMerge/>
-            <w:tcMar>
-              <w:top w:w="15" w:type="dxa"/>
-              <w:left w:w="15" w:type="dxa"/>
-              <w:bottom w:w="15" w:type="dxa"/>
-              <w:right w:w="15" w:type="dxa"/>
-            </w:tcMar>
-            <w:vAlign w:val="center"/>
-          </w:tcPr>
-          <w:p>
-            <w:pPr>
-              <w:spacing w:after="0"/>
-              <w:jc w:val="center"/>
-              <w:rPr>
-                <w:rFonts w:ascii="Times New Roman" w:hAnsi="Times New Roman" w:cs="Times New Roman"/>
-                <w:lang w:val="kk-KZ"/>
-              </w:rPr>
-            </w:pPr>
-          </w:p>
-        </w:tc>
-        <w:tc>
-          <w:tcPr>
-            <w:tcW w:w="1701" w:type="dxa"/>
-            <w:vMerge/>
-            <w:tcMar>
-              <w:top w:w="15" w:type="dxa"/>
-              <w:left w:w="15" w:type="dxa"/>
-              <w:bottom w:w="15" w:type="dxa"/>
-              <w:right w:w="15" w:type="dxa"/>
-            </w:tcMar>
-            <w:vAlign w:val="center"/>
-          </w:tcPr>
-          <w:p>
-            <w:pPr>
-              <w:spacing w:after="0" w:line="240" w:lineRule="auto"/>
-              <w:contextualSpacing/>
-              <w:jc w:val="center"/>
-              <w:rPr>
-                <w:rFonts w:ascii="Times New Roman" w:hAnsi="Times New Roman" w:cs="Times New Roman"/>
-                <w:lang w:val="kk-KZ"/>
-              </w:rPr>
-            </w:pPr>
-          </w:p>
-        </w:tc>
-        <w:tc>
-          <w:tcPr>
-            <w:tcW w:w="992" w:type="dxa"/>
-            <w:vMerge/>
-            <w:tcMar>
-              <w:top w:w="15" w:type="dxa"/>
-              <w:left w:w="15" w:type="dxa"/>
-              <w:bottom w:w="15" w:type="dxa"/>
-              <w:right w:w="15" w:type="dxa"/>
-            </w:tcMar>
-            <w:vAlign w:val="center"/>
-          </w:tcPr>
-          <w:p>
-            <w:pPr>
-              <w:spacing w:after="0"/>
-              <w:jc w:val="center"/>
-              <w:rPr>
-                <w:rFonts w:ascii="Times New Roman" w:hAnsi="Times New Roman" w:cs="Times New Roman"/>
-                <w:lang w:val="kk-KZ"/>
-              </w:rPr>
-            </w:pPr>
-          </w:p>
-        </w:tc>
-        <w:tc>
-          <w:tcPr>
-            <w:tcW w:w="1560" w:type="dxa"/>
-            <w:vMerge/>
-            <w:tcMar>
-              <w:top w:w="15" w:type="dxa"/>
-              <w:left w:w="15" w:type="dxa"/>
-              <w:bottom w:w="15" w:type="dxa"/>
-              <w:right w:w="15" w:type="dxa"/>
-            </w:tcMar>
-            <w:vAlign w:val="center"/>
-          </w:tcPr>
-          <w:p>
-            <w:pPr>
-              <w:spacing w:after="0" w:line="240" w:lineRule="auto"/>
-              <w:jc w:val="center"/>
-              <w:rPr>
-                <w:rFonts w:ascii="Times New Roman" w:hAnsi="Times New Roman" w:cs="Times New Roman"/>
-                <w:lang w:val="ru-RU"/>
-              </w:rPr>
-            </w:pPr>
-          </w:p>
-        </w:tc>
-        <w:tc>
-          <w:tcPr>
-            <w:tcW w:w="1559" w:type="dxa"/>
-            <w:tcMar>
-              <w:top w:w="15" w:type="dxa"/>
-              <w:left w:w="15" w:type="dxa"/>
-              <w:bottom w:w="15" w:type="dxa"/>
-              <w:right w:w="15" w:type="dxa"/>
-            </w:tcMar>
-            <w:vAlign w:val="center"/>
-          </w:tcPr>
-          <w:p>
-            <w:pPr>
-              <w:spacing w:after="0"/>
-              <w:jc w:val="center"/>
-              <w:rPr>
-                <w:rFonts w:ascii="Times New Roman" w:hAnsi="Times New Roman" w:cs="Times New Roman"/>
-                <w:lang w:val="ru-RU"/>
-              </w:rPr>
-            </w:pPr>
-            <w:r>
-              <w:rPr>
-                <w:rFonts w:ascii="Times New Roman" w:hAnsi="Times New Roman" w:cs="Times New Roman"/>
-                <w:lang w:val="ru-RU"/>
-              </w:rPr>
-              <w:t xml:space="preserve">соответствует стандартам</w:t>
-            </w:r>
-          </w:p>
-        </w:tc>
-        <w:tc>
-          <w:tcPr>
-            <w:tcW w:w="1559" w:type="dxa"/>
-            <w:vMerge/>
-            <w:tcMar>
-              <w:top w:w="15" w:type="dxa"/>
-              <w:left w:w="15" w:type="dxa"/>
-              <w:bottom w:w="15" w:type="dxa"/>
-              <w:right w:w="15" w:type="dxa"/>
-            </w:tcMar>
-            <w:vAlign w:val="center"/>
-          </w:tcPr>
-          <w:p>
-            <w:pPr>
-              <w:spacing w:after="0"/>
-              <w:jc w:val="center"/>
-              <w:rPr>
-                <w:rFonts w:ascii="Times New Roman" w:hAnsi="Times New Roman" w:cs="Times New Roman"/>
-                <w:lang w:val="ru-RU"/>
-              </w:rPr>
-            </w:pPr>
-          </w:p>
-        </w:tc>
-        <w:tc>
-          <w:tcPr>
-            <w:tcW w:w="1139" w:type="dxa"/>
-            <w:vMerge/>
-            <w:tcMar>
-              <w:top w:w="15" w:type="dxa"/>
-              <w:left w:w="15" w:type="dxa"/>
-              <w:bottom w:w="15" w:type="dxa"/>
-              <w:right w:w="15" w:type="dxa"/>
-            </w:tcMar>
-            <w:vAlign w:val="center"/>
-          </w:tcPr>
-          <w:p>
-            <w:pPr>
-              <w:spacing w:after="0"/>
-              <w:jc w:val="center"/>
-              <w:rPr>
-                <w:rFonts w:ascii="Times New Roman" w:hAnsi="Times New Roman" w:cs="Times New Roman"/>
-                <w:lang w:val="kk-KZ"/>
-              </w:rPr>
-            </w:pPr>
-          </w:p>
-        </w:tc>
-      </w:tr>
-      <w:tr>
-        <w:trPr>
-          <w:trHeight w:val="908"/>
-          <w:jc w:val="center"/>
-        </w:trPr>
-        <w:tc>
-          <w:tcPr>
-            <w:tcW w:w="1271" w:type="dxa"/>
-            <w:vMerge w:val="restart"/>
-            <w:tcMar>
-              <w:top w:w="15" w:type="dxa"/>
-              <w:left w:w="15" w:type="dxa"/>
-              <w:bottom w:w="15" w:type="dxa"/>
-              <w:right w:w="15" w:type="dxa"/>
-            </w:tcMar>
-            <w:vAlign w:val="center"/>
-          </w:tcPr>
-          <w:p>
-            <w:pPr>
-              <w:spacing w:after="0"/>
-              <w:jc w:val="center"/>
-              <w:rPr>
-                <w:rFonts w:ascii="Times New Roman" w:hAnsi="Times New Roman" w:cs="Times New Roman"/>
-                <w:lang w:val="ru-RU"/>
-              </w:rPr>
-            </w:pPr>
-            <w:r>
-              <w:rPr>
-                <w:rFonts w:ascii="Times New Roman" w:hAnsi="Times New Roman" w:cs="Times New Roman"/>
-                <w:lang w:val="ru-RU"/>
-              </w:rPr>
-              <w:t xml:space="preserve">01 002 028</w:t>
-            </w:r>
-          </w:p>
-        </w:tc>
-        <w:tc>
-          <w:tcPr>
-            <w:tcW w:w="1701" w:type="dxa"/>
-            <w:vMerge w:val="restart"/>
-            <w:tcMar>
-              <w:top w:w="15" w:type="dxa"/>
-              <w:left w:w="15" w:type="dxa"/>
-              <w:bottom w:w="15" w:type="dxa"/>
-              <w:right w:w="15" w:type="dxa"/>
-            </w:tcMar>
-            <w:vAlign w:val="center"/>
-          </w:tcPr>
-          <w:p>
-            <w:pPr>
-              <w:spacing w:after="0"/>
-              <w:jc w:val="center"/>
-              <w:rPr>
-                <w:rFonts w:ascii="Times New Roman" w:hAnsi="Times New Roman" w:cs="Times New Roman"/>
-                <w:lang w:val="ru-RU"/>
-              </w:rPr>
-            </w:pPr>
-            <w:r>
-              <w:rPr>
-                <w:rFonts w:ascii="Times New Roman" w:hAnsi="Times New Roman"/>
-                <w:color w:val="000000"/>
-                <w:sz w:val="24"/>
-                <w:szCs w:val="24"/>
-              </w:rPr>
-              <w:t xml:space="preserve">Слесарь</w:t>
-            </w:r>
-          </w:p>
-        </w:tc>
-        <w:tc>
-          <w:tcPr>
-            <w:tcW w:w="992" w:type="dxa"/>
-            <w:vMerge w:val="restart"/>
-            <w:tcMar>
-              <w:top w:w="15" w:type="dxa"/>
-              <w:left w:w="15" w:type="dxa"/>
-              <w:bottom w:w="15" w:type="dxa"/>
-              <w:right w:w="15" w:type="dxa"/>
-            </w:tcMar>
-            <w:vAlign w:val="center"/>
-          </w:tcPr>
-          <w:p>
-            <w:pPr>
-              <w:spacing w:after="0"/>
-              <w:jc w:val="center"/>
-              <w:rPr>
-                <w:rFonts w:ascii="Times New Roman" w:hAnsi="Times New Roman" w:cs="Times New Roman"/>
-                <w:lang w:val="kk-KZ"/>
-              </w:rPr>
-            </w:pPr>
-            <w:r>
-              <w:rPr>
-                <w:rFonts w:ascii="Times New Roman" w:hAnsi="Times New Roman" w:cs="Times New Roman"/>
-                <w:lang w:val="kk-KZ"/>
-              </w:rPr>
-              <w:t xml:space="preserve">1</w:t>
-            </w:r>
-          </w:p>
-        </w:tc>
-        <w:tc>
-          <w:tcPr>
-            <w:tcW w:w="1560" w:type="dxa"/>
-            <w:vMerge w:val="restart"/>
-            <w:tcMar>
-              <w:top w:w="15" w:type="dxa"/>
-              <w:left w:w="15" w:type="dxa"/>
-              <w:bottom w:w="15" w:type="dxa"/>
-              <w:right w:w="15" w:type="dxa"/>
-            </w:tcMar>
-            <w:vAlign w:val="center"/>
-          </w:tcPr>
-          <w:p>
-            <w:pPr>
-              <w:spacing w:after="0" w:line="240" w:lineRule="auto"/>
-              <w:jc w:val="center"/>
-              <w:rPr>
-                <w:rFonts w:ascii="Times New Roman" w:hAnsi="Times New Roman" w:cs="Times New Roman"/>
-                <w:lang w:val="ru-RU"/>
-              </w:rPr>
-            </w:pPr>
-            <w:r>
-              <w:rPr>
-                <w:rFonts w:ascii="Times New Roman" w:hAnsi="Times New Roman" w:cs="Times New Roman"/>
-                <w:lang w:val="ru-RU"/>
-              </w:rPr>
-              <w:t xml:space="preserve">Оборудование согласно перечня</w:t>
-            </w:r>
-          </w:p>
-        </w:tc>
-        <w:tc>
-          <w:tcPr>
-            <w:tcW w:w="1559" w:type="dxa"/>
-            <w:tcMar>
-              <w:top w:w="15" w:type="dxa"/>
-              <w:left w:w="15" w:type="dxa"/>
-              <w:bottom w:w="15" w:type="dxa"/>
-              <w:right w:w="15" w:type="dxa"/>
-            </w:tcMar>
-            <w:vAlign w:val="center"/>
-          </w:tcPr>
-          <w:p>
-            <w:pPr>
-              <w:spacing w:after="0"/>
-              <w:jc w:val="center"/>
-              <w:rPr>
-                <w:rFonts w:ascii="Times New Roman" w:hAnsi="Times New Roman" w:cs="Times New Roman"/>
-                <w:lang w:val="ru-RU"/>
-              </w:rPr>
-            </w:pPr>
-            <w:r>
-              <w:rPr>
-                <w:rFonts w:ascii="Times New Roman" w:hAnsi="Times New Roman" w:cs="Times New Roman"/>
-                <w:lang w:val="ru-RU"/>
-              </w:rPr>
-              <w:t xml:space="preserve">в наличии</w:t>
-            </w:r>
-          </w:p>
-        </w:tc>
-        <w:tc>
-          <w:tcPr>
-            <w:tcW w:w="1559" w:type="dxa"/>
-            <w:vMerge w:val="restart"/>
-            <w:tcMar>
-              <w:top w:w="15" w:type="dxa"/>
-              <w:left w:w="15" w:type="dxa"/>
-              <w:bottom w:w="15" w:type="dxa"/>
-              <w:right w:w="15" w:type="dxa"/>
-            </w:tcMar>
-            <w:vAlign w:val="center"/>
-          </w:tcPr>
-          <w:p>
-            <w:pPr>
-              <w:spacing w:after="0"/>
-              <w:jc w:val="center"/>
-              <w:rPr>
-                <w:rFonts w:ascii="Times New Roman" w:hAnsi="Times New Roman" w:cs="Times New Roman"/>
-                <w:lang w:val="ru-RU"/>
-              </w:rPr>
-            </w:pPr>
-            <w:r>
-              <w:rPr>
-                <w:rFonts w:ascii="Times New Roman" w:hAnsi="Times New Roman" w:cs="Times New Roman"/>
-                <w:lang w:val="ru-RU"/>
-              </w:rPr>
-              <w:t xml:space="preserve">соответствует</w:t>
-            </w:r>
-          </w:p>
-        </w:tc>
-        <w:tc>
-          <w:tcPr>
-            <w:tcW w:w="1139" w:type="dxa"/>
-            <w:vMerge w:val="restart"/>
-            <w:tcMar>
-              <w:top w:w="15" w:type="dxa"/>
-              <w:left w:w="15" w:type="dxa"/>
-              <w:bottom w:w="15" w:type="dxa"/>
-              <w:right w:w="15" w:type="dxa"/>
-            </w:tcMar>
-            <w:vAlign w:val="center"/>
-          </w:tcPr>
-          <w:p>
-            <w:pPr>
-              <w:spacing w:after="0"/>
-              <w:jc w:val="center"/>
-              <w:rPr>
-                <w:rFonts w:ascii="Times New Roman" w:hAnsi="Times New Roman" w:cs="Times New Roman"/>
-                <w:lang w:val="kk-KZ"/>
-              </w:rPr>
-            </w:pPr>
-            <w:r>
-              <w:rPr>
-                <w:rFonts w:ascii="Times New Roman" w:hAnsi="Times New Roman" w:cs="Times New Roman"/>
-                <w:lang w:val="kk-KZ"/>
-              </w:rPr>
-              <w:t xml:space="preserve">отсутствуют</w:t>
-            </w:r>
-          </w:p>
-        </w:tc>
-      </w:tr>
-      <w:tr>
-        <w:trPr>
-          <w:trHeight w:val="949"/>
-          <w:jc w:val="center"/>
-        </w:trPr>
-        <w:tc>
-          <w:tcPr>
-            <w:tcW w:w="1271" w:type="dxa"/>
-            <w:vMerge/>
-            <w:tcMar>
-              <w:top w:w="15" w:type="dxa"/>
-              <w:left w:w="15" w:type="dxa"/>
-              <w:bottom w:w="15" w:type="dxa"/>
-              <w:right w:w="15" w:type="dxa"/>
-            </w:tcMar>
-            <w:vAlign w:val="center"/>
-          </w:tcPr>
-          <w:p>
-            <w:pPr>
-              <w:spacing w:after="0"/>
-              <w:jc w:val="center"/>
-              <w:rPr>
-                <w:rFonts w:ascii="Times New Roman" w:hAnsi="Times New Roman" w:cs="Times New Roman"/>
-                <w:lang w:val="kk-KZ"/>
-              </w:rPr>
-            </w:pPr>
-          </w:p>
-        </w:tc>
-        <w:tc>
-          <w:tcPr>
-            <w:tcW w:w="1701" w:type="dxa"/>
-            <w:vMerge/>
-            <w:tcMar>
-              <w:top w:w="15" w:type="dxa"/>
-              <w:left w:w="15" w:type="dxa"/>
-              <w:bottom w:w="15" w:type="dxa"/>
-              <w:right w:w="15" w:type="dxa"/>
-            </w:tcMar>
-            <w:vAlign w:val="center"/>
-          </w:tcPr>
-          <w:p>
-            <w:pPr>
-              <w:spacing w:after="0" w:line="240" w:lineRule="auto"/>
-              <w:contextualSpacing/>
-              <w:jc w:val="center"/>
-              <w:rPr>
-                <w:rFonts w:ascii="Times New Roman" w:hAnsi="Times New Roman" w:cs="Times New Roman"/>
-                <w:lang w:val="kk-KZ"/>
-              </w:rPr>
-            </w:pPr>
-          </w:p>
-        </w:tc>
-        <w:tc>
-          <w:tcPr>
-            <w:tcW w:w="992" w:type="dxa"/>
-            <w:vMerge/>
-            <w:tcMar>
-              <w:top w:w="15" w:type="dxa"/>
-              <w:left w:w="15" w:type="dxa"/>
-              <w:bottom w:w="15" w:type="dxa"/>
-              <w:right w:w="15" w:type="dxa"/>
-            </w:tcMar>
-            <w:vAlign w:val="center"/>
-          </w:tcPr>
-          <w:p>
-            <w:pPr>
-              <w:spacing w:after="0"/>
-              <w:jc w:val="center"/>
-              <w:rPr>
-                <w:rFonts w:ascii="Times New Roman" w:hAnsi="Times New Roman" w:cs="Times New Roman"/>
-                <w:lang w:val="kk-KZ"/>
-              </w:rPr>
-            </w:pPr>
-          </w:p>
-        </w:tc>
-        <w:tc>
-          <w:tcPr>
-            <w:tcW w:w="1560" w:type="dxa"/>
-            <w:vMerge/>
-            <w:tcMar>
-              <w:top w:w="15" w:type="dxa"/>
-              <w:left w:w="15" w:type="dxa"/>
-              <w:bottom w:w="15" w:type="dxa"/>
-              <w:right w:w="15" w:type="dxa"/>
-            </w:tcMar>
-            <w:vAlign w:val="center"/>
-          </w:tcPr>
-          <w:p>
-            <w:pPr>
-              <w:spacing w:after="0" w:line="240" w:lineRule="auto"/>
-              <w:jc w:val="center"/>
-              <w:rPr>
-                <w:rFonts w:ascii="Times New Roman" w:hAnsi="Times New Roman" w:cs="Times New Roman"/>
-                <w:lang w:val="ru-RU"/>
-              </w:rPr>
-            </w:pPr>
-          </w:p>
-        </w:tc>
-        <w:tc>
-          <w:tcPr>
-            <w:tcW w:w="1559" w:type="dxa"/>
-            <w:tcMar>
-              <w:top w:w="15" w:type="dxa"/>
-              <w:left w:w="15" w:type="dxa"/>
-              <w:bottom w:w="15" w:type="dxa"/>
-              <w:right w:w="15" w:type="dxa"/>
-            </w:tcMar>
-            <w:vAlign w:val="center"/>
-          </w:tcPr>
-          <w:p>
-            <w:pPr>
-              <w:spacing w:after="0"/>
-              <w:jc w:val="center"/>
-              <w:rPr>
-                <w:rFonts w:ascii="Times New Roman" w:hAnsi="Times New Roman" w:cs="Times New Roman"/>
-                <w:lang w:val="ru-RU"/>
-              </w:rPr>
-            </w:pPr>
-            <w:r>
-              <w:rPr>
-                <w:rFonts w:ascii="Times New Roman" w:hAnsi="Times New Roman" w:cs="Times New Roman"/>
-                <w:lang w:val="ru-RU"/>
-              </w:rPr>
-              <w:t xml:space="preserve">соответствует стандартам</w:t>
-            </w:r>
-          </w:p>
-        </w:tc>
-        <w:tc>
-          <w:tcPr>
-            <w:tcW w:w="1559" w:type="dxa"/>
-            <w:vMerge/>
-            <w:tcMar>
-              <w:top w:w="15" w:type="dxa"/>
-              <w:left w:w="15" w:type="dxa"/>
-              <w:bottom w:w="15" w:type="dxa"/>
-              <w:right w:w="15" w:type="dxa"/>
-            </w:tcMar>
-            <w:vAlign w:val="center"/>
-          </w:tcPr>
-          <w:p>
-            <w:pPr>
-              <w:spacing w:after="0"/>
-              <w:jc w:val="center"/>
-              <w:rPr>
-                <w:rFonts w:ascii="Times New Roman" w:hAnsi="Times New Roman" w:cs="Times New Roman"/>
-                <w:lang w:val="ru-RU"/>
-              </w:rPr>
-            </w:pPr>
-          </w:p>
-        </w:tc>
-        <w:tc>
-          <w:tcPr>
-            <w:tcW w:w="1139" w:type="dxa"/>
-            <w:vMerge/>
-            <w:tcMar>
-              <w:top w:w="15" w:type="dxa"/>
-              <w:left w:w="15" w:type="dxa"/>
-              <w:bottom w:w="15" w:type="dxa"/>
-              <w:right w:w="15" w:type="dxa"/>
-            </w:tcMar>
-            <w:vAlign w:val="center"/>
-          </w:tcPr>
-          <w:p>
-            <w:pPr>
-              <w:spacing w:after="0"/>
-              <w:jc w:val="center"/>
-              <w:rPr>
-                <w:rFonts w:ascii="Times New Roman" w:hAnsi="Times New Roman" w:cs="Times New Roman"/>
-                <w:lang w:val="kk-KZ"/>
-              </w:rPr>
-            </w:pPr>
-          </w:p>
-        </w:tc>
-      </w:tr>
-      <w:tr>
-        <w:trPr>
-          <w:trHeight w:val="908"/>
-          <w:jc w:val="center"/>
-        </w:trPr>
-        <w:tc>
-          <w:tcPr>
-            <w:tcW w:w="1271" w:type="dxa"/>
-            <w:vMerge w:val="restart"/>
-            <w:tcMar>
-              <w:top w:w="15" w:type="dxa"/>
-              <w:left w:w="15" w:type="dxa"/>
-              <w:bottom w:w="15" w:type="dxa"/>
-              <w:right w:w="15" w:type="dxa"/>
-            </w:tcMar>
-            <w:vAlign w:val="center"/>
-          </w:tcPr>
-          <w:p>
-            <w:pPr>
-              <w:spacing w:after="0"/>
-              <w:jc w:val="center"/>
-              <w:rPr>
-                <w:rFonts w:ascii="Times New Roman" w:hAnsi="Times New Roman" w:cs="Times New Roman"/>
-                <w:lang w:val="ru-RU"/>
-              </w:rPr>
-            </w:pPr>
-            <w:r>
-              <w:rPr>
-                <w:rFonts w:ascii="Times New Roman" w:hAnsi="Times New Roman" w:cs="Times New Roman"/>
-                <w:lang w:val="ru-RU"/>
-              </w:rPr>
-              <w:t xml:space="preserve">01 002 029</w:t>
-            </w:r>
-          </w:p>
-        </w:tc>
-        <w:tc>
-          <w:tcPr>
-            <w:tcW w:w="1701" w:type="dxa"/>
-            <w:vMerge w:val="restart"/>
-            <w:tcMar>
-              <w:top w:w="15" w:type="dxa"/>
-              <w:left w:w="15" w:type="dxa"/>
-              <w:bottom w:w="15" w:type="dxa"/>
-              <w:right w:w="15" w:type="dxa"/>
-            </w:tcMar>
-            <w:vAlign w:val="center"/>
-          </w:tcPr>
-          <w:p>
-            <w:pPr>
-              <w:spacing w:after="0"/>
-              <w:jc w:val="center"/>
-              <w:rPr>
-                <w:rFonts w:ascii="Times New Roman" w:hAnsi="Times New Roman" w:cs="Times New Roman"/>
-                <w:lang w:val="ru-RU"/>
-              </w:rPr>
-            </w:pPr>
-            <w:r>
-              <w:rPr>
-                <w:rFonts w:ascii="Times New Roman" w:hAnsi="Times New Roman"/>
-                <w:color w:val="000000"/>
-                <w:sz w:val="24"/>
-                <w:szCs w:val="24"/>
-              </w:rPr>
-              <w:t xml:space="preserve">Сторож</w:t>
-            </w:r>
-          </w:p>
-        </w:tc>
-        <w:tc>
-          <w:tcPr>
-            <w:tcW w:w="992" w:type="dxa"/>
-            <w:vMerge w:val="restart"/>
-            <w:tcMar>
-              <w:top w:w="15" w:type="dxa"/>
-              <w:left w:w="15" w:type="dxa"/>
-              <w:bottom w:w="15" w:type="dxa"/>
-              <w:right w:w="15" w:type="dxa"/>
-            </w:tcMar>
-            <w:vAlign w:val="center"/>
-          </w:tcPr>
-          <w:p>
-            <w:pPr>
-              <w:spacing w:after="0"/>
-              <w:jc w:val="center"/>
-              <w:rPr>
-                <w:rFonts w:ascii="Times New Roman" w:hAnsi="Times New Roman" w:cs="Times New Roman"/>
-                <w:lang w:val="kk-KZ"/>
-              </w:rPr>
-            </w:pPr>
-            <w:r>
-              <w:rPr>
-                <w:rFonts w:ascii="Times New Roman" w:hAnsi="Times New Roman" w:cs="Times New Roman"/>
-                <w:lang w:val="kk-KZ"/>
-              </w:rPr>
-              <w:t xml:space="preserve">1</w:t>
-            </w:r>
-          </w:p>
-        </w:tc>
-        <w:tc>
-          <w:tcPr>
-            <w:tcW w:w="1560" w:type="dxa"/>
-            <w:vMerge w:val="restart"/>
-            <w:tcMar>
-              <w:top w:w="15" w:type="dxa"/>
-              <w:left w:w="15" w:type="dxa"/>
-              <w:bottom w:w="15" w:type="dxa"/>
-              <w:right w:w="15" w:type="dxa"/>
-            </w:tcMar>
-            <w:vAlign w:val="center"/>
-          </w:tcPr>
-          <w:p>
-            <w:pPr>
-              <w:spacing w:after="0" w:line="240" w:lineRule="auto"/>
-              <w:jc w:val="center"/>
-              <w:rPr>
-                <w:rFonts w:ascii="Times New Roman" w:hAnsi="Times New Roman" w:cs="Times New Roman"/>
-                <w:lang w:val="ru-RU"/>
-              </w:rPr>
-            </w:pPr>
-            <w:r>
-              <w:rPr>
-                <w:rFonts w:ascii="Times New Roman" w:hAnsi="Times New Roman" w:cs="Times New Roman"/>
-                <w:lang w:val="ru-RU"/>
-              </w:rPr>
-              <w:t xml:space="preserve">Оборудование согласно перечня</w:t>
-            </w:r>
-          </w:p>
-        </w:tc>
-        <w:tc>
-          <w:tcPr>
-            <w:tcW w:w="1559" w:type="dxa"/>
-            <w:tcMar>
-              <w:top w:w="15" w:type="dxa"/>
-              <w:left w:w="15" w:type="dxa"/>
-              <w:bottom w:w="15" w:type="dxa"/>
-              <w:right w:w="15" w:type="dxa"/>
-            </w:tcMar>
-            <w:vAlign w:val="center"/>
-          </w:tcPr>
-          <w:p>
-            <w:pPr>
-              <w:spacing w:after="0"/>
-              <w:jc w:val="center"/>
-              <w:rPr>
-                <w:rFonts w:ascii="Times New Roman" w:hAnsi="Times New Roman" w:cs="Times New Roman"/>
-                <w:lang w:val="ru-RU"/>
-              </w:rPr>
-            </w:pPr>
-            <w:r>
-              <w:rPr>
-                <w:rFonts w:ascii="Times New Roman" w:hAnsi="Times New Roman" w:cs="Times New Roman"/>
-                <w:lang w:val="ru-RU"/>
-              </w:rPr>
-              <w:t xml:space="preserve">в наличии</w:t>
-            </w:r>
-          </w:p>
-        </w:tc>
-        <w:tc>
-          <w:tcPr>
-            <w:tcW w:w="1559" w:type="dxa"/>
-            <w:vMerge w:val="restart"/>
-            <w:tcMar>
-              <w:top w:w="15" w:type="dxa"/>
-              <w:left w:w="15" w:type="dxa"/>
-              <w:bottom w:w="15" w:type="dxa"/>
-              <w:right w:w="15" w:type="dxa"/>
-            </w:tcMar>
-            <w:vAlign w:val="center"/>
-          </w:tcPr>
-          <w:p>
-            <w:pPr>
-              <w:spacing w:after="0"/>
-              <w:jc w:val="center"/>
-              <w:rPr>
-                <w:rFonts w:ascii="Times New Roman" w:hAnsi="Times New Roman" w:cs="Times New Roman"/>
-                <w:lang w:val="ru-RU"/>
-              </w:rPr>
-            </w:pPr>
-            <w:r>
-              <w:rPr>
-                <w:rFonts w:ascii="Times New Roman" w:hAnsi="Times New Roman" w:cs="Times New Roman"/>
-                <w:lang w:val="ru-RU"/>
-              </w:rPr>
-              <w:t xml:space="preserve">соответствует</w:t>
-            </w:r>
-          </w:p>
-        </w:tc>
-        <w:tc>
-          <w:tcPr>
-            <w:tcW w:w="1139" w:type="dxa"/>
-            <w:vMerge w:val="restart"/>
-            <w:tcMar>
-              <w:top w:w="15" w:type="dxa"/>
-              <w:left w:w="15" w:type="dxa"/>
-              <w:bottom w:w="15" w:type="dxa"/>
-              <w:right w:w="15" w:type="dxa"/>
-            </w:tcMar>
-            <w:vAlign w:val="center"/>
-          </w:tcPr>
-          <w:p>
-            <w:pPr>
-              <w:spacing w:after="0"/>
-              <w:jc w:val="center"/>
-              <w:rPr>
-                <w:rFonts w:ascii="Times New Roman" w:hAnsi="Times New Roman" w:cs="Times New Roman"/>
-                <w:lang w:val="kk-KZ"/>
-              </w:rPr>
-            </w:pPr>
-            <w:r>
-              <w:rPr>
-                <w:rFonts w:ascii="Times New Roman" w:hAnsi="Times New Roman" w:cs="Times New Roman"/>
-                <w:lang w:val="kk-KZ"/>
-              </w:rPr>
-              <w:t xml:space="preserve">отсутствуют</w:t>
-            </w:r>
-          </w:p>
-        </w:tc>
-      </w:tr>
-      <w:tr>
-        <w:trPr>
-          <w:trHeight w:val="949"/>
-          <w:jc w:val="center"/>
-        </w:trPr>
-        <w:tc>
-          <w:tcPr>
-            <w:tcW w:w="1271" w:type="dxa"/>
-            <w:vMerge/>
-            <w:tcMar>
-              <w:top w:w="15" w:type="dxa"/>
-              <w:left w:w="15" w:type="dxa"/>
-              <w:bottom w:w="15" w:type="dxa"/>
-              <w:right w:w="15" w:type="dxa"/>
-            </w:tcMar>
-            <w:vAlign w:val="center"/>
-          </w:tcPr>
-          <w:p>
-            <w:pPr>
-              <w:spacing w:after="0"/>
-              <w:jc w:val="center"/>
-              <w:rPr>
-                <w:rFonts w:ascii="Times New Roman" w:hAnsi="Times New Roman" w:cs="Times New Roman"/>
-                <w:lang w:val="kk-KZ"/>
-              </w:rPr>
-            </w:pPr>
-          </w:p>
-        </w:tc>
-        <w:tc>
-          <w:tcPr>
-            <w:tcW w:w="1701" w:type="dxa"/>
-            <w:vMerge/>
-            <w:tcMar>
-              <w:top w:w="15" w:type="dxa"/>
-              <w:left w:w="15" w:type="dxa"/>
-              <w:bottom w:w="15" w:type="dxa"/>
-              <w:right w:w="15" w:type="dxa"/>
-            </w:tcMar>
-            <w:vAlign w:val="center"/>
-          </w:tcPr>
-          <w:p>
-            <w:pPr>
-              <w:spacing w:after="0" w:line="240" w:lineRule="auto"/>
-              <w:contextualSpacing/>
-              <w:jc w:val="center"/>
-              <w:rPr>
-                <w:rFonts w:ascii="Times New Roman" w:hAnsi="Times New Roman" w:cs="Times New Roman"/>
-                <w:lang w:val="kk-KZ"/>
-              </w:rPr>
-            </w:pPr>
-          </w:p>
-        </w:tc>
-        <w:tc>
-          <w:tcPr>
-            <w:tcW w:w="992" w:type="dxa"/>
-            <w:vMerge/>
-            <w:tcMar>
-              <w:top w:w="15" w:type="dxa"/>
-              <w:left w:w="15" w:type="dxa"/>
-              <w:bottom w:w="15" w:type="dxa"/>
-              <w:right w:w="15" w:type="dxa"/>
-            </w:tcMar>
-            <w:vAlign w:val="center"/>
-          </w:tcPr>
-          <w:p>
-            <w:pPr>
-              <w:spacing w:after="0"/>
-              <w:jc w:val="center"/>
-              <w:rPr>
-                <w:rFonts w:ascii="Times New Roman" w:hAnsi="Times New Roman" w:cs="Times New Roman"/>
-                <w:lang w:val="kk-KZ"/>
-              </w:rPr>
-            </w:pPr>
-          </w:p>
-        </w:tc>
-        <w:tc>
-          <w:tcPr>
-            <w:tcW w:w="1560" w:type="dxa"/>
-            <w:vMerge/>
-            <w:tcMar>
-              <w:top w:w="15" w:type="dxa"/>
-              <w:left w:w="15" w:type="dxa"/>
-              <w:bottom w:w="15" w:type="dxa"/>
-              <w:right w:w="15" w:type="dxa"/>
-            </w:tcMar>
-            <w:vAlign w:val="center"/>
-          </w:tcPr>
-          <w:p>
-            <w:pPr>
-              <w:spacing w:after="0" w:line="240" w:lineRule="auto"/>
-              <w:jc w:val="center"/>
-              <w:rPr>
-                <w:rFonts w:ascii="Times New Roman" w:hAnsi="Times New Roman" w:cs="Times New Roman"/>
-                <w:lang w:val="ru-RU"/>
-              </w:rPr>
-            </w:pPr>
-          </w:p>
-        </w:tc>
-        <w:tc>
-          <w:tcPr>
-            <w:tcW w:w="1559" w:type="dxa"/>
-            <w:tcMar>
-              <w:top w:w="15" w:type="dxa"/>
-              <w:left w:w="15" w:type="dxa"/>
-              <w:bottom w:w="15" w:type="dxa"/>
-              <w:right w:w="15" w:type="dxa"/>
-            </w:tcMar>
-            <w:vAlign w:val="center"/>
-          </w:tcPr>
-          <w:p>
-            <w:pPr>
-              <w:spacing w:after="0"/>
-              <w:jc w:val="center"/>
-              <w:rPr>
-                <w:rFonts w:ascii="Times New Roman" w:hAnsi="Times New Roman" w:cs="Times New Roman"/>
-                <w:lang w:val="ru-RU"/>
-              </w:rPr>
-            </w:pPr>
-            <w:r>
-              <w:rPr>
-                <w:rFonts w:ascii="Times New Roman" w:hAnsi="Times New Roman" w:cs="Times New Roman"/>
-                <w:lang w:val="ru-RU"/>
-              </w:rPr>
-              <w:t xml:space="preserve">соответствует стандартам</w:t>
-            </w:r>
-          </w:p>
-        </w:tc>
-        <w:tc>
-          <w:tcPr>
-            <w:tcW w:w="1559" w:type="dxa"/>
-            <w:vMerge/>
-            <w:tcMar>
-              <w:top w:w="15" w:type="dxa"/>
-              <w:left w:w="15" w:type="dxa"/>
-              <w:bottom w:w="15" w:type="dxa"/>
-              <w:right w:w="15" w:type="dxa"/>
-            </w:tcMar>
-            <w:vAlign w:val="center"/>
-          </w:tcPr>
-          <w:p>
-            <w:pPr>
-              <w:spacing w:after="0"/>
-              <w:jc w:val="center"/>
-              <w:rPr>
-                <w:rFonts w:ascii="Times New Roman" w:hAnsi="Times New Roman" w:cs="Times New Roman"/>
-                <w:lang w:val="ru-RU"/>
-              </w:rPr>
-            </w:pPr>
-          </w:p>
-        </w:tc>
-        <w:tc>
-          <w:tcPr>
-            <w:tcW w:w="1139" w:type="dxa"/>
-            <w:vMerge/>
-            <w:tcMar>
-              <w:top w:w="15" w:type="dxa"/>
-              <w:left w:w="15" w:type="dxa"/>
-              <w:bottom w:w="15" w:type="dxa"/>
-              <w:right w:w="15" w:type="dxa"/>
-            </w:tcMar>
-            <w:vAlign w:val="center"/>
-          </w:tcPr>
-          <w:p>
-            <w:pPr>
-              <w:spacing w:after="0"/>
-              <w:jc w:val="center"/>
-              <w:rPr>
-                <w:rFonts w:ascii="Times New Roman" w:hAnsi="Times New Roman" w:cs="Times New Roman"/>
-                <w:lang w:val="kk-KZ"/>
-              </w:rPr>
-            </w:pPr>
-          </w:p>
-        </w:tc>
-      </w:tr>
-      <w:tr>
-        <w:trPr>
-          <w:trHeight w:val="908"/>
-          <w:jc w:val="center"/>
-        </w:trPr>
-        <w:tc>
-          <w:tcPr>
-            <w:tcW w:w="1271" w:type="dxa"/>
-            <w:vMerge w:val="restart"/>
-            <w:tcMar>
-              <w:top w:w="15" w:type="dxa"/>
-              <w:left w:w="15" w:type="dxa"/>
-              <w:bottom w:w="15" w:type="dxa"/>
-              <w:right w:w="15" w:type="dxa"/>
-            </w:tcMar>
-            <w:vAlign w:val="center"/>
-          </w:tcPr>
-          <w:p>
-            <w:pPr>
-              <w:spacing w:after="0"/>
-              <w:jc w:val="center"/>
-              <w:rPr>
-                <w:rFonts w:ascii="Times New Roman" w:hAnsi="Times New Roman" w:cs="Times New Roman"/>
-                <w:lang w:val="ru-RU"/>
-              </w:rPr>
-            </w:pPr>
-            <w:r>
-              <w:rPr>
-                <w:rFonts w:ascii="Times New Roman" w:hAnsi="Times New Roman" w:cs="Times New Roman"/>
-                <w:lang w:val="ru-RU"/>
-              </w:rPr>
-              <w:t xml:space="preserve">01 002 030</w:t>
-            </w:r>
-          </w:p>
-        </w:tc>
-        <w:tc>
-          <w:tcPr>
-            <w:tcW w:w="1701" w:type="dxa"/>
-            <w:vMerge w:val="restart"/>
-            <w:tcMar>
-              <w:top w:w="15" w:type="dxa"/>
-              <w:left w:w="15" w:type="dxa"/>
-              <w:bottom w:w="15" w:type="dxa"/>
-              <w:right w:w="15" w:type="dxa"/>
-            </w:tcMar>
-            <w:vAlign w:val="center"/>
-          </w:tcPr>
-          <w:p>
-            <w:pPr>
-              <w:spacing w:after="0"/>
-              <w:jc w:val="center"/>
-              <w:rPr>
-                <w:rFonts w:ascii="Times New Roman" w:hAnsi="Times New Roman" w:cs="Times New Roman"/>
-                <w:lang w:val="ru-RU"/>
-              </w:rPr>
-            </w:pPr>
-            <w:r>
-              <w:rPr>
-                <w:rFonts w:ascii="Times New Roman" w:hAnsi="Times New Roman"/>
-                <w:color w:val="000000"/>
-                <w:sz w:val="24"/>
-                <w:szCs w:val="24"/>
-              </w:rPr>
-              <w:t xml:space="preserve">Шеф повар</w:t>
-            </w:r>
-          </w:p>
-        </w:tc>
-        <w:tc>
-          <w:tcPr>
-            <w:tcW w:w="992" w:type="dxa"/>
-            <w:vMerge w:val="restart"/>
-            <w:tcMar>
-              <w:top w:w="15" w:type="dxa"/>
-              <w:left w:w="15" w:type="dxa"/>
-              <w:bottom w:w="15" w:type="dxa"/>
-              <w:right w:w="15" w:type="dxa"/>
-            </w:tcMar>
-            <w:vAlign w:val="center"/>
-          </w:tcPr>
-          <w:p>
-            <w:pPr>
-              <w:spacing w:after="0"/>
-              <w:jc w:val="center"/>
-              <w:rPr>
-                <w:rFonts w:ascii="Times New Roman" w:hAnsi="Times New Roman" w:cs="Times New Roman"/>
-                <w:lang w:val="kk-KZ"/>
-              </w:rPr>
-            </w:pPr>
-            <w:r>
-              <w:rPr>
-                <w:rFonts w:ascii="Times New Roman" w:hAnsi="Times New Roman" w:cs="Times New Roman"/>
-                <w:lang w:val="kk-KZ"/>
-              </w:rPr>
-              <w:t xml:space="preserve">1</w:t>
-            </w:r>
-          </w:p>
-        </w:tc>
-        <w:tc>
-          <w:tcPr>
-            <w:tcW w:w="1560" w:type="dxa"/>
-            <w:vMerge w:val="restart"/>
-            <w:tcMar>
-              <w:top w:w="15" w:type="dxa"/>
-              <w:left w:w="15" w:type="dxa"/>
-              <w:bottom w:w="15" w:type="dxa"/>
-              <w:right w:w="15" w:type="dxa"/>
-            </w:tcMar>
-            <w:vAlign w:val="center"/>
-          </w:tcPr>
-          <w:p>
-            <w:pPr>
-              <w:spacing w:after="0" w:line="240" w:lineRule="auto"/>
-              <w:jc w:val="center"/>
-              <w:rPr>
-                <w:rFonts w:ascii="Times New Roman" w:hAnsi="Times New Roman" w:cs="Times New Roman"/>
-                <w:lang w:val="ru-RU"/>
-              </w:rPr>
-            </w:pPr>
-            <w:r>
-              <w:rPr>
-                <w:rFonts w:ascii="Times New Roman" w:hAnsi="Times New Roman" w:cs="Times New Roman"/>
-                <w:lang w:val="ru-RU"/>
-              </w:rPr>
-              <w:t xml:space="preserve">Оборудование согласно перечня</w:t>
-            </w:r>
-          </w:p>
-        </w:tc>
-        <w:tc>
-          <w:tcPr>
-            <w:tcW w:w="1559" w:type="dxa"/>
-            <w:tcMar>
-              <w:top w:w="15" w:type="dxa"/>
-              <w:left w:w="15" w:type="dxa"/>
-              <w:bottom w:w="15" w:type="dxa"/>
-              <w:right w:w="15" w:type="dxa"/>
-            </w:tcMar>
-            <w:vAlign w:val="center"/>
-          </w:tcPr>
-          <w:p>
-            <w:pPr>
-              <w:spacing w:after="0"/>
-              <w:jc w:val="center"/>
-              <w:rPr>
-                <w:rFonts w:ascii="Times New Roman" w:hAnsi="Times New Roman" w:cs="Times New Roman"/>
-                <w:lang w:val="ru-RU"/>
-              </w:rPr>
-            </w:pPr>
-            <w:r>
-              <w:rPr>
-                <w:rFonts w:ascii="Times New Roman" w:hAnsi="Times New Roman" w:cs="Times New Roman"/>
-                <w:lang w:val="ru-RU"/>
-              </w:rPr>
-              <w:t xml:space="preserve">в наличии</w:t>
-            </w:r>
-          </w:p>
-        </w:tc>
-        <w:tc>
-          <w:tcPr>
-            <w:tcW w:w="1559" w:type="dxa"/>
-            <w:vMerge w:val="restart"/>
-            <w:tcMar>
-              <w:top w:w="15" w:type="dxa"/>
-              <w:left w:w="15" w:type="dxa"/>
-              <w:bottom w:w="15" w:type="dxa"/>
-              <w:right w:w="15" w:type="dxa"/>
-            </w:tcMar>
-            <w:vAlign w:val="center"/>
-          </w:tcPr>
-          <w:p>
-            <w:pPr>
-              <w:spacing w:after="0"/>
-              <w:jc w:val="center"/>
-              <w:rPr>
-                <w:rFonts w:ascii="Times New Roman" w:hAnsi="Times New Roman" w:cs="Times New Roman"/>
-                <w:lang w:val="ru-RU"/>
-              </w:rPr>
-            </w:pPr>
-            <w:r>
-              <w:rPr>
-                <w:rFonts w:ascii="Times New Roman" w:hAnsi="Times New Roman" w:cs="Times New Roman"/>
-                <w:lang w:val="ru-RU"/>
-              </w:rPr>
-              <w:t xml:space="preserve">соответствует</w:t>
-            </w:r>
-          </w:p>
-        </w:tc>
-        <w:tc>
-          <w:tcPr>
-            <w:tcW w:w="1139" w:type="dxa"/>
-            <w:vMerge w:val="restart"/>
-            <w:tcMar>
-              <w:top w:w="15" w:type="dxa"/>
-              <w:left w:w="15" w:type="dxa"/>
-              <w:bottom w:w="15" w:type="dxa"/>
-              <w:right w:w="15" w:type="dxa"/>
-            </w:tcMar>
-            <w:vAlign w:val="center"/>
-          </w:tcPr>
-          <w:p>
-            <w:pPr>
-              <w:spacing w:after="0"/>
-              <w:jc w:val="center"/>
-              <w:rPr>
-                <w:rFonts w:ascii="Times New Roman" w:hAnsi="Times New Roman" w:cs="Times New Roman"/>
-                <w:lang w:val="kk-KZ"/>
-              </w:rPr>
-            </w:pPr>
-            <w:r>
-              <w:rPr>
-                <w:rFonts w:ascii="Times New Roman" w:hAnsi="Times New Roman" w:cs="Times New Roman"/>
-                <w:lang w:val="kk-KZ"/>
-              </w:rPr>
-              <w:t xml:space="preserve">отсутствуют</w:t>
-            </w:r>
-          </w:p>
-        </w:tc>
-      </w:tr>
-      <w:tr>
-        <w:trPr>
-          <w:trHeight w:val="949"/>
-          <w:jc w:val="center"/>
-        </w:trPr>
-        <w:tc>
-          <w:tcPr>
-            <w:tcW w:w="1271" w:type="dxa"/>
-            <w:vMerge/>
-            <w:tcMar>
-              <w:top w:w="15" w:type="dxa"/>
-              <w:left w:w="15" w:type="dxa"/>
-              <w:bottom w:w="15" w:type="dxa"/>
-              <w:right w:w="15" w:type="dxa"/>
-            </w:tcMar>
-            <w:vAlign w:val="center"/>
-          </w:tcPr>
-          <w:p>
-            <w:pPr>
-              <w:spacing w:after="0"/>
-              <w:jc w:val="center"/>
-              <w:rPr>
-                <w:rFonts w:ascii="Times New Roman" w:hAnsi="Times New Roman" w:cs="Times New Roman"/>
-                <w:lang w:val="kk-KZ"/>
-              </w:rPr>
-            </w:pPr>
-          </w:p>
-        </w:tc>
-        <w:tc>
-          <w:tcPr>
-            <w:tcW w:w="1701" w:type="dxa"/>
-            <w:vMerge/>
-            <w:tcMar>
-              <w:top w:w="15" w:type="dxa"/>
-              <w:left w:w="15" w:type="dxa"/>
-              <w:bottom w:w="15" w:type="dxa"/>
-              <w:right w:w="15" w:type="dxa"/>
-            </w:tcMar>
-            <w:vAlign w:val="center"/>
-          </w:tcPr>
-          <w:p>
-            <w:pPr>
-              <w:spacing w:after="0" w:line="240" w:lineRule="auto"/>
-              <w:contextualSpacing/>
-              <w:jc w:val="center"/>
-              <w:rPr>
-                <w:rFonts w:ascii="Times New Roman" w:hAnsi="Times New Roman" w:cs="Times New Roman"/>
-                <w:lang w:val="kk-KZ"/>
-              </w:rPr>
-            </w:pPr>
-          </w:p>
-        </w:tc>
-        <w:tc>
-          <w:tcPr>
-            <w:tcW w:w="992" w:type="dxa"/>
-            <w:vMerge/>
-            <w:tcMar>
-              <w:top w:w="15" w:type="dxa"/>
-              <w:left w:w="15" w:type="dxa"/>
-              <w:bottom w:w="15" w:type="dxa"/>
-              <w:right w:w="15" w:type="dxa"/>
-            </w:tcMar>
-            <w:vAlign w:val="center"/>
-          </w:tcPr>
-          <w:p>
-            <w:pPr>
-              <w:spacing w:after="0"/>
-              <w:jc w:val="center"/>
-              <w:rPr>
-                <w:rFonts w:ascii="Times New Roman" w:hAnsi="Times New Roman" w:cs="Times New Roman"/>
-                <w:lang w:val="kk-KZ"/>
-              </w:rPr>
-            </w:pPr>
-          </w:p>
-        </w:tc>
-        <w:tc>
-          <w:tcPr>
-            <w:tcW w:w="1560" w:type="dxa"/>
-            <w:vMerge/>
-            <w:tcMar>
-              <w:top w:w="15" w:type="dxa"/>
-              <w:left w:w="15" w:type="dxa"/>
-              <w:bottom w:w="15" w:type="dxa"/>
-              <w:right w:w="15" w:type="dxa"/>
-            </w:tcMar>
-            <w:vAlign w:val="center"/>
-          </w:tcPr>
-          <w:p>
-            <w:pPr>
-              <w:spacing w:after="0" w:line="240" w:lineRule="auto"/>
-              <w:jc w:val="center"/>
-              <w:rPr>
-                <w:rFonts w:ascii="Times New Roman" w:hAnsi="Times New Roman" w:cs="Times New Roman"/>
-                <w:lang w:val="ru-RU"/>
-              </w:rPr>
-            </w:pPr>
-          </w:p>
-        </w:tc>
-        <w:tc>
-          <w:tcPr>
-            <w:tcW w:w="1559" w:type="dxa"/>
-            <w:tcMar>
-              <w:top w:w="15" w:type="dxa"/>
-              <w:left w:w="15" w:type="dxa"/>
-              <w:bottom w:w="15" w:type="dxa"/>
-              <w:right w:w="15" w:type="dxa"/>
-            </w:tcMar>
-            <w:vAlign w:val="center"/>
-          </w:tcPr>
-          <w:p>
-            <w:pPr>
-              <w:spacing w:after="0"/>
-              <w:jc w:val="center"/>
-              <w:rPr>
-                <w:rFonts w:ascii="Times New Roman" w:hAnsi="Times New Roman" w:cs="Times New Roman"/>
-                <w:lang w:val="ru-RU"/>
-              </w:rPr>
-            </w:pPr>
-            <w:r>
-              <w:rPr>
-                <w:rFonts w:ascii="Times New Roman" w:hAnsi="Times New Roman" w:cs="Times New Roman"/>
-                <w:lang w:val="ru-RU"/>
-              </w:rPr>
-              <w:t xml:space="preserve">соответствует стандартам</w:t>
-            </w:r>
-          </w:p>
-        </w:tc>
-        <w:tc>
-          <w:tcPr>
-            <w:tcW w:w="1559" w:type="dxa"/>
-            <w:vMerge/>
-            <w:tcMar>
-              <w:top w:w="15" w:type="dxa"/>
-              <w:left w:w="15" w:type="dxa"/>
-              <w:bottom w:w="15" w:type="dxa"/>
-              <w:right w:w="15" w:type="dxa"/>
-            </w:tcMar>
-            <w:vAlign w:val="center"/>
-          </w:tcPr>
-          <w:p>
-            <w:pPr>
-              <w:spacing w:after="0"/>
-              <w:jc w:val="center"/>
-              <w:rPr>
-                <w:rFonts w:ascii="Times New Roman" w:hAnsi="Times New Roman" w:cs="Times New Roman"/>
-                <w:lang w:val="ru-RU"/>
-              </w:rPr>
-            </w:pPr>
-          </w:p>
-        </w:tc>
-        <w:tc>
-          <w:tcPr>
-            <w:tcW w:w="1139" w:type="dxa"/>
-            <w:vMerge/>
-            <w:tcMar>
-              <w:top w:w="15" w:type="dxa"/>
-              <w:left w:w="15" w:type="dxa"/>
-              <w:bottom w:w="15" w:type="dxa"/>
-              <w:right w:w="15" w:type="dxa"/>
-            </w:tcMar>
-            <w:vAlign w:val="center"/>
-          </w:tcPr>
-          <w:p>
-            <w:pPr>
-              <w:spacing w:after="0"/>
-              <w:jc w:val="center"/>
-              <w:rPr>
-                <w:rFonts w:ascii="Times New Roman" w:hAnsi="Times New Roman" w:cs="Times New Roman"/>
-                <w:lang w:val="kk-KZ"/>
-              </w:rPr>
-            </w:pPr>
-          </w:p>
-        </w:tc>
-      </w:tr>
-      <w:tr>
-        <w:trPr>
-          <w:trHeight w:val="908"/>
-          <w:jc w:val="center"/>
-        </w:trPr>
-        <w:tc>
-          <w:tcPr>
-            <w:tcW w:w="1271" w:type="dxa"/>
-            <w:vMerge w:val="restart"/>
-            <w:tcMar>
-              <w:top w:w="15" w:type="dxa"/>
-              <w:left w:w="15" w:type="dxa"/>
-              <w:bottom w:w="15" w:type="dxa"/>
-              <w:right w:w="15" w:type="dxa"/>
-            </w:tcMar>
-            <w:vAlign w:val="center"/>
-          </w:tcPr>
-          <w:p>
-            <w:pPr>
-              <w:spacing w:after="0"/>
-              <w:jc w:val="center"/>
-              <w:rPr>
-                <w:rFonts w:ascii="Times New Roman" w:hAnsi="Times New Roman" w:cs="Times New Roman"/>
-                <w:lang w:val="ru-RU"/>
-              </w:rPr>
-            </w:pPr>
-            <w:r>
-              <w:rPr>
-                <w:rFonts w:ascii="Times New Roman" w:hAnsi="Times New Roman" w:cs="Times New Roman"/>
-                <w:lang w:val="ru-RU"/>
-              </w:rPr>
-              <w:t xml:space="preserve">01 002 031</w:t>
-            </w:r>
-          </w:p>
-        </w:tc>
-        <w:tc>
-          <w:tcPr>
-            <w:tcW w:w="1701" w:type="dxa"/>
-            <w:vMerge w:val="restart"/>
-            <w:tcMar>
-              <w:top w:w="15" w:type="dxa"/>
-              <w:left w:w="15" w:type="dxa"/>
-              <w:bottom w:w="15" w:type="dxa"/>
-              <w:right w:w="15" w:type="dxa"/>
-            </w:tcMar>
-            <w:vAlign w:val="center"/>
-          </w:tcPr>
-          <w:p>
-            <w:pPr>
-              <w:spacing w:after="0"/>
-              <w:jc w:val="center"/>
-              <w:rPr>
-                <w:rFonts w:ascii="Times New Roman" w:hAnsi="Times New Roman" w:cs="Times New Roman"/>
-                <w:lang w:val="ru-RU"/>
-              </w:rPr>
-            </w:pPr>
-            <w:r>
-              <w:rPr>
-                <w:rFonts w:ascii="Times New Roman" w:hAnsi="Times New Roman"/>
-                <w:color w:val="000000"/>
-                <w:sz w:val="24"/>
-                <w:szCs w:val="24"/>
-              </w:rPr>
-              <w:t xml:space="preserve">Посудомойщица</w:t>
-            </w:r>
-          </w:p>
-        </w:tc>
-        <w:tc>
-          <w:tcPr>
-            <w:tcW w:w="992" w:type="dxa"/>
-            <w:vMerge w:val="restart"/>
-            <w:tcMar>
-              <w:top w:w="15" w:type="dxa"/>
-              <w:left w:w="15" w:type="dxa"/>
-              <w:bottom w:w="15" w:type="dxa"/>
-              <w:right w:w="15" w:type="dxa"/>
-            </w:tcMar>
-            <w:vAlign w:val="center"/>
-          </w:tcPr>
-          <w:p>
-            <w:pPr>
-              <w:spacing w:after="0"/>
-              <w:jc w:val="center"/>
-              <w:rPr>
-                <w:rFonts w:ascii="Times New Roman" w:hAnsi="Times New Roman" w:cs="Times New Roman"/>
-                <w:lang w:val="kk-KZ"/>
-              </w:rPr>
-            </w:pPr>
-            <w:r>
-              <w:rPr>
-                <w:rFonts w:ascii="Times New Roman" w:hAnsi="Times New Roman" w:cs="Times New Roman"/>
-                <w:lang w:val="kk-KZ"/>
-              </w:rPr>
-              <w:t xml:space="preserve">1</w:t>
-            </w:r>
-          </w:p>
-        </w:tc>
-        <w:tc>
-          <w:tcPr>
-            <w:tcW w:w="1560" w:type="dxa"/>
-            <w:vMerge w:val="restart"/>
-            <w:tcMar>
-              <w:top w:w="15" w:type="dxa"/>
-              <w:left w:w="15" w:type="dxa"/>
-              <w:bottom w:w="15" w:type="dxa"/>
-              <w:right w:w="15" w:type="dxa"/>
-            </w:tcMar>
-            <w:vAlign w:val="center"/>
-          </w:tcPr>
-          <w:p>
-            <w:pPr>
-              <w:spacing w:after="0" w:line="240" w:lineRule="auto"/>
-              <w:jc w:val="center"/>
-              <w:rPr>
-                <w:rFonts w:ascii="Times New Roman" w:hAnsi="Times New Roman" w:cs="Times New Roman"/>
-                <w:lang w:val="ru-RU"/>
-              </w:rPr>
-            </w:pPr>
-            <w:r>
-              <w:rPr>
-                <w:rFonts w:ascii="Times New Roman" w:hAnsi="Times New Roman" w:cs="Times New Roman"/>
-                <w:lang w:val="ru-RU"/>
-              </w:rPr>
-              <w:t xml:space="preserve">Оборудование согласно перечня</w:t>
-            </w:r>
-          </w:p>
-        </w:tc>
-        <w:tc>
-          <w:tcPr>
-            <w:tcW w:w="1559" w:type="dxa"/>
-            <w:tcMar>
-              <w:top w:w="15" w:type="dxa"/>
-              <w:left w:w="15" w:type="dxa"/>
-              <w:bottom w:w="15" w:type="dxa"/>
-              <w:right w:w="15" w:type="dxa"/>
-            </w:tcMar>
-            <w:vAlign w:val="center"/>
-          </w:tcPr>
-          <w:p>
-            <w:pPr>
-              <w:spacing w:after="0"/>
-              <w:jc w:val="center"/>
-              <w:rPr>
-                <w:rFonts w:ascii="Times New Roman" w:hAnsi="Times New Roman" w:cs="Times New Roman"/>
-                <w:lang w:val="ru-RU"/>
-              </w:rPr>
-            </w:pPr>
-            <w:r>
-              <w:rPr>
-                <w:rFonts w:ascii="Times New Roman" w:hAnsi="Times New Roman" w:cs="Times New Roman"/>
-                <w:lang w:val="ru-RU"/>
-              </w:rPr>
-              <w:t xml:space="preserve">в наличии</w:t>
-            </w:r>
-          </w:p>
-        </w:tc>
-        <w:tc>
-          <w:tcPr>
-            <w:tcW w:w="1559" w:type="dxa"/>
-            <w:vMerge w:val="restart"/>
-            <w:tcMar>
-              <w:top w:w="15" w:type="dxa"/>
-              <w:left w:w="15" w:type="dxa"/>
-              <w:bottom w:w="15" w:type="dxa"/>
-              <w:right w:w="15" w:type="dxa"/>
-            </w:tcMar>
-            <w:vAlign w:val="center"/>
-          </w:tcPr>
-          <w:p>
-            <w:pPr>
-              <w:spacing w:after="0"/>
-              <w:jc w:val="center"/>
-              <w:rPr>
-                <w:rFonts w:ascii="Times New Roman" w:hAnsi="Times New Roman" w:cs="Times New Roman"/>
-                <w:lang w:val="ru-RU"/>
-              </w:rPr>
-            </w:pPr>
-            <w:r>
-              <w:rPr>
-                <w:rFonts w:ascii="Times New Roman" w:hAnsi="Times New Roman" w:cs="Times New Roman"/>
-                <w:lang w:val="ru-RU"/>
-              </w:rPr>
-              <w:t xml:space="preserve">соответствует</w:t>
-            </w:r>
-          </w:p>
-        </w:tc>
-        <w:tc>
-          <w:tcPr>
-            <w:tcW w:w="1139" w:type="dxa"/>
-            <w:vMerge w:val="restart"/>
-            <w:tcMar>
-              <w:top w:w="15" w:type="dxa"/>
-              <w:left w:w="15" w:type="dxa"/>
-              <w:bottom w:w="15" w:type="dxa"/>
-              <w:right w:w="15" w:type="dxa"/>
-            </w:tcMar>
-            <w:vAlign w:val="center"/>
-          </w:tcPr>
-          <w:p>
-            <w:pPr>
-              <w:spacing w:after="0"/>
-              <w:jc w:val="center"/>
-              <w:rPr>
-                <w:rFonts w:ascii="Times New Roman" w:hAnsi="Times New Roman" w:cs="Times New Roman"/>
-                <w:lang w:val="kk-KZ"/>
-              </w:rPr>
-            </w:pPr>
-            <w:r>
-              <w:rPr>
-                <w:rFonts w:ascii="Times New Roman" w:hAnsi="Times New Roman" w:cs="Times New Roman"/>
-                <w:lang w:val="kk-KZ"/>
-              </w:rPr>
-              <w:t xml:space="preserve">отсутствуют</w:t>
-            </w:r>
-          </w:p>
-        </w:tc>
-      </w:tr>
-      <w:tr>
-        <w:trPr>
-          <w:trHeight w:val="949"/>
-          <w:jc w:val="center"/>
-        </w:trPr>
-        <w:tc>
-          <w:tcPr>
-            <w:tcW w:w="1271" w:type="dxa"/>
-            <w:vMerge/>
-            <w:tcMar>
-              <w:top w:w="15" w:type="dxa"/>
-              <w:left w:w="15" w:type="dxa"/>
-              <w:bottom w:w="15" w:type="dxa"/>
-              <w:right w:w="15" w:type="dxa"/>
-            </w:tcMar>
-            <w:vAlign w:val="center"/>
-          </w:tcPr>
-          <w:p>
-            <w:pPr>
-              <w:spacing w:after="0"/>
-              <w:jc w:val="center"/>
-              <w:rPr>
-                <w:rFonts w:ascii="Times New Roman" w:hAnsi="Times New Roman" w:cs="Times New Roman"/>
-                <w:lang w:val="kk-KZ"/>
-              </w:rPr>
-            </w:pPr>
-          </w:p>
-        </w:tc>
-        <w:tc>
-          <w:tcPr>
-            <w:tcW w:w="1701" w:type="dxa"/>
-            <w:vMerge/>
-            <w:tcMar>
-              <w:top w:w="15" w:type="dxa"/>
-              <w:left w:w="15" w:type="dxa"/>
-              <w:bottom w:w="15" w:type="dxa"/>
-              <w:right w:w="15" w:type="dxa"/>
-            </w:tcMar>
-            <w:vAlign w:val="center"/>
-          </w:tcPr>
-          <w:p>
-            <w:pPr>
-              <w:spacing w:after="0" w:line="240" w:lineRule="auto"/>
-              <w:contextualSpacing/>
-              <w:jc w:val="center"/>
-              <w:rPr>
-                <w:rFonts w:ascii="Times New Roman" w:hAnsi="Times New Roman" w:cs="Times New Roman"/>
-                <w:lang w:val="kk-KZ"/>
-              </w:rPr>
-            </w:pPr>
-          </w:p>
-        </w:tc>
-        <w:tc>
-          <w:tcPr>
-            <w:tcW w:w="992" w:type="dxa"/>
-            <w:vMerge/>
-            <w:tcMar>
-              <w:top w:w="15" w:type="dxa"/>
-              <w:left w:w="15" w:type="dxa"/>
-              <w:bottom w:w="15" w:type="dxa"/>
-              <w:right w:w="15" w:type="dxa"/>
-            </w:tcMar>
-            <w:vAlign w:val="center"/>
-          </w:tcPr>
-          <w:p>
-            <w:pPr>
-              <w:spacing w:after="0"/>
-              <w:jc w:val="center"/>
-              <w:rPr>
-                <w:rFonts w:ascii="Times New Roman" w:hAnsi="Times New Roman" w:cs="Times New Roman"/>
-                <w:lang w:val="kk-KZ"/>
-              </w:rPr>
-            </w:pPr>
-          </w:p>
-        </w:tc>
-        <w:tc>
-          <w:tcPr>
-            <w:tcW w:w="1560" w:type="dxa"/>
-            <w:vMerge/>
-            <w:tcMar>
-              <w:top w:w="15" w:type="dxa"/>
-              <w:left w:w="15" w:type="dxa"/>
-              <w:bottom w:w="15" w:type="dxa"/>
-              <w:right w:w="15" w:type="dxa"/>
-            </w:tcMar>
-            <w:vAlign w:val="center"/>
-          </w:tcPr>
-          <w:p>
-            <w:pPr>
-              <w:spacing w:after="0" w:line="240" w:lineRule="auto"/>
-              <w:jc w:val="center"/>
-              <w:rPr>
-                <w:rFonts w:ascii="Times New Roman" w:hAnsi="Times New Roman" w:cs="Times New Roman"/>
-                <w:lang w:val="ru-RU"/>
-              </w:rPr>
-            </w:pPr>
-          </w:p>
-        </w:tc>
-        <w:tc>
-          <w:tcPr>
-            <w:tcW w:w="1559" w:type="dxa"/>
-            <w:tcMar>
-              <w:top w:w="15" w:type="dxa"/>
-              <w:left w:w="15" w:type="dxa"/>
-              <w:bottom w:w="15" w:type="dxa"/>
-              <w:right w:w="15" w:type="dxa"/>
-            </w:tcMar>
-            <w:vAlign w:val="center"/>
-          </w:tcPr>
-          <w:p>
-            <w:pPr>
-              <w:spacing w:after="0"/>
-              <w:jc w:val="center"/>
-              <w:rPr>
-                <w:rFonts w:ascii="Times New Roman" w:hAnsi="Times New Roman" w:cs="Times New Roman"/>
-                <w:lang w:val="ru-RU"/>
-              </w:rPr>
-            </w:pPr>
-            <w:r>
-              <w:rPr>
-                <w:rFonts w:ascii="Times New Roman" w:hAnsi="Times New Roman" w:cs="Times New Roman"/>
-                <w:lang w:val="ru-RU"/>
-              </w:rPr>
-              <w:t xml:space="preserve">соответствует стандартам</w:t>
-            </w:r>
-          </w:p>
-        </w:tc>
-        <w:tc>
-          <w:tcPr>
-            <w:tcW w:w="1559" w:type="dxa"/>
-            <w:vMerge/>
-            <w:tcMar>
-              <w:top w:w="15" w:type="dxa"/>
-              <w:left w:w="15" w:type="dxa"/>
-              <w:bottom w:w="15" w:type="dxa"/>
-              <w:right w:w="15" w:type="dxa"/>
-            </w:tcMar>
-            <w:vAlign w:val="center"/>
-          </w:tcPr>
-          <w:p>
-            <w:pPr>
-              <w:spacing w:after="0"/>
-              <w:jc w:val="center"/>
-              <w:rPr>
-                <w:rFonts w:ascii="Times New Roman" w:hAnsi="Times New Roman" w:cs="Times New Roman"/>
-                <w:lang w:val="ru-RU"/>
-              </w:rPr>
-            </w:pPr>
-          </w:p>
-        </w:tc>
-        <w:tc>
-          <w:tcPr>
-            <w:tcW w:w="1139" w:type="dxa"/>
-            <w:vMerge/>
-            <w:tcMar>
-              <w:top w:w="15" w:type="dxa"/>
-              <w:left w:w="15" w:type="dxa"/>
-              <w:bottom w:w="15" w:type="dxa"/>
-              <w:right w:w="15" w:type="dxa"/>
-            </w:tcMar>
-            <w:vAlign w:val="center"/>
-          </w:tcPr>
-          <w:p>
-            <w:pPr>
-              <w:spacing w:after="0"/>
-              <w:jc w:val="center"/>
-              <w:rPr>
-                <w:rFonts w:ascii="Times New Roman" w:hAnsi="Times New Roman" w:cs="Times New Roman"/>
-                <w:lang w:val="kk-KZ"/>
-              </w:rPr>
-            </w:pPr>
-          </w:p>
-        </w:tc>
-      </w:tr>
-      <w:tr>
-        <w:trPr>
-          <w:trHeight w:val="908"/>
-          <w:jc w:val="center"/>
-        </w:trPr>
-        <w:tc>
-          <w:tcPr>
-            <w:tcW w:w="1271" w:type="dxa"/>
-            <w:vMerge w:val="restart"/>
-            <w:tcMar>
-              <w:top w:w="15" w:type="dxa"/>
-              <w:left w:w="15" w:type="dxa"/>
-              <w:bottom w:w="15" w:type="dxa"/>
-              <w:right w:w="15" w:type="dxa"/>
-            </w:tcMar>
-            <w:vAlign w:val="center"/>
-          </w:tcPr>
-          <w:p>
-            <w:pPr>
-              <w:spacing w:after="0"/>
-              <w:jc w:val="center"/>
-              <w:rPr>
-                <w:rFonts w:ascii="Times New Roman" w:hAnsi="Times New Roman" w:cs="Times New Roman"/>
-                <w:lang w:val="ru-RU"/>
-              </w:rPr>
-            </w:pPr>
-            <w:r>
-              <w:rPr>
-                <w:rFonts w:ascii="Times New Roman" w:hAnsi="Times New Roman" w:cs="Times New Roman"/>
-                <w:lang w:val="ru-RU"/>
-              </w:rPr>
-              <w:t xml:space="preserve">01 002 032</w:t>
-            </w:r>
-          </w:p>
-        </w:tc>
-        <w:tc>
-          <w:tcPr>
-            <w:tcW w:w="1701" w:type="dxa"/>
-            <w:vMerge w:val="restart"/>
-            <w:tcMar>
-              <w:top w:w="15" w:type="dxa"/>
-              <w:left w:w="15" w:type="dxa"/>
-              <w:bottom w:w="15" w:type="dxa"/>
-              <w:right w:w="15" w:type="dxa"/>
-            </w:tcMar>
-            <w:vAlign w:val="center"/>
-          </w:tcPr>
-          <w:p>
-            <w:pPr>
-              <w:spacing w:after="0"/>
-              <w:jc w:val="center"/>
-              <w:rPr>
-                <w:rFonts w:ascii="Times New Roman" w:hAnsi="Times New Roman" w:cs="Times New Roman"/>
-                <w:lang w:val="ru-RU"/>
-              </w:rPr>
-            </w:pPr>
-            <w:r>
-              <w:rPr>
-                <w:rFonts w:ascii="Times New Roman" w:hAnsi="Times New Roman"/>
-                <w:color w:val="000000"/>
-                <w:sz w:val="24"/>
-                <w:szCs w:val="24"/>
-              </w:rPr>
-              <w:t xml:space="preserve">Прачка</w:t>
-            </w:r>
-          </w:p>
-        </w:tc>
-        <w:tc>
-          <w:tcPr>
-            <w:tcW w:w="992" w:type="dxa"/>
-            <w:vMerge w:val="restart"/>
-            <w:tcMar>
-              <w:top w:w="15" w:type="dxa"/>
-              <w:left w:w="15" w:type="dxa"/>
-              <w:bottom w:w="15" w:type="dxa"/>
-              <w:right w:w="15" w:type="dxa"/>
-            </w:tcMar>
-            <w:vAlign w:val="center"/>
-          </w:tcPr>
-          <w:p>
-            <w:pPr>
-              <w:spacing w:after="0"/>
-              <w:jc w:val="center"/>
-              <w:rPr>
-                <w:rFonts w:ascii="Times New Roman" w:hAnsi="Times New Roman" w:cs="Times New Roman"/>
-                <w:lang w:val="kk-KZ"/>
-              </w:rPr>
-            </w:pPr>
-            <w:r>
-              <w:rPr>
-                <w:rFonts w:ascii="Times New Roman" w:hAnsi="Times New Roman" w:cs="Times New Roman"/>
-                <w:lang w:val="kk-KZ"/>
-              </w:rPr>
-              <w:t xml:space="preserve">1</w:t>
-            </w:r>
-          </w:p>
-        </w:tc>
-        <w:tc>
-          <w:tcPr>
-            <w:tcW w:w="1560" w:type="dxa"/>
-            <w:vMerge w:val="restart"/>
-            <w:tcMar>
-              <w:top w:w="15" w:type="dxa"/>
-              <w:left w:w="15" w:type="dxa"/>
-              <w:bottom w:w="15" w:type="dxa"/>
-              <w:right w:w="15" w:type="dxa"/>
-            </w:tcMar>
-            <w:vAlign w:val="center"/>
-          </w:tcPr>
-          <w:p>
-            <w:pPr>
-              <w:spacing w:after="0" w:line="240" w:lineRule="auto"/>
-              <w:jc w:val="center"/>
-              <w:rPr>
-                <w:rFonts w:ascii="Times New Roman" w:hAnsi="Times New Roman" w:cs="Times New Roman"/>
-                <w:lang w:val="ru-RU"/>
-              </w:rPr>
-            </w:pPr>
-            <w:r>
-              <w:rPr>
-                <w:rFonts w:ascii="Times New Roman" w:hAnsi="Times New Roman" w:cs="Times New Roman"/>
-                <w:lang w:val="ru-RU"/>
-              </w:rPr>
-              <w:t xml:space="preserve">Оборудование согласно перечня</w:t>
-            </w:r>
-          </w:p>
-        </w:tc>
-        <w:tc>
-          <w:tcPr>
-            <w:tcW w:w="1559" w:type="dxa"/>
-            <w:tcMar>
-              <w:top w:w="15" w:type="dxa"/>
-              <w:left w:w="15" w:type="dxa"/>
-              <w:bottom w:w="15" w:type="dxa"/>
-              <w:right w:w="15" w:type="dxa"/>
-            </w:tcMar>
-            <w:vAlign w:val="center"/>
-          </w:tcPr>
-          <w:p>
-            <w:pPr>
-              <w:spacing w:after="0"/>
-              <w:jc w:val="center"/>
-              <w:rPr>
-                <w:rFonts w:ascii="Times New Roman" w:hAnsi="Times New Roman" w:cs="Times New Roman"/>
-                <w:lang w:val="ru-RU"/>
-              </w:rPr>
-            </w:pPr>
-            <w:r>
-              <w:rPr>
-                <w:rFonts w:ascii="Times New Roman" w:hAnsi="Times New Roman" w:cs="Times New Roman"/>
-                <w:lang w:val="ru-RU"/>
-              </w:rPr>
-              <w:t xml:space="preserve">в наличии</w:t>
-            </w:r>
-          </w:p>
-        </w:tc>
-        <w:tc>
-          <w:tcPr>
-            <w:tcW w:w="1559" w:type="dxa"/>
-            <w:vMerge w:val="restart"/>
-            <w:tcMar>
-              <w:top w:w="15" w:type="dxa"/>
-              <w:left w:w="15" w:type="dxa"/>
-              <w:bottom w:w="15" w:type="dxa"/>
-              <w:right w:w="15" w:type="dxa"/>
-            </w:tcMar>
-            <w:vAlign w:val="center"/>
-          </w:tcPr>
-          <w:p>
-            <w:pPr>
-              <w:spacing w:after="0"/>
-              <w:jc w:val="center"/>
-              <w:rPr>
-                <w:rFonts w:ascii="Times New Roman" w:hAnsi="Times New Roman" w:cs="Times New Roman"/>
-                <w:lang w:val="ru-RU"/>
-              </w:rPr>
-            </w:pPr>
-            <w:r>
-              <w:rPr>
-                <w:rFonts w:ascii="Times New Roman" w:hAnsi="Times New Roman" w:cs="Times New Roman"/>
-                <w:lang w:val="ru-RU"/>
-              </w:rPr>
-              <w:t xml:space="preserve">соответствует</w:t>
-            </w:r>
-          </w:p>
-        </w:tc>
-        <w:tc>
-          <w:tcPr>
-            <w:tcW w:w="1139" w:type="dxa"/>
-            <w:vMerge w:val="restart"/>
-            <w:tcMar>
-              <w:top w:w="15" w:type="dxa"/>
-              <w:left w:w="15" w:type="dxa"/>
-              <w:bottom w:w="15" w:type="dxa"/>
-              <w:right w:w="15" w:type="dxa"/>
-            </w:tcMar>
-            <w:vAlign w:val="center"/>
-          </w:tcPr>
-          <w:p>
-            <w:pPr>
-              <w:spacing w:after="0"/>
-              <w:jc w:val="center"/>
-              <w:rPr>
-                <w:rFonts w:ascii="Times New Roman" w:hAnsi="Times New Roman" w:cs="Times New Roman"/>
-                <w:lang w:val="kk-KZ"/>
-              </w:rPr>
-            </w:pPr>
-            <w:r>
-              <w:rPr>
-                <w:rFonts w:ascii="Times New Roman" w:hAnsi="Times New Roman" w:cs="Times New Roman"/>
-                <w:lang w:val="kk-KZ"/>
-              </w:rPr>
-              <w:t xml:space="preserve">отсутствуют</w:t>
-            </w:r>
-          </w:p>
-        </w:tc>
-      </w:tr>
-      <w:tr>
-        <w:trPr>
-          <w:trHeight w:val="949"/>
+          <w:trHeight w:val="608"/>
           <w:jc w:val="center"/>
         </w:trPr>
         <w:tc>
